--- a/Project Documents/4.Learnings & Reflections.docx
+++ b/Project Documents/4.Learnings & Reflections.docx
@@ -1,527 +1,1914 @@
 
 <file path=word/document.xml><?xml version="1.0" encoding="utf-8"?>
-<w:document xmlns:wpc="http://schemas.microsoft.com/office/word/2010/wordprocessingCanvas" xmlns:mc="http://schemas.openxmlformats.org/markup-compatibility/2006" xmlns:o="urn:schemas-microsoft-com:office:office" xmlns:r="http://schemas.openxmlformats.org/officeDocument/2006/relationships" xmlns:m="http://schemas.openxmlformats.org/officeDocument/2006/math" xmlns:v="urn:schemas-microsoft-com:vml" xmlns:wp14="http://schemas.microsoft.com/office/word/2010/wordprocessingDrawing" xmlns:wp="http://schemas.openxmlformats.org/drawingml/2006/wordprocessingDrawing" xmlns:w10="urn:schemas-microsoft-com:office:word" xmlns:w="http://schemas.openxmlformats.org/wordprocessingml/2006/main" xmlns:w14="http://schemas.microsoft.com/office/word/2010/wordml" xmlns:w15="http://schemas.microsoft.com/office/word/2012/wordml" xmlns:wpg="http://schemas.microsoft.com/office/word/2010/wordprocessingGroup" xmlns:wpi="http://schemas.microsoft.com/office/word/2010/wordprocessingInk" xmlns:wne="http://schemas.microsoft.com/office/word/2006/wordml" xmlns:wps="http://schemas.microsoft.com/office/word/2010/wordprocessingShape" xmlns:w16se="http://schemas.microsoft.com/office/word/2015/wordml/symex" xmlns:w16cid="http://schemas.microsoft.com/office/word/2016/wordml/cid" xmlns:w16="http://schemas.microsoft.com/office/word/2018/wordml" xmlns:w16cex="http://schemas.microsoft.com/office/word/2018/wordml/cex" xmlns:w16sdtdh="http://schemas.microsoft.com/office/word/2020/wordml/sdtdatahash" xmlns:w16sdtfl="http://schemas.microsoft.com/office/word/2024/wordml/sdtformatlock" mc:Ignorable="w14 w15 wp14 w16se w16cid w16 w16cex w16sdtdh w16sdtfl">
+<w:document xmlns:wpc="http://schemas.microsoft.com/office/word/2010/wordprocessingCanvas" xmlns:cx="http://schemas.microsoft.com/office/drawing/2014/chartex" xmlns:cx1="http://schemas.microsoft.com/office/drawing/2015/9/8/chartex" xmlns:cx2="http://schemas.microsoft.com/office/drawing/2015/10/21/chartex" xmlns:cx3="http://schemas.microsoft.com/office/drawing/2016/5/9/chartex" xmlns:cx4="http://schemas.microsoft.com/office/drawing/2016/5/10/chartex" xmlns:cx5="http://schemas.microsoft.com/office/drawing/2016/5/11/chartex" xmlns:cx6="http://schemas.microsoft.com/office/drawing/2016/5/12/chartex" xmlns:cx7="http://schemas.microsoft.com/office/drawing/2016/5/13/chartex" xmlns:cx8="http://schemas.microsoft.com/office/drawing/2016/5/14/chartex" xmlns:mc="http://schemas.openxmlformats.org/markup-compatibility/2006" xmlns:aink="http://schemas.microsoft.com/office/drawing/2016/ink" xmlns:am3d="http://schemas.microsoft.com/office/drawing/2017/model3d" xmlns:o="urn:schemas-microsoft-com:office:office" xmlns:oel="http://schemas.microsoft.com/office/2019/extlst" xmlns:r="http://schemas.openxmlformats.org/officeDocument/2006/relationships" xmlns:m="http://schemas.openxmlformats.org/officeDocument/2006/math" xmlns:v="urn:schemas-microsoft-com:vml" xmlns:wp14="http://schemas.microsoft.com/office/word/2010/wordprocessingDrawing" xmlns:wp="http://schemas.openxmlformats.org/drawingml/2006/wordprocessingDrawing" xmlns:w10="urn:schemas-microsoft-com:office:word" xmlns:w="http://schemas.openxmlformats.org/wordprocessingml/2006/main" xmlns:w14="http://schemas.microsoft.com/office/word/2010/wordml" xmlns:w15="http://schemas.microsoft.com/office/word/2012/wordml" xmlns:w16cex="http://schemas.microsoft.com/office/word/2018/wordml/cex" xmlns:w16cid="http://schemas.microsoft.com/office/word/2016/wordml/cid" xmlns:w16="http://schemas.microsoft.com/office/word/2018/wordml" xmlns:w16du="http://schemas.microsoft.com/office/word/2023/wordml/word16du" xmlns:w16sdtdh="http://schemas.microsoft.com/office/word/2020/wordml/sdtdatahash" xmlns:w16sdtfl="http://schemas.microsoft.com/office/word/2024/wordml/sdtformatlock" xmlns:w16se="http://schemas.microsoft.com/office/word/2015/wordml/symex" xmlns:wpg="http://schemas.microsoft.com/office/word/2010/wordprocessingGroup" xmlns:wpi="http://schemas.microsoft.com/office/word/2010/wordprocessingInk" xmlns:wne="http://schemas.microsoft.com/office/word/2006/wordml" xmlns:wps="http://schemas.microsoft.com/office/word/2010/wordprocessingShape" mc:Ignorable="w14 w15 w16se w16cid w16 w16cex w16sdtdh w16sdtfl w16du wp14">
   <w:body>
-    <w:p xmlns:wp14="http://schemas.microsoft.com/office/word/2010/wordml" wp14:paraId="221F2F2C" wp14:textId="7EF4F71E">
+    <w:p>
       <w:pPr>
         <w:pStyle w:val="Heading1"/>
-        <w:spacing w:before="322" w:beforeAutospacing="off" w:after="322" w:afterAutospacing="off"/>
-      </w:pPr>
-      <w:r>
-        <w:rPr>
-          <w:rFonts w:ascii="Aptos Display" w:hAnsi="Aptos Display" w:eastAsia="Aptos Display" w:cs="Aptos Display"/>
-          <w:b w:val="1"/>
-          <w:bCs w:val="1"/>
-          <w:noProof w:val="0"/>
+        <w:spacing w:before="322" w:after="322"/>
+      </w:pPr>
+      <w:r>
+        <w:rPr>
+          <w:rFonts w:ascii="Aptos Display" w:eastAsia="Aptos Display" w:hAnsi="Aptos Display" w:cs="Aptos Display"/>
+          <w:b/>
+          <w:bCs/>
           <w:sz w:val="48"/>
           <w:szCs w:val="48"/>
-          <w:lang w:val="en-US"/>
         </w:rPr>
         <w:t>Learnings &amp; Reflections Document</w:t>
       </w:r>
     </w:p>
-    <w:p xmlns:wp14="http://schemas.microsoft.com/office/word/2010/wordml" wp14:paraId="13231CAE" wp14:textId="0B934511">
+    <w:p>
       <w:pPr>
         <w:pStyle w:val="Heading3"/>
-        <w:spacing w:before="281" w:beforeAutospacing="off" w:after="281" w:afterAutospacing="off"/>
-      </w:pPr>
-      <w:r>
-        <w:rPr>
-          <w:rFonts w:ascii="Aptos Display" w:hAnsi="Aptos Display" w:eastAsia="Aptos Display" w:cs="Aptos Display"/>
-          <w:b w:val="1"/>
-          <w:bCs w:val="1"/>
-          <w:noProof w:val="0"/>
-          <w:sz w:val="28"/>
-          <w:szCs w:val="28"/>
-          <w:lang w:val="en-US"/>
+        <w:spacing w:before="281" w:after="281"/>
+      </w:pPr>
+      <w:r>
+        <w:rPr>
+          <w:rFonts w:ascii="Aptos Display" w:eastAsia="Aptos Display" w:hAnsi="Aptos Display" w:cs="Aptos Display"/>
+          <w:b/>
+          <w:bCs/>
         </w:rPr>
         <w:t>1. Team Reflection</w:t>
       </w:r>
     </w:p>
-    <w:p xmlns:wp14="http://schemas.microsoft.com/office/word/2010/wordml" wp14:paraId="5BB6E7F9" wp14:textId="3A4FC317">
+    <w:p>
+      <w:pPr>
+        <w:pStyle w:val="ListParagraph"/>
+        <w:numPr>
+          <w:ilvl w:val="0"/>
+          <w:numId w:val="4"/>
+        </w:numPr>
+        <w:spacing w:after="0"/>
+        <w:rPr>
+          <w:rFonts w:ascii="Aptos Display" w:eastAsia="Aptos Display" w:hAnsi="Aptos Display" w:cs="Aptos Display"/>
+          <w:i/>
+          <w:iCs/>
+          <w:color w:val="7F7F7F" w:themeColor="text1" w:themeTint="80"/>
+        </w:rPr>
+      </w:pPr>
+      <w:r>
+        <w:rPr>
+          <w:rFonts w:ascii="Aptos Display" w:eastAsia="Aptos Display" w:hAnsi="Aptos Display" w:cs="Aptos Display"/>
+          <w:i/>
+          <w:iCs/>
+          <w:color w:val="7F7F7F" w:themeColor="text1" w:themeTint="80"/>
+        </w:rPr>
+        <w:t xml:space="preserve">How did the team work together? </w:t>
+      </w:r>
+    </w:p>
+    <w:p>
+      <w:pPr>
+        <w:pStyle w:val="ListParagraph"/>
+        <w:spacing w:after="0"/>
+        <w:rPr>
+          <w:rFonts w:ascii="Aptos Display" w:eastAsia="Aptos Display" w:hAnsi="Aptos Display" w:cs="Aptos Display"/>
+          <w:i/>
+          <w:iCs/>
+          <w:color w:val="7F7F7F" w:themeColor="text1" w:themeTint="80"/>
+        </w:rPr>
+      </w:pPr>
+      <w:r>
+        <w:rPr>
+          <w:rFonts w:ascii="Aptos Display" w:eastAsia="Aptos Display" w:hAnsi="Aptos Display" w:cs="Aptos Display"/>
+          <w:i/>
+          <w:iCs/>
+          <w:color w:val="7F7F7F" w:themeColor="text1" w:themeTint="80"/>
+        </w:rPr>
+        <w:t>The team worked collaboratively by dividing responsibilities based on strengths while continuously supporting each other throughout the build process. Both members contributed to ideation and decision-making, while specific execution tasks were distributed for efficiency</w:t>
+      </w:r>
+    </w:p>
+    <w:p>
+      <w:pPr>
+        <w:pStyle w:val="ListParagraph"/>
+        <w:spacing w:after="0"/>
+        <w:rPr>
+          <w:rFonts w:ascii="Aptos Display" w:eastAsia="Aptos Display" w:hAnsi="Aptos Display" w:cs="Aptos Display"/>
+          <w:i/>
+          <w:iCs/>
+          <w:color w:val="7F7F7F" w:themeColor="text1" w:themeTint="80"/>
+        </w:rPr>
+      </w:pPr>
+    </w:p>
+    <w:p>
+      <w:pPr>
+        <w:pStyle w:val="ListParagraph"/>
+        <w:numPr>
+          <w:ilvl w:val="0"/>
+          <w:numId w:val="4"/>
+        </w:numPr>
+        <w:spacing w:after="0"/>
+        <w:rPr>
+          <w:rFonts w:ascii="Aptos Display" w:eastAsia="Aptos Display" w:hAnsi="Aptos Display" w:cs="Aptos Display"/>
+          <w:i/>
+          <w:iCs/>
+          <w:color w:val="7F7F7F" w:themeColor="text1" w:themeTint="80"/>
+        </w:rPr>
+      </w:pPr>
+      <w:r>
+        <w:rPr>
+          <w:rFonts w:ascii="Aptos Display" w:eastAsia="Aptos Display" w:hAnsi="Aptos Display" w:cs="Aptos Display"/>
+          <w:i/>
+          <w:iCs/>
+          <w:color w:val="7F7F7F" w:themeColor="text1" w:themeTint="80"/>
+        </w:rPr>
+        <w:t xml:space="preserve">What worked well? </w:t>
+      </w:r>
+    </w:p>
+    <w:p>
+      <w:pPr>
+        <w:pStyle w:val="ListParagraph"/>
+        <w:numPr>
+          <w:ilvl w:val="0"/>
+          <w:numId w:val="5"/>
+        </w:numPr>
+        <w:spacing w:after="0"/>
+        <w:rPr>
+          <w:rFonts w:ascii="Aptos Display" w:eastAsia="Aptos Display" w:hAnsi="Aptos Display" w:cs="Aptos Display"/>
+          <w:i/>
+          <w:iCs/>
+          <w:color w:val="7F7F7F" w:themeColor="text1" w:themeTint="80"/>
+        </w:rPr>
+      </w:pPr>
+      <w:r>
+        <w:rPr>
+          <w:rFonts w:ascii="Aptos Display" w:eastAsia="Aptos Display" w:hAnsi="Aptos Display" w:cs="Aptos Display"/>
+          <w:i/>
+          <w:iCs/>
+          <w:color w:val="7F7F7F" w:themeColor="text1" w:themeTint="80"/>
+        </w:rPr>
+        <w:t>Clear division of tasks increased productivity.</w:t>
+      </w:r>
+    </w:p>
+    <w:p>
+      <w:pPr>
+        <w:pStyle w:val="ListParagraph"/>
+        <w:numPr>
+          <w:ilvl w:val="0"/>
+          <w:numId w:val="5"/>
+        </w:numPr>
+        <w:spacing w:after="0"/>
+        <w:rPr>
+          <w:rFonts w:ascii="Aptos Display" w:eastAsia="Aptos Display" w:hAnsi="Aptos Display" w:cs="Aptos Display"/>
+          <w:i/>
+          <w:iCs/>
+          <w:color w:val="7F7F7F" w:themeColor="text1" w:themeTint="80"/>
+        </w:rPr>
+      </w:pPr>
+      <w:r>
+        <w:rPr>
+          <w:rFonts w:ascii="Aptos Display" w:eastAsia="Aptos Display" w:hAnsi="Aptos Display" w:cs="Aptos Display"/>
+          <w:i/>
+          <w:iCs/>
+          <w:color w:val="7F7F7F" w:themeColor="text1" w:themeTint="80"/>
+        </w:rPr>
+        <w:t>Combining design and technical skills created a balanced final product.</w:t>
+      </w:r>
+    </w:p>
+    <w:p>
+      <w:pPr>
+        <w:pStyle w:val="ListParagraph"/>
+        <w:numPr>
+          <w:ilvl w:val="0"/>
+          <w:numId w:val="5"/>
+        </w:numPr>
+        <w:spacing w:after="0"/>
+        <w:rPr>
+          <w:rFonts w:ascii="Aptos Display" w:eastAsia="Aptos Display" w:hAnsi="Aptos Display" w:cs="Aptos Display"/>
+          <w:i/>
+          <w:iCs/>
+          <w:color w:val="7F7F7F" w:themeColor="text1" w:themeTint="80"/>
+        </w:rPr>
+      </w:pPr>
+      <w:r>
+        <w:rPr>
+          <w:rFonts w:ascii="Aptos Display" w:eastAsia="Aptos Display" w:hAnsi="Aptos Display" w:cs="Aptos Display"/>
+          <w:i/>
+          <w:iCs/>
+          <w:color w:val="7F7F7F" w:themeColor="text1" w:themeTint="80"/>
+        </w:rPr>
+        <w:t>Frequent testing improved final functionality.</w:t>
+      </w:r>
+    </w:p>
+    <w:p>
+      <w:pPr>
+        <w:pStyle w:val="ListParagraph"/>
+        <w:spacing w:after="0"/>
+        <w:rPr>
+          <w:rFonts w:ascii="Aptos Display" w:eastAsia="Aptos Display" w:hAnsi="Aptos Display" w:cs="Aptos Display"/>
+          <w:i/>
+          <w:iCs/>
+          <w:color w:val="7F7F7F" w:themeColor="text1" w:themeTint="80"/>
+        </w:rPr>
+      </w:pPr>
+    </w:p>
+    <w:p>
+      <w:pPr>
+        <w:pStyle w:val="ListParagraph"/>
+        <w:numPr>
+          <w:ilvl w:val="0"/>
+          <w:numId w:val="4"/>
+        </w:numPr>
+        <w:spacing w:after="0"/>
+        <w:rPr>
+          <w:rFonts w:ascii="Aptos Display" w:eastAsia="Aptos Display" w:hAnsi="Aptos Display" w:cs="Aptos Display"/>
+          <w:i/>
+          <w:iCs/>
+          <w:color w:val="7F7F7F" w:themeColor="text1" w:themeTint="80"/>
+        </w:rPr>
+      </w:pPr>
+      <w:r>
+        <w:rPr>
+          <w:rFonts w:ascii="Aptos Display" w:eastAsia="Aptos Display" w:hAnsi="Aptos Display" w:cs="Aptos Display"/>
+          <w:i/>
+          <w:iCs/>
+          <w:color w:val="7F7F7F" w:themeColor="text1" w:themeTint="80"/>
+        </w:rPr>
+        <w:t xml:space="preserve">What could be improved? </w:t>
+      </w:r>
+    </w:p>
+    <w:p>
+      <w:pPr>
+        <w:pStyle w:val="ListParagraph"/>
+        <w:numPr>
+          <w:ilvl w:val="0"/>
+          <w:numId w:val="6"/>
+        </w:numPr>
+        <w:rPr>
+          <w:rFonts w:ascii="Aptos Display" w:eastAsia="Aptos Display" w:hAnsi="Aptos Display" w:cs="Aptos Display"/>
+          <w:i/>
+          <w:iCs/>
+          <w:color w:val="7F7F7F" w:themeColor="text1" w:themeTint="80"/>
+        </w:rPr>
+      </w:pPr>
+      <w:r>
+        <w:rPr>
+          <w:rFonts w:ascii="Aptos Display" w:eastAsia="Aptos Display" w:hAnsi="Aptos Display" w:cs="Aptos Display"/>
+          <w:i/>
+          <w:iCs/>
+          <w:color w:val="7F7F7F" w:themeColor="text1" w:themeTint="80"/>
+        </w:rPr>
+        <w:t xml:space="preserve">Better time management in early stages. </w:t>
+      </w:r>
+    </w:p>
+    <w:p>
+      <w:pPr>
+        <w:pStyle w:val="ListParagraph"/>
+        <w:numPr>
+          <w:ilvl w:val="0"/>
+          <w:numId w:val="6"/>
+        </w:numPr>
+        <w:rPr>
+          <w:rFonts w:ascii="Aptos Display" w:eastAsia="Aptos Display" w:hAnsi="Aptos Display" w:cs="Aptos Display"/>
+          <w:i/>
+          <w:iCs/>
+          <w:color w:val="7F7F7F" w:themeColor="text1" w:themeTint="80"/>
+        </w:rPr>
+      </w:pPr>
+      <w:r>
+        <w:rPr>
+          <w:rFonts w:ascii="Aptos Display" w:eastAsia="Aptos Display" w:hAnsi="Aptos Display" w:cs="Aptos Display"/>
+          <w:i/>
+          <w:iCs/>
+          <w:color w:val="7F7F7F" w:themeColor="text1" w:themeTint="80"/>
+        </w:rPr>
+        <w:t xml:space="preserve">Earlier hardware testing before final assembly. </w:t>
+      </w:r>
+    </w:p>
+    <w:p>
+      <w:pPr>
+        <w:pStyle w:val="ListParagraph"/>
+        <w:numPr>
+          <w:ilvl w:val="0"/>
+          <w:numId w:val="6"/>
+        </w:numPr>
+        <w:rPr>
+          <w:rFonts w:ascii="Aptos Display" w:eastAsia="Aptos Display" w:hAnsi="Aptos Display" w:cs="Aptos Display"/>
+          <w:i/>
+          <w:iCs/>
+          <w:color w:val="7F7F7F" w:themeColor="text1" w:themeTint="80"/>
+        </w:rPr>
+      </w:pPr>
+      <w:r>
+        <w:rPr>
+          <w:rFonts w:ascii="Aptos Display" w:eastAsia="Aptos Display" w:hAnsi="Aptos Display" w:cs="Aptos Display"/>
+          <w:i/>
+          <w:iCs/>
+          <w:color w:val="7F7F7F" w:themeColor="text1" w:themeTint="80"/>
+        </w:rPr>
+        <w:t xml:space="preserve">More structured documentation during the process. </w:t>
+      </w:r>
+    </w:p>
+    <w:p>
+      <w:pPr>
+        <w:pStyle w:val="ListParagraph"/>
+        <w:numPr>
+          <w:ilvl w:val="0"/>
+          <w:numId w:val="6"/>
+        </w:numPr>
+        <w:spacing w:after="0"/>
+        <w:rPr>
+          <w:rFonts w:ascii="Aptos Display" w:eastAsia="Aptos Display" w:hAnsi="Aptos Display" w:cs="Aptos Display"/>
+          <w:i/>
+          <w:iCs/>
+          <w:color w:val="7F7F7F" w:themeColor="text1" w:themeTint="80"/>
+        </w:rPr>
+      </w:pPr>
+      <w:r>
+        <w:rPr>
+          <w:rFonts w:ascii="Aptos Display" w:eastAsia="Aptos Display" w:hAnsi="Aptos Display" w:cs="Aptos Display"/>
+          <w:i/>
+          <w:iCs/>
+          <w:color w:val="7F7F7F" w:themeColor="text1" w:themeTint="80"/>
+        </w:rPr>
+        <w:t>Additional user testing before completion.</w:t>
+      </w:r>
+    </w:p>
+    <w:p>
+      <w:pPr>
+        <w:pStyle w:val="ListParagraph"/>
+        <w:spacing w:after="0"/>
+        <w:rPr>
+          <w:rFonts w:ascii="Aptos Display" w:eastAsia="Aptos Display" w:hAnsi="Aptos Display" w:cs="Aptos Display"/>
+          <w:i/>
+          <w:iCs/>
+          <w:color w:val="7F7F7F" w:themeColor="text1" w:themeTint="80"/>
+        </w:rPr>
+      </w:pPr>
+    </w:p>
+    <w:p/>
+    <w:p>
+      <w:pPr>
+        <w:pStyle w:val="Heading3"/>
+        <w:spacing w:before="281" w:after="281"/>
+      </w:pPr>
+      <w:r>
+        <w:rPr>
+          <w:rFonts w:ascii="Aptos Display" w:eastAsia="Aptos Display" w:hAnsi="Aptos Display" w:cs="Aptos Display"/>
+          <w:b/>
+          <w:bCs/>
+        </w:rPr>
+        <w:t>2. Technical Reflection</w:t>
+      </w:r>
+    </w:p>
+    <w:p>
+      <w:pPr>
+        <w:pStyle w:val="ListParagraph"/>
+        <w:numPr>
+          <w:ilvl w:val="0"/>
+          <w:numId w:val="3"/>
+        </w:numPr>
+        <w:spacing w:after="0"/>
+        <w:rPr>
+          <w:rFonts w:ascii="Aptos Display" w:eastAsia="Aptos Display" w:hAnsi="Aptos Display" w:cs="Aptos Display"/>
+          <w:i/>
+          <w:iCs/>
+          <w:color w:val="7F7F7F" w:themeColor="text1" w:themeTint="80"/>
+        </w:rPr>
+      </w:pPr>
+      <w:r>
+        <w:rPr>
+          <w:rFonts w:ascii="Aptos Display" w:eastAsia="Aptos Display" w:hAnsi="Aptos Display" w:cs="Aptos Display"/>
+          <w:i/>
+          <w:iCs/>
+          <w:color w:val="7F7F7F" w:themeColor="text1" w:themeTint="80"/>
+        </w:rPr>
+        <w:t xml:space="preserve">Key technical challenges </w:t>
+      </w:r>
+    </w:p>
+    <w:p>
+      <w:pPr>
+        <w:pStyle w:val="ListParagraph"/>
+        <w:numPr>
+          <w:ilvl w:val="0"/>
+          <w:numId w:val="7"/>
+        </w:numPr>
+        <w:spacing w:after="0"/>
+        <w:rPr>
+          <w:rFonts w:ascii="Aptos Display" w:eastAsia="Aptos Display" w:hAnsi="Aptos Display" w:cs="Aptos Display"/>
+          <w:i/>
+          <w:iCs/>
+          <w:color w:val="7F7F7F" w:themeColor="text1" w:themeTint="80"/>
+        </w:rPr>
+      </w:pPr>
+      <w:r>
+        <w:rPr>
+          <w:rFonts w:ascii="Aptos Display" w:eastAsia="Aptos Display" w:hAnsi="Aptos Display" w:cs="Aptos Display"/>
+          <w:i/>
+          <w:iCs/>
+          <w:color w:val="7F7F7F" w:themeColor="text1" w:themeTint="80"/>
+        </w:rPr>
+        <w:t>Aligning bowling pin sensors accurately.</w:t>
+      </w:r>
+    </w:p>
+    <w:p>
+      <w:pPr>
+        <w:pStyle w:val="ListParagraph"/>
+        <w:numPr>
+          <w:ilvl w:val="0"/>
+          <w:numId w:val="7"/>
+        </w:numPr>
+        <w:spacing w:after="0"/>
+        <w:rPr>
+          <w:rFonts w:ascii="Aptos Display" w:eastAsia="Aptos Display" w:hAnsi="Aptos Display" w:cs="Aptos Display"/>
+          <w:i/>
+          <w:iCs/>
+          <w:color w:val="7F7F7F" w:themeColor="text1" w:themeTint="80"/>
+        </w:rPr>
+      </w:pPr>
+      <w:r>
+        <w:rPr>
+          <w:rFonts w:ascii="Aptos Display" w:eastAsia="Aptos Display" w:hAnsi="Aptos Display" w:cs="Aptos Display"/>
+          <w:i/>
+          <w:iCs/>
+          <w:color w:val="7F7F7F" w:themeColor="text1" w:themeTint="80"/>
+        </w:rPr>
+        <w:t>Servo motor calibration for smooth reset movement.</w:t>
+      </w:r>
+    </w:p>
+    <w:p>
+      <w:pPr>
+        <w:pStyle w:val="ListParagraph"/>
+        <w:numPr>
+          <w:ilvl w:val="0"/>
+          <w:numId w:val="7"/>
+        </w:numPr>
+        <w:spacing w:after="0"/>
+        <w:rPr>
+          <w:rFonts w:ascii="Aptos Display" w:eastAsia="Aptos Display" w:hAnsi="Aptos Display" w:cs="Aptos Display"/>
+          <w:i/>
+          <w:iCs/>
+          <w:color w:val="7F7F7F" w:themeColor="text1" w:themeTint="80"/>
+        </w:rPr>
+      </w:pPr>
+      <w:r>
+        <w:rPr>
+          <w:rFonts w:ascii="Aptos Display" w:eastAsia="Aptos Display" w:hAnsi="Aptos Display" w:cs="Aptos Display"/>
+          <w:i/>
+          <w:iCs/>
+          <w:color w:val="7F7F7F" w:themeColor="text1" w:themeTint="80"/>
+        </w:rPr>
+        <w:t>Managing multiple components simultaneously using the ESP32.</w:t>
+      </w:r>
+    </w:p>
+    <w:p>
+      <w:pPr>
+        <w:pStyle w:val="ListParagraph"/>
+        <w:numPr>
+          <w:ilvl w:val="0"/>
+          <w:numId w:val="7"/>
+        </w:numPr>
+        <w:spacing w:after="0"/>
+        <w:rPr>
+          <w:rFonts w:ascii="Aptos Display" w:eastAsia="Aptos Display" w:hAnsi="Aptos Display" w:cs="Aptos Display"/>
+          <w:i/>
+          <w:iCs/>
+          <w:color w:val="7F7F7F" w:themeColor="text1" w:themeTint="80"/>
+        </w:rPr>
+      </w:pPr>
+      <w:r>
+        <w:rPr>
+          <w:rFonts w:ascii="Aptos Display" w:eastAsia="Aptos Display" w:hAnsi="Aptos Display" w:cs="Aptos Display"/>
+          <w:i/>
+          <w:iCs/>
+          <w:color w:val="7F7F7F" w:themeColor="text1" w:themeTint="80"/>
+        </w:rPr>
+        <w:t>Preventing unstable wiring connections.</w:t>
+      </w:r>
+    </w:p>
+    <w:p>
+      <w:pPr>
+        <w:pStyle w:val="ListParagraph"/>
+        <w:numPr>
+          <w:ilvl w:val="0"/>
+          <w:numId w:val="7"/>
+        </w:numPr>
+        <w:spacing w:after="0"/>
+        <w:rPr>
+          <w:rFonts w:ascii="Aptos Display" w:eastAsia="Aptos Display" w:hAnsi="Aptos Display" w:cs="Aptos Display"/>
+          <w:i/>
+          <w:iCs/>
+          <w:color w:val="7F7F7F" w:themeColor="text1" w:themeTint="80"/>
+        </w:rPr>
+      </w:pPr>
+      <w:r>
+        <w:rPr>
+          <w:rFonts w:ascii="Aptos Display" w:eastAsia="Aptos Display" w:hAnsi="Aptos Display" w:cs="Aptos Display"/>
+          <w:i/>
+          <w:iCs/>
+          <w:color w:val="7F7F7F" w:themeColor="text1" w:themeTint="80"/>
+        </w:rPr>
+        <w:t>Ensuring score updates matched real pin falls.</w:t>
+      </w:r>
+    </w:p>
+    <w:p>
+      <w:pPr>
+        <w:spacing w:after="0"/>
+        <w:ind w:left="1080"/>
+        <w:rPr>
+          <w:rFonts w:ascii="Aptos Display" w:eastAsia="Aptos Display" w:hAnsi="Aptos Display" w:cs="Aptos Display"/>
+          <w:i/>
+          <w:iCs/>
+          <w:color w:val="7F7F7F" w:themeColor="text1" w:themeTint="80"/>
+        </w:rPr>
+      </w:pPr>
+    </w:p>
+    <w:p>
+      <w:pPr>
+        <w:pStyle w:val="ListParagraph"/>
+        <w:numPr>
+          <w:ilvl w:val="0"/>
+          <w:numId w:val="3"/>
+        </w:numPr>
+        <w:spacing w:after="0"/>
+        <w:rPr>
+          <w:rFonts w:ascii="Aptos Display" w:eastAsia="Aptos Display" w:hAnsi="Aptos Display" w:cs="Aptos Display"/>
+          <w:i/>
+          <w:iCs/>
+          <w:color w:val="7F7F7F" w:themeColor="text1" w:themeTint="80"/>
+        </w:rPr>
+      </w:pPr>
+      <w:r>
+        <w:rPr>
+          <w:rFonts w:ascii="Aptos Display" w:eastAsia="Aptos Display" w:hAnsi="Aptos Display" w:cs="Aptos Display"/>
+          <w:i/>
+          <w:iCs/>
+          <w:color w:val="7F7F7F" w:themeColor="text1" w:themeTint="80"/>
+        </w:rPr>
+        <w:t xml:space="preserve">What did you learn (hardware/software)? </w:t>
+      </w:r>
+    </w:p>
+    <w:p>
+      <w:pPr>
+        <w:pStyle w:val="ListParagraph"/>
+        <w:numPr>
+          <w:ilvl w:val="0"/>
+          <w:numId w:val="8"/>
+        </w:numPr>
+        <w:spacing w:after="0"/>
+        <w:rPr>
+          <w:rFonts w:ascii="Aptos Display" w:eastAsia="Aptos Display" w:hAnsi="Aptos Display" w:cs="Aptos Display"/>
+          <w:i/>
+          <w:iCs/>
+          <w:color w:val="7F7F7F" w:themeColor="text1" w:themeTint="80"/>
+        </w:rPr>
+      </w:pPr>
+      <w:r>
+        <w:rPr>
+          <w:rFonts w:ascii="Aptos Display" w:eastAsia="Aptos Display" w:hAnsi="Aptos Display" w:cs="Aptos Display"/>
+          <w:i/>
+          <w:iCs/>
+          <w:color w:val="7F7F7F" w:themeColor="text1" w:themeTint="80"/>
+        </w:rPr>
+        <w:t>Wiring OLED, LEDs, sensors, and servo motors together.</w:t>
+      </w:r>
+    </w:p>
+    <w:p>
+      <w:pPr>
+        <w:pStyle w:val="ListParagraph"/>
+        <w:numPr>
+          <w:ilvl w:val="0"/>
+          <w:numId w:val="8"/>
+        </w:numPr>
+        <w:spacing w:after="0"/>
+        <w:rPr>
+          <w:rFonts w:ascii="Aptos Display" w:eastAsia="Aptos Display" w:hAnsi="Aptos Display" w:cs="Aptos Display"/>
+          <w:i/>
+          <w:iCs/>
+          <w:color w:val="7F7F7F" w:themeColor="text1" w:themeTint="80"/>
+        </w:rPr>
+      </w:pPr>
+      <w:r>
+        <w:rPr>
+          <w:rFonts w:ascii="Aptos Display" w:eastAsia="Aptos Display" w:hAnsi="Aptos Display" w:cs="Aptos Display"/>
+          <w:i/>
+          <w:iCs/>
+          <w:color w:val="7F7F7F" w:themeColor="text1" w:themeTint="80"/>
+        </w:rPr>
+        <w:t>Importance of stable power distribution.</w:t>
+      </w:r>
+    </w:p>
+    <w:p>
+      <w:pPr>
+        <w:pStyle w:val="ListParagraph"/>
+        <w:numPr>
+          <w:ilvl w:val="0"/>
+          <w:numId w:val="8"/>
+        </w:numPr>
+        <w:spacing w:after="0"/>
+        <w:rPr>
+          <w:rFonts w:ascii="Aptos Display" w:eastAsia="Aptos Display" w:hAnsi="Aptos Display" w:cs="Aptos Display"/>
+          <w:i/>
+          <w:iCs/>
+          <w:color w:val="7F7F7F" w:themeColor="text1" w:themeTint="80"/>
+        </w:rPr>
+      </w:pPr>
+      <w:r>
+        <w:rPr>
+          <w:rFonts w:ascii="Aptos Display" w:eastAsia="Aptos Display" w:hAnsi="Aptos Display" w:cs="Aptos Display"/>
+          <w:i/>
+          <w:iCs/>
+          <w:color w:val="7F7F7F" w:themeColor="text1" w:themeTint="80"/>
+        </w:rPr>
+        <w:t>Mechanical movement testing and calibration.</w:t>
+      </w:r>
+    </w:p>
+    <w:p>
+      <w:pPr>
+        <w:pStyle w:val="ListParagraph"/>
+        <w:numPr>
+          <w:ilvl w:val="0"/>
+          <w:numId w:val="3"/>
+        </w:numPr>
+        <w:spacing w:after="0"/>
+        <w:rPr>
+          <w:rFonts w:ascii="Aptos Display" w:eastAsia="Aptos Display" w:hAnsi="Aptos Display" w:cs="Aptos Display"/>
+          <w:i/>
+          <w:iCs/>
+          <w:color w:val="7F7F7F" w:themeColor="text1" w:themeTint="80"/>
+        </w:rPr>
+      </w:pPr>
+      <w:r>
+        <w:rPr>
+          <w:rFonts w:ascii="Aptos Display" w:eastAsia="Aptos Display" w:hAnsi="Aptos Display" w:cs="Aptos Display"/>
+          <w:i/>
+          <w:iCs/>
+          <w:color w:val="7F7F7F" w:themeColor="text1" w:themeTint="80"/>
+        </w:rPr>
+        <w:lastRenderedPageBreak/>
+        <w:t xml:space="preserve">Mistakes &amp; debugging experiences </w:t>
+      </w:r>
+    </w:p>
+    <w:p>
+      <w:pPr>
+        <w:pStyle w:val="ListParagraph"/>
+        <w:numPr>
+          <w:ilvl w:val="0"/>
+          <w:numId w:val="9"/>
+        </w:numPr>
+        <w:spacing w:after="0"/>
+        <w:rPr>
+          <w:rFonts w:ascii="Aptos Display" w:eastAsia="Aptos Display" w:hAnsi="Aptos Display" w:cs="Aptos Display"/>
+          <w:i/>
+          <w:iCs/>
+          <w:color w:val="7F7F7F" w:themeColor="text1" w:themeTint="80"/>
+        </w:rPr>
+      </w:pPr>
+      <w:r>
+        <w:rPr>
+          <w:rFonts w:ascii="Aptos Display" w:eastAsia="Aptos Display" w:hAnsi="Aptos Display" w:cs="Aptos Display"/>
+          <w:i/>
+          <w:iCs/>
+          <w:color w:val="7F7F7F" w:themeColor="text1" w:themeTint="80"/>
+        </w:rPr>
+        <w:t>Incorrect pin mappings caused input errors initially.</w:t>
+      </w:r>
+    </w:p>
+    <w:p>
+      <w:pPr>
+        <w:pStyle w:val="ListParagraph"/>
+        <w:numPr>
+          <w:ilvl w:val="0"/>
+          <w:numId w:val="9"/>
+        </w:numPr>
+        <w:spacing w:after="0"/>
+        <w:rPr>
+          <w:rFonts w:ascii="Aptos Display" w:eastAsia="Aptos Display" w:hAnsi="Aptos Display" w:cs="Aptos Display"/>
+          <w:i/>
+          <w:iCs/>
+          <w:color w:val="7F7F7F" w:themeColor="text1" w:themeTint="80"/>
+        </w:rPr>
+      </w:pPr>
+      <w:r>
+        <w:rPr>
+          <w:rFonts w:ascii="Aptos Display" w:eastAsia="Aptos Display" w:hAnsi="Aptos Display" w:cs="Aptos Display"/>
+          <w:i/>
+          <w:iCs/>
+          <w:color w:val="7F7F7F" w:themeColor="text1" w:themeTint="80"/>
+        </w:rPr>
+        <w:t>Score increased repeatedly due to loop logic.</w:t>
+      </w:r>
+    </w:p>
+    <w:p>
+      <w:pPr>
+        <w:pStyle w:val="ListParagraph"/>
+        <w:numPr>
+          <w:ilvl w:val="0"/>
+          <w:numId w:val="9"/>
+        </w:numPr>
+        <w:spacing w:after="0"/>
+        <w:rPr>
+          <w:rFonts w:ascii="Aptos Display" w:eastAsia="Aptos Display" w:hAnsi="Aptos Display" w:cs="Aptos Display"/>
+          <w:i/>
+          <w:iCs/>
+          <w:color w:val="7F7F7F" w:themeColor="text1" w:themeTint="80"/>
+        </w:rPr>
+      </w:pPr>
+      <w:r>
+        <w:rPr>
+          <w:rFonts w:ascii="Aptos Display" w:eastAsia="Aptos Display" w:hAnsi="Aptos Display" w:cs="Aptos Display"/>
+          <w:i/>
+          <w:iCs/>
+          <w:color w:val="7F7F7F" w:themeColor="text1" w:themeTint="80"/>
+        </w:rPr>
+        <w:t>Servo angle needed multiple trials to avoid jamming.</w:t>
+      </w:r>
+    </w:p>
+    <w:p>
+      <w:pPr>
+        <w:pStyle w:val="ListParagraph"/>
+        <w:numPr>
+          <w:ilvl w:val="0"/>
+          <w:numId w:val="9"/>
+        </w:numPr>
+        <w:spacing w:after="0"/>
+        <w:rPr>
+          <w:rFonts w:ascii="Aptos Display" w:eastAsia="Aptos Display" w:hAnsi="Aptos Display" w:cs="Aptos Display"/>
+          <w:i/>
+          <w:iCs/>
+          <w:color w:val="7F7F7F" w:themeColor="text1" w:themeTint="80"/>
+        </w:rPr>
+      </w:pPr>
+      <w:r>
+        <w:rPr>
+          <w:rFonts w:ascii="Aptos Display" w:eastAsia="Aptos Display" w:hAnsi="Aptos Display" w:cs="Aptos Display"/>
+          <w:i/>
+          <w:iCs/>
+          <w:color w:val="7F7F7F" w:themeColor="text1" w:themeTint="80"/>
+        </w:rPr>
+        <w:t>OLED communication issues required I2C rechecking</w:t>
+      </w:r>
+    </w:p>
+    <w:p>
+      <w:pPr>
+        <w:pStyle w:val="ListParagraph"/>
+        <w:numPr>
+          <w:ilvl w:val="0"/>
+          <w:numId w:val="9"/>
+        </w:numPr>
+        <w:spacing w:after="0"/>
+        <w:rPr>
+          <w:rFonts w:ascii="Aptos Display" w:eastAsia="Aptos Display" w:hAnsi="Aptos Display" w:cs="Aptos Display"/>
+          <w:i/>
+          <w:iCs/>
+          <w:color w:val="7F7F7F" w:themeColor="text1" w:themeTint="80"/>
+        </w:rPr>
+      </w:pPr>
+      <w:r>
+        <w:rPr>
+          <w:rFonts w:ascii="Aptos Display" w:eastAsia="Aptos Display" w:hAnsi="Aptos Display" w:cs="Aptos Display"/>
+          <w:i/>
+          <w:iCs/>
+          <w:color w:val="7F7F7F" w:themeColor="text1" w:themeTint="80"/>
+        </w:rPr>
+        <w:t xml:space="preserve">Servo Position in the physical model caused problems and could’ve been better treated. </w:t>
+      </w:r>
+    </w:p>
+    <w:p>
+      <w:pPr>
+        <w:pStyle w:val="Heading3"/>
+        <w:spacing w:before="281" w:after="281"/>
+      </w:pPr>
+      <w:r>
+        <w:rPr>
+          <w:rFonts w:ascii="Aptos Display" w:eastAsia="Aptos Display" w:hAnsi="Aptos Display" w:cs="Aptos Display"/>
+          <w:b/>
+          <w:bCs/>
+        </w:rPr>
+        <w:t>3. Design Reflection</w:t>
+      </w:r>
+    </w:p>
+    <w:p>
+      <w:pPr>
+        <w:pStyle w:val="ListParagraph"/>
+        <w:numPr>
+          <w:ilvl w:val="0"/>
+          <w:numId w:val="2"/>
+        </w:numPr>
+        <w:spacing w:after="0"/>
+        <w:rPr>
+          <w:rFonts w:ascii="Aptos Display" w:eastAsia="Aptos Display" w:hAnsi="Aptos Display" w:cs="Aptos Display"/>
+          <w:i/>
+          <w:iCs/>
+          <w:color w:val="7F7F7F" w:themeColor="text1" w:themeTint="80"/>
+        </w:rPr>
+      </w:pPr>
+      <w:r>
+        <w:rPr>
+          <w:rFonts w:ascii="Aptos Display" w:eastAsia="Aptos Display" w:hAnsi="Aptos Display" w:cs="Aptos Display"/>
+          <w:i/>
+          <w:iCs/>
+          <w:color w:val="7F7F7F" w:themeColor="text1" w:themeTint="80"/>
+        </w:rPr>
+        <w:t xml:space="preserve">Did the experience match your intention? </w:t>
+      </w:r>
+    </w:p>
+    <w:p>
+      <w:pPr>
+        <w:pStyle w:val="ListParagraph"/>
+        <w:spacing w:after="0"/>
+        <w:rPr>
+          <w:rFonts w:ascii="Aptos Display" w:eastAsia="Aptos Display" w:hAnsi="Aptos Display" w:cs="Aptos Display"/>
+          <w:i/>
+          <w:iCs/>
+          <w:color w:val="7F7F7F" w:themeColor="text1" w:themeTint="80"/>
+        </w:rPr>
+      </w:pPr>
+      <w:r>
+        <w:rPr>
+          <w:rFonts w:ascii="Aptos Display" w:eastAsia="Aptos Display" w:hAnsi="Aptos Display" w:cs="Aptos Display"/>
+          <w:i/>
+          <w:iCs/>
+          <w:color w:val="7F7F7F" w:themeColor="text1" w:themeTint="80"/>
+        </w:rPr>
+        <w:t>Yes, the final project successfully created a playful, arcade-like mini bowling experience with interactive feedback. Users could understand the system easily and enjoyed the scoring + light responses.</w:t>
+      </w:r>
+    </w:p>
+    <w:p>
+      <w:pPr>
+        <w:pStyle w:val="ListParagraph"/>
+        <w:spacing w:after="0"/>
+        <w:rPr>
+          <w:rFonts w:ascii="Aptos Display" w:eastAsia="Aptos Display" w:hAnsi="Aptos Display" w:cs="Aptos Display"/>
+          <w:i/>
+          <w:iCs/>
+          <w:color w:val="7F7F7F" w:themeColor="text1" w:themeTint="80"/>
+        </w:rPr>
+      </w:pPr>
+    </w:p>
+    <w:p>
+      <w:pPr>
+        <w:pStyle w:val="ListParagraph"/>
+        <w:numPr>
+          <w:ilvl w:val="0"/>
+          <w:numId w:val="2"/>
+        </w:numPr>
+        <w:spacing w:after="0"/>
+        <w:rPr>
+          <w:rFonts w:ascii="Aptos Display" w:eastAsia="Aptos Display" w:hAnsi="Aptos Display" w:cs="Aptos Display"/>
+          <w:i/>
+          <w:iCs/>
+          <w:color w:val="7F7F7F" w:themeColor="text1" w:themeTint="80"/>
+        </w:rPr>
+      </w:pPr>
+      <w:r>
+        <w:rPr>
+          <w:rFonts w:ascii="Aptos Display" w:eastAsia="Aptos Display" w:hAnsi="Aptos Display" w:cs="Aptos Display"/>
+          <w:i/>
+          <w:iCs/>
+          <w:color w:val="7F7F7F" w:themeColor="text1" w:themeTint="80"/>
+        </w:rPr>
+        <w:t xml:space="preserve">What would you improve? </w:t>
+      </w:r>
+    </w:p>
+    <w:p>
+      <w:pPr>
+        <w:pStyle w:val="ListParagraph"/>
+        <w:numPr>
+          <w:ilvl w:val="0"/>
+          <w:numId w:val="10"/>
+        </w:numPr>
+        <w:spacing w:after="0"/>
+        <w:rPr>
+          <w:rFonts w:ascii="Aptos Display" w:eastAsia="Aptos Display" w:hAnsi="Aptos Display" w:cs="Aptos Display"/>
+          <w:i/>
+          <w:iCs/>
+          <w:color w:val="7F7F7F" w:themeColor="text1" w:themeTint="80"/>
+        </w:rPr>
+      </w:pPr>
+      <w:r>
+        <w:rPr>
+          <w:rFonts w:ascii="Aptos Display" w:eastAsia="Aptos Display" w:hAnsi="Aptos Display" w:cs="Aptos Display"/>
+          <w:i/>
+          <w:iCs/>
+          <w:color w:val="7F7F7F" w:themeColor="text1" w:themeTint="80"/>
+        </w:rPr>
+        <w:t>Stronger and cleaner physical finishing.</w:t>
+      </w:r>
+    </w:p>
+    <w:p>
+      <w:pPr>
+        <w:pStyle w:val="ListParagraph"/>
+        <w:numPr>
+          <w:ilvl w:val="0"/>
+          <w:numId w:val="10"/>
+        </w:numPr>
+        <w:spacing w:after="0"/>
+        <w:rPr>
+          <w:rFonts w:ascii="Aptos Display" w:eastAsia="Aptos Display" w:hAnsi="Aptos Display" w:cs="Aptos Display"/>
+          <w:i/>
+          <w:iCs/>
+          <w:color w:val="7F7F7F" w:themeColor="text1" w:themeTint="80"/>
+        </w:rPr>
+      </w:pPr>
+      <w:r>
+        <w:rPr>
+          <w:rFonts w:ascii="Aptos Display" w:eastAsia="Aptos Display" w:hAnsi="Aptos Display" w:cs="Aptos Display"/>
+          <w:i/>
+          <w:iCs/>
+          <w:color w:val="7F7F7F" w:themeColor="text1" w:themeTint="80"/>
+        </w:rPr>
+        <w:t>More accurate automatic pin reset system.</w:t>
+      </w:r>
+    </w:p>
+    <w:p>
+      <w:pPr>
+        <w:pStyle w:val="ListParagraph"/>
+        <w:numPr>
+          <w:ilvl w:val="0"/>
+          <w:numId w:val="10"/>
+        </w:numPr>
+        <w:spacing w:after="0"/>
+        <w:rPr>
+          <w:rFonts w:ascii="Aptos Display" w:eastAsia="Aptos Display" w:hAnsi="Aptos Display" w:cs="Aptos Display"/>
+          <w:i/>
+          <w:iCs/>
+          <w:color w:val="7F7F7F" w:themeColor="text1" w:themeTint="80"/>
+        </w:rPr>
+      </w:pPr>
+      <w:r>
+        <w:rPr>
+          <w:rFonts w:ascii="Aptos Display" w:eastAsia="Aptos Display" w:hAnsi="Aptos Display" w:cs="Aptos Display"/>
+          <w:i/>
+          <w:iCs/>
+          <w:color w:val="7F7F7F" w:themeColor="text1" w:themeTint="80"/>
+        </w:rPr>
+        <w:t>Better gutter lane design.</w:t>
+      </w:r>
+    </w:p>
+    <w:p>
+      <w:pPr>
+        <w:pStyle w:val="ListParagraph"/>
+        <w:numPr>
+          <w:ilvl w:val="0"/>
+          <w:numId w:val="10"/>
+        </w:numPr>
+        <w:spacing w:after="0"/>
+        <w:rPr>
+          <w:rFonts w:ascii="Aptos Display" w:eastAsia="Aptos Display" w:hAnsi="Aptos Display" w:cs="Aptos Display"/>
+          <w:i/>
+          <w:iCs/>
+          <w:color w:val="7F7F7F" w:themeColor="text1" w:themeTint="80"/>
+        </w:rPr>
+      </w:pPr>
+      <w:r>
+        <w:rPr>
+          <w:rFonts w:ascii="Aptos Display" w:eastAsia="Aptos Display" w:hAnsi="Aptos Display" w:cs="Aptos Display"/>
+          <w:i/>
+          <w:iCs/>
+          <w:color w:val="7F7F7F" w:themeColor="text1" w:themeTint="80"/>
+        </w:rPr>
+        <w:t>Sound effects for a fuller arcade experience.</w:t>
+      </w:r>
+    </w:p>
+    <w:p>
+      <w:pPr>
+        <w:pStyle w:val="ListParagraph"/>
+        <w:numPr>
+          <w:ilvl w:val="0"/>
+          <w:numId w:val="10"/>
+        </w:numPr>
+        <w:spacing w:after="0"/>
+        <w:rPr>
+          <w:rFonts w:ascii="Aptos Display" w:eastAsia="Aptos Display" w:hAnsi="Aptos Display" w:cs="Aptos Display"/>
+          <w:i/>
+          <w:iCs/>
+          <w:color w:val="7F7F7F" w:themeColor="text1" w:themeTint="80"/>
+        </w:rPr>
+      </w:pPr>
+      <w:r>
+        <w:rPr>
+          <w:rFonts w:ascii="Aptos Display" w:eastAsia="Aptos Display" w:hAnsi="Aptos Display" w:cs="Aptos Display"/>
+          <w:i/>
+          <w:iCs/>
+          <w:color w:val="7F7F7F" w:themeColor="text1" w:themeTint="80"/>
+        </w:rPr>
+        <w:t>Multi-player mode and higher score logic.</w:t>
+      </w:r>
+    </w:p>
+    <w:p>
+      <w:pPr>
+        <w:pStyle w:val="ListParagraph"/>
+        <w:numPr>
+          <w:ilvl w:val="0"/>
+          <w:numId w:val="10"/>
+        </w:numPr>
+        <w:spacing w:after="0"/>
+        <w:rPr>
+          <w:rFonts w:ascii="Aptos Display" w:eastAsia="Aptos Display" w:hAnsi="Aptos Display" w:cs="Aptos Display"/>
+          <w:i/>
+          <w:iCs/>
+          <w:color w:val="7F7F7F" w:themeColor="text1" w:themeTint="80"/>
+        </w:rPr>
+      </w:pPr>
+      <w:r>
+        <w:rPr>
+          <w:rFonts w:ascii="Aptos Display" w:eastAsia="Aptos Display" w:hAnsi="Aptos Display" w:cs="Aptos Display"/>
+          <w:i/>
+          <w:iCs/>
+          <w:color w:val="7F7F7F" w:themeColor="text1" w:themeTint="80"/>
+        </w:rPr>
+        <w:t xml:space="preserve">Include concepts such as Strike and Spare in scoring. </w:t>
+      </w:r>
+    </w:p>
+    <w:p>
+      <w:pPr>
+        <w:pStyle w:val="ListParagraph"/>
+        <w:spacing w:after="0"/>
+        <w:rPr>
+          <w:rFonts w:ascii="Aptos Display" w:eastAsia="Aptos Display" w:hAnsi="Aptos Display" w:cs="Aptos Display"/>
+          <w:i/>
+          <w:iCs/>
+          <w:color w:val="7F7F7F" w:themeColor="text1" w:themeTint="80"/>
+        </w:rPr>
+      </w:pPr>
+    </w:p>
+    <w:p>
+      <w:pPr>
+        <w:pStyle w:val="ListParagraph"/>
+        <w:numPr>
+          <w:ilvl w:val="0"/>
+          <w:numId w:val="2"/>
+        </w:numPr>
+        <w:spacing w:after="0"/>
+        <w:rPr>
+          <w:rFonts w:ascii="Aptos Display" w:eastAsia="Aptos Display" w:hAnsi="Aptos Display" w:cs="Aptos Display"/>
+          <w:i/>
+          <w:iCs/>
+          <w:color w:val="7F7F7F" w:themeColor="text1" w:themeTint="80"/>
+        </w:rPr>
+      </w:pPr>
+      <w:r>
+        <w:rPr>
+          <w:rFonts w:ascii="Aptos Display" w:eastAsia="Aptos Display" w:hAnsi="Aptos Display" w:cs="Aptos Display"/>
+          <w:i/>
+          <w:iCs/>
+          <w:color w:val="7F7F7F" w:themeColor="text1" w:themeTint="80"/>
+        </w:rPr>
+        <w:t xml:space="preserve">User feedback insights </w:t>
+      </w:r>
+    </w:p>
+    <w:p>
+      <w:pPr>
+        <w:pStyle w:val="ListParagraph"/>
+        <w:numPr>
+          <w:ilvl w:val="0"/>
+          <w:numId w:val="11"/>
+        </w:numPr>
+        <w:spacing w:after="0"/>
+        <w:rPr>
+          <w:rFonts w:ascii="Aptos Display" w:eastAsia="Aptos Display" w:hAnsi="Aptos Display" w:cs="Aptos Display"/>
+          <w:i/>
+          <w:iCs/>
+          <w:color w:val="7F7F7F" w:themeColor="text1" w:themeTint="80"/>
+        </w:rPr>
+      </w:pPr>
+      <w:r>
+        <w:rPr>
+          <w:rFonts w:ascii="Aptos Display" w:eastAsia="Aptos Display" w:hAnsi="Aptos Display" w:cs="Aptos Display"/>
+          <w:i/>
+          <w:iCs/>
+          <w:color w:val="7F7F7F" w:themeColor="text1" w:themeTint="80"/>
+        </w:rPr>
+        <w:t>Users found the project fun and visually engaging.</w:t>
+      </w:r>
+    </w:p>
+    <w:p>
+      <w:pPr>
+        <w:pStyle w:val="ListParagraph"/>
+        <w:numPr>
+          <w:ilvl w:val="0"/>
+          <w:numId w:val="11"/>
+        </w:numPr>
+        <w:spacing w:after="0"/>
+        <w:rPr>
+          <w:rFonts w:ascii="Aptos Display" w:eastAsia="Aptos Display" w:hAnsi="Aptos Display" w:cs="Aptos Display"/>
+          <w:i/>
+          <w:iCs/>
+          <w:color w:val="7F7F7F" w:themeColor="text1" w:themeTint="80"/>
+        </w:rPr>
+      </w:pPr>
+      <w:r>
+        <w:rPr>
+          <w:rFonts w:ascii="Aptos Display" w:eastAsia="Aptos Display" w:hAnsi="Aptos Display" w:cs="Aptos Display"/>
+          <w:i/>
+          <w:iCs/>
+          <w:color w:val="7F7F7F" w:themeColor="text1" w:themeTint="80"/>
+        </w:rPr>
+        <w:t>OLED score display was easy to understand</w:t>
+      </w:r>
+      <w:r>
+        <w:rPr>
+          <w:rFonts w:ascii="Aptos Display" w:eastAsia="Aptos Display" w:hAnsi="Aptos Display" w:cs="Aptos Display"/>
+          <w:i/>
+          <w:iCs/>
+          <w:color w:val="7F7F7F" w:themeColor="text1" w:themeTint="80"/>
+        </w:rPr>
+        <w:t>, but too small</w:t>
+      </w:r>
+      <w:r>
+        <w:rPr>
+          <w:rFonts w:ascii="Aptos Display" w:eastAsia="Aptos Display" w:hAnsi="Aptos Display" w:cs="Aptos Display"/>
+          <w:i/>
+          <w:iCs/>
+          <w:color w:val="7F7F7F" w:themeColor="text1" w:themeTint="80"/>
+        </w:rPr>
+        <w:t>.</w:t>
+      </w:r>
+    </w:p>
+    <w:p>
+      <w:pPr>
+        <w:pStyle w:val="ListParagraph"/>
+        <w:numPr>
+          <w:ilvl w:val="0"/>
+          <w:numId w:val="11"/>
+        </w:numPr>
+        <w:spacing w:after="0"/>
+        <w:rPr>
+          <w:rFonts w:ascii="Aptos Display" w:eastAsia="Aptos Display" w:hAnsi="Aptos Display" w:cs="Aptos Display"/>
+          <w:i/>
+          <w:iCs/>
+          <w:color w:val="7F7F7F" w:themeColor="text1" w:themeTint="80"/>
+        </w:rPr>
+      </w:pPr>
+      <w:r>
+        <w:rPr>
+          <w:rFonts w:ascii="Aptos Display" w:eastAsia="Aptos Display" w:hAnsi="Aptos Display" w:cs="Aptos Display"/>
+          <w:i/>
+          <w:iCs/>
+          <w:color w:val="7F7F7F" w:themeColor="text1" w:themeTint="80"/>
+        </w:rPr>
+        <w:t>LED lighting made the setup more</w:t>
+      </w:r>
+      <w:r>
+        <w:rPr>
+          <w:rFonts w:ascii="Aptos Display" w:eastAsia="Aptos Display" w:hAnsi="Aptos Display" w:cs="Aptos Display"/>
+          <w:i/>
+          <w:iCs/>
+          <w:color w:val="7F7F7F" w:themeColor="text1" w:themeTint="80"/>
+        </w:rPr>
+        <w:t xml:space="preserve"> engaging</w:t>
+      </w:r>
+      <w:r>
+        <w:rPr>
+          <w:rFonts w:ascii="Aptos Display" w:eastAsia="Aptos Display" w:hAnsi="Aptos Display" w:cs="Aptos Display"/>
+          <w:i/>
+          <w:iCs/>
+          <w:color w:val="7F7F7F" w:themeColor="text1" w:themeTint="80"/>
+        </w:rPr>
+        <w:t>.</w:t>
+      </w:r>
+    </w:p>
+    <w:p>
+      <w:pPr>
+        <w:pStyle w:val="ListParagraph"/>
+        <w:numPr>
+          <w:ilvl w:val="0"/>
+          <w:numId w:val="11"/>
+        </w:numPr>
+        <w:spacing w:after="0"/>
+        <w:rPr>
+          <w:rFonts w:ascii="Aptos Display" w:eastAsia="Aptos Display" w:hAnsi="Aptos Display" w:cs="Aptos Display"/>
+          <w:i/>
+          <w:iCs/>
+          <w:color w:val="7F7F7F" w:themeColor="text1" w:themeTint="80"/>
+        </w:rPr>
+      </w:pPr>
+      <w:r>
+        <w:rPr>
+          <w:rFonts w:ascii="Aptos Display" w:eastAsia="Aptos Display" w:hAnsi="Aptos Display" w:cs="Aptos Display"/>
+          <w:i/>
+          <w:iCs/>
+          <w:color w:val="7F7F7F" w:themeColor="text1" w:themeTint="80"/>
+        </w:rPr>
+        <w:t>Users wanted smoother pin reset and faster gameplay cycles</w:t>
+      </w:r>
+      <w:r>
+        <w:rPr>
+          <w:rFonts w:ascii="Aptos Display" w:eastAsia="Aptos Display" w:hAnsi="Aptos Display" w:cs="Aptos Display"/>
+          <w:i/>
+          <w:iCs/>
+          <w:color w:val="7F7F7F" w:themeColor="text1" w:themeTint="80"/>
+        </w:rPr>
+        <w:t>.</w:t>
+      </w:r>
+    </w:p>
+    <w:p/>
+    <w:p>
+      <w:pPr>
+        <w:pStyle w:val="Heading3"/>
+        <w:spacing w:before="281" w:after="281"/>
+      </w:pPr>
+      <w:r>
+        <w:rPr>
+          <w:rFonts w:ascii="Aptos Display" w:eastAsia="Aptos Display" w:hAnsi="Aptos Display" w:cs="Aptos Display"/>
+          <w:b/>
+          <w:bCs/>
+        </w:rPr>
+        <w:t xml:space="preserve">4. Personal Reflection </w:t>
+      </w:r>
+    </w:p>
+    <w:p>
+      <w:pPr>
+        <w:spacing w:before="240" w:after="240"/>
+        <w:rPr>
+          <w:rFonts w:ascii="Aptos Display" w:eastAsia="Aptos Display" w:hAnsi="Aptos Display" w:cs="Aptos Display"/>
+          <w:i/>
+          <w:iCs/>
+          <w:color w:val="7F7F7F" w:themeColor="text1" w:themeTint="80"/>
+        </w:rPr>
+      </w:pPr>
+      <w:r>
+        <w:rPr>
+          <w:rFonts w:ascii="Aptos Display" w:eastAsia="Aptos Display" w:hAnsi="Aptos Display" w:cs="Aptos Display"/>
+          <w:i/>
+          <w:iCs/>
+          <w:color w:val="7F7F7F" w:themeColor="text1" w:themeTint="80"/>
+        </w:rPr>
+        <w:t>Each member writes:</w:t>
+      </w:r>
+    </w:p>
+    <w:p>
+      <w:pPr>
+        <w:spacing w:before="240" w:after="240"/>
+        <w:rPr>
+          <w:rFonts w:ascii="Aptos Display" w:eastAsia="Aptos Display" w:hAnsi="Aptos Display" w:cs="Aptos Display"/>
+          <w:i/>
+          <w:iCs/>
+          <w:color w:val="7F7F7F" w:themeColor="text1" w:themeTint="80"/>
+        </w:rPr>
+      </w:pPr>
+    </w:p>
+    <w:p>
+      <w:pPr>
+        <w:spacing w:before="240" w:after="240"/>
+        <w:rPr>
+          <w:rFonts w:ascii="Aptos Display" w:eastAsia="Aptos Display" w:hAnsi="Aptos Display" w:cs="Aptos Display"/>
+          <w:i/>
+          <w:iCs/>
+          <w:color w:val="7F7F7F" w:themeColor="text1" w:themeTint="80"/>
+        </w:rPr>
+      </w:pPr>
+    </w:p>
+    <w:p>
+      <w:pPr>
+        <w:spacing w:before="240" w:after="240"/>
+        <w:rPr>
+          <w:rFonts w:ascii="Aptos Display" w:eastAsia="Aptos Display" w:hAnsi="Aptos Display" w:cs="Aptos Display"/>
+          <w:i/>
+          <w:iCs/>
+          <w:color w:val="7F7F7F" w:themeColor="text1" w:themeTint="80"/>
+        </w:rPr>
+      </w:pPr>
+    </w:p>
+    <w:p>
+      <w:pPr>
+        <w:spacing w:before="240" w:after="240"/>
+        <w:rPr>
+          <w:rFonts w:ascii="Aptos Display" w:eastAsia="Aptos Display" w:hAnsi="Aptos Display" w:cs="Aptos Display"/>
+          <w:i/>
+          <w:iCs/>
+          <w:color w:val="7F7F7F" w:themeColor="text1" w:themeTint="80"/>
+        </w:rPr>
+      </w:pPr>
+      <w:r>
+        <w:rPr>
+          <w:rFonts w:ascii="Aptos Display" w:eastAsia="Aptos Display" w:hAnsi="Aptos Display" w:cs="Aptos Display"/>
+          <w:i/>
+          <w:iCs/>
+          <w:color w:val="7F7F7F" w:themeColor="text1" w:themeTint="80"/>
+        </w:rPr>
+        <w:lastRenderedPageBreak/>
+        <w:t>Falak’s Reflection</w:t>
+      </w:r>
+    </w:p>
+    <w:p>
       <w:pPr>
         <w:pStyle w:val="ListParagraph"/>
         <w:numPr>
           <w:ilvl w:val="0"/>
           <w:numId w:val="1"/>
         </w:numPr>
-        <w:spacing w:before="0" w:beforeAutospacing="off" w:after="0" w:afterAutospacing="off"/>
-        <w:rPr>
-          <w:rFonts w:ascii="Aptos Display" w:hAnsi="Aptos Display" w:eastAsia="Aptos Display" w:cs="Aptos Display"/>
-          <w:i w:val="1"/>
-          <w:iCs w:val="1"/>
-          <w:noProof w:val="0"/>
-          <w:color w:val="7F7F7F" w:themeColor="text1" w:themeTint="80" w:themeShade="FF"/>
-          <w:sz w:val="24"/>
-          <w:szCs w:val="24"/>
-          <w:lang w:val="en-US"/>
-        </w:rPr>
-      </w:pPr>
-      <w:r>
-        <w:rPr>
-          <w:rFonts w:ascii="Aptos Display" w:hAnsi="Aptos Display" w:eastAsia="Aptos Display" w:cs="Aptos Display"/>
-          <w:i w:val="1"/>
-          <w:iCs w:val="1"/>
-          <w:noProof w:val="0"/>
-          <w:color w:val="7F7F7F" w:themeColor="text1" w:themeTint="80" w:themeShade="FF"/>
-          <w:sz w:val="24"/>
-          <w:szCs w:val="24"/>
-          <w:lang w:val="en-US"/>
-        </w:rPr>
-        <w:t xml:space="preserve">How did the team work together? </w:t>
-      </w:r>
-    </w:p>
-    <w:p xmlns:wp14="http://schemas.microsoft.com/office/word/2010/wordml" wp14:paraId="4D748438" wp14:textId="4F083ABB">
+        <w:spacing w:after="0"/>
+        <w:rPr>
+          <w:rFonts w:ascii="Aptos Display" w:eastAsia="Aptos Display" w:hAnsi="Aptos Display" w:cs="Aptos Display"/>
+          <w:i/>
+          <w:iCs/>
+          <w:color w:val="7F7F7F" w:themeColor="text1" w:themeTint="80"/>
+        </w:rPr>
+      </w:pPr>
+      <w:r>
+        <w:rPr>
+          <w:rFonts w:ascii="Aptos Display" w:eastAsia="Aptos Display" w:hAnsi="Aptos Display" w:cs="Aptos Display"/>
+          <w:i/>
+          <w:iCs/>
+          <w:color w:val="7F7F7F" w:themeColor="text1" w:themeTint="80"/>
+        </w:rPr>
+        <w:t xml:space="preserve">What they learned </w:t>
+      </w:r>
+    </w:p>
+    <w:p>
+      <w:pPr>
+        <w:pStyle w:val="ListParagraph"/>
+        <w:spacing w:after="0"/>
+        <w:rPr>
+          <w:rFonts w:ascii="Aptos Display" w:eastAsia="Aptos Display" w:hAnsi="Aptos Display" w:cs="Aptos Display"/>
+          <w:i/>
+          <w:iCs/>
+          <w:color w:val="7F7F7F" w:themeColor="text1" w:themeTint="80"/>
+        </w:rPr>
+      </w:pPr>
+      <w:r>
+        <w:rPr>
+          <w:rFonts w:ascii="Aptos Display" w:eastAsia="Aptos Display" w:hAnsi="Aptos Display" w:cs="Aptos Display"/>
+          <w:i/>
+          <w:iCs/>
+          <w:color w:val="7F7F7F" w:themeColor="text1" w:themeTint="80"/>
+        </w:rPr>
+        <w:t>I learned how to take an idea from concept stage and develop it into a physical interactive product.</w:t>
+      </w:r>
+      <w:r>
+        <w:rPr>
+          <w:rFonts w:ascii="Aptos Display" w:eastAsia="Aptos Display" w:hAnsi="Aptos Display" w:cs="Aptos Display"/>
+          <w:i/>
+          <w:iCs/>
+          <w:color w:val="7F7F7F" w:themeColor="text1" w:themeTint="80"/>
+        </w:rPr>
+        <w:t xml:space="preserve"> </w:t>
+      </w:r>
+      <w:r>
+        <w:rPr>
+          <w:rFonts w:ascii="Aptos Display" w:eastAsia="Aptos Display" w:hAnsi="Aptos Display" w:cs="Aptos Display"/>
+          <w:i/>
+          <w:iCs/>
+          <w:color w:val="7F7F7F" w:themeColor="text1" w:themeTint="80"/>
+        </w:rPr>
+        <w:t>I improved my 3D modelling skills while designing the bowling pins and bowling ball components.</w:t>
+      </w:r>
+      <w:r>
+        <w:rPr>
+          <w:rFonts w:ascii="Aptos Display" w:eastAsia="Aptos Display" w:hAnsi="Aptos Display" w:cs="Aptos Display"/>
+          <w:i/>
+          <w:iCs/>
+          <w:color w:val="7F7F7F" w:themeColor="text1" w:themeTint="80"/>
+        </w:rPr>
+        <w:t xml:space="preserve"> </w:t>
+      </w:r>
+      <w:r>
+        <w:rPr>
+          <w:rFonts w:ascii="Aptos Display" w:eastAsia="Aptos Display" w:hAnsi="Aptos Display" w:cs="Aptos Display"/>
+          <w:i/>
+          <w:iCs/>
+          <w:color w:val="7F7F7F" w:themeColor="text1" w:themeTint="80"/>
+        </w:rPr>
+        <w:t>I learned how design thinking can work together with electronics and technical systems.</w:t>
+      </w:r>
+      <w:r>
+        <w:rPr>
+          <w:rFonts w:ascii="Aptos Display" w:eastAsia="Aptos Display" w:hAnsi="Aptos Display" w:cs="Aptos Display"/>
+          <w:i/>
+          <w:iCs/>
+          <w:color w:val="7F7F7F" w:themeColor="text1" w:themeTint="80"/>
+        </w:rPr>
+        <w:t xml:space="preserve"> </w:t>
+      </w:r>
+      <w:r>
+        <w:rPr>
+          <w:rFonts w:ascii="Aptos Display" w:eastAsia="Aptos Display" w:hAnsi="Aptos Display" w:cs="Aptos Display"/>
+          <w:i/>
+          <w:iCs/>
+          <w:color w:val="7F7F7F" w:themeColor="text1" w:themeTint="80"/>
+        </w:rPr>
+        <w:t>I also understood the importance of teamwork, testing, and improving ideas through iteration</w:t>
+      </w:r>
+      <w:r>
+        <w:rPr>
+          <w:rFonts w:ascii="Aptos Display" w:eastAsia="Aptos Display" w:hAnsi="Aptos Display" w:cs="Aptos Display"/>
+          <w:i/>
+          <w:iCs/>
+          <w:color w:val="7F7F7F" w:themeColor="text1" w:themeTint="80"/>
+        </w:rPr>
+        <w:t xml:space="preserve">. </w:t>
+      </w:r>
+    </w:p>
+    <w:p>
+      <w:pPr>
+        <w:pStyle w:val="ListParagraph"/>
+        <w:spacing w:after="0"/>
+        <w:rPr>
+          <w:rFonts w:ascii="Aptos Display" w:eastAsia="Aptos Display" w:hAnsi="Aptos Display" w:cs="Aptos Display"/>
+          <w:i/>
+          <w:iCs/>
+          <w:color w:val="7F7F7F" w:themeColor="text1" w:themeTint="80"/>
+        </w:rPr>
+      </w:pPr>
+    </w:p>
+    <w:p>
       <w:pPr>
         <w:pStyle w:val="ListParagraph"/>
         <w:numPr>
           <w:ilvl w:val="0"/>
           <w:numId w:val="1"/>
         </w:numPr>
-        <w:spacing w:before="0" w:beforeAutospacing="off" w:after="0" w:afterAutospacing="off"/>
-        <w:rPr>
-          <w:rFonts w:ascii="Aptos Display" w:hAnsi="Aptos Display" w:eastAsia="Aptos Display" w:cs="Aptos Display"/>
-          <w:i w:val="1"/>
-          <w:iCs w:val="1"/>
-          <w:noProof w:val="0"/>
-          <w:color w:val="7F7F7F" w:themeColor="text1" w:themeTint="80" w:themeShade="FF"/>
-          <w:sz w:val="24"/>
-          <w:szCs w:val="24"/>
-          <w:lang w:val="en-US"/>
-        </w:rPr>
-      </w:pPr>
-      <w:r>
-        <w:rPr>
-          <w:rFonts w:ascii="Aptos Display" w:hAnsi="Aptos Display" w:eastAsia="Aptos Display" w:cs="Aptos Display"/>
-          <w:i w:val="1"/>
-          <w:iCs w:val="1"/>
-          <w:noProof w:val="0"/>
-          <w:color w:val="7F7F7F" w:themeColor="text1" w:themeTint="80" w:themeShade="FF"/>
-          <w:sz w:val="24"/>
-          <w:szCs w:val="24"/>
-          <w:lang w:val="en-US"/>
-        </w:rPr>
-        <w:t xml:space="preserve">What worked well? </w:t>
-      </w:r>
-    </w:p>
-    <w:p xmlns:wp14="http://schemas.microsoft.com/office/word/2010/wordml" wp14:paraId="14E6A2DC" wp14:textId="7AFCFC3E">
+        <w:spacing w:after="0"/>
+        <w:rPr>
+          <w:rFonts w:ascii="Aptos Display" w:eastAsia="Aptos Display" w:hAnsi="Aptos Display" w:cs="Aptos Display"/>
+          <w:i/>
+          <w:iCs/>
+          <w:color w:val="7F7F7F" w:themeColor="text1" w:themeTint="80"/>
+        </w:rPr>
+      </w:pPr>
+      <w:r>
+        <w:rPr>
+          <w:rFonts w:ascii="Aptos Display" w:eastAsia="Aptos Display" w:hAnsi="Aptos Display" w:cs="Aptos Display"/>
+          <w:i/>
+          <w:iCs/>
+          <w:color w:val="7F7F7F" w:themeColor="text1" w:themeTint="80"/>
+        </w:rPr>
+        <w:t xml:space="preserve">What they struggled with </w:t>
+      </w:r>
+    </w:p>
+    <w:p>
+      <w:pPr>
+        <w:pStyle w:val="ListParagraph"/>
+        <w:spacing w:after="0"/>
+        <w:rPr>
+          <w:rFonts w:ascii="Aptos Display" w:eastAsia="Aptos Display" w:hAnsi="Aptos Display" w:cs="Aptos Display"/>
+          <w:i/>
+          <w:iCs/>
+          <w:color w:val="7F7F7F" w:themeColor="text1" w:themeTint="80"/>
+        </w:rPr>
+      </w:pPr>
+      <w:r>
+        <w:rPr>
+          <w:rFonts w:ascii="Aptos Display" w:eastAsia="Aptos Display" w:hAnsi="Aptos Display" w:cs="Aptos Display"/>
+          <w:i/>
+          <w:iCs/>
+          <w:color w:val="7F7F7F" w:themeColor="text1" w:themeTint="80"/>
+        </w:rPr>
+        <w:t xml:space="preserve">I struggled with 3d modelling initially as the program was new to me, understanding OLED and how to code it was also something I struggled with but got easier the more I did it. </w:t>
+      </w:r>
+    </w:p>
+    <w:p>
+      <w:pPr>
+        <w:pStyle w:val="ListParagraph"/>
+        <w:spacing w:after="0"/>
+        <w:rPr>
+          <w:rFonts w:ascii="Aptos Display" w:eastAsia="Aptos Display" w:hAnsi="Aptos Display" w:cs="Aptos Display"/>
+          <w:i/>
+          <w:iCs/>
+          <w:color w:val="7F7F7F" w:themeColor="text1" w:themeTint="80"/>
+        </w:rPr>
+      </w:pPr>
+    </w:p>
+    <w:p>
       <w:pPr>
         <w:pStyle w:val="ListParagraph"/>
         <w:numPr>
           <w:ilvl w:val="0"/>
           <w:numId w:val="1"/>
         </w:numPr>
-        <w:spacing w:before="0" w:beforeAutospacing="off" w:after="0" w:afterAutospacing="off"/>
-        <w:rPr>
-          <w:rFonts w:ascii="Aptos Display" w:hAnsi="Aptos Display" w:eastAsia="Aptos Display" w:cs="Aptos Display"/>
-          <w:i w:val="1"/>
-          <w:iCs w:val="1"/>
-          <w:noProof w:val="0"/>
-          <w:color w:val="7F7F7F" w:themeColor="text1" w:themeTint="80" w:themeShade="FF"/>
-          <w:sz w:val="24"/>
-          <w:szCs w:val="24"/>
-          <w:lang w:val="en-US"/>
-        </w:rPr>
-      </w:pPr>
-      <w:r>
-        <w:rPr>
-          <w:rFonts w:ascii="Aptos Display" w:hAnsi="Aptos Display" w:eastAsia="Aptos Display" w:cs="Aptos Display"/>
-          <w:i w:val="1"/>
-          <w:iCs w:val="1"/>
-          <w:noProof w:val="0"/>
-          <w:color w:val="7F7F7F" w:themeColor="text1" w:themeTint="80" w:themeShade="FF"/>
-          <w:sz w:val="24"/>
-          <w:szCs w:val="24"/>
-          <w:lang w:val="en-US"/>
-        </w:rPr>
-        <w:t xml:space="preserve">What could be improved? </w:t>
-      </w:r>
-    </w:p>
-    <w:p xmlns:wp14="http://schemas.microsoft.com/office/word/2010/wordml" wp14:paraId="0F138227" wp14:textId="181EE4F8"/>
-    <w:p xmlns:wp14="http://schemas.microsoft.com/office/word/2010/wordml" wp14:paraId="1AC579B6" wp14:textId="1EAC1F09">
-      <w:pPr>
-        <w:pStyle w:val="Heading3"/>
-        <w:spacing w:before="281" w:beforeAutospacing="off" w:after="281" w:afterAutospacing="off"/>
-      </w:pPr>
-      <w:r>
-        <w:rPr>
-          <w:rFonts w:ascii="Aptos Display" w:hAnsi="Aptos Display" w:eastAsia="Aptos Display" w:cs="Aptos Display"/>
-          <w:b w:val="1"/>
-          <w:bCs w:val="1"/>
-          <w:noProof w:val="0"/>
-          <w:sz w:val="28"/>
-          <w:szCs w:val="28"/>
-          <w:lang w:val="en-US"/>
-        </w:rPr>
-        <w:t>2. Technical Reflection</w:t>
-      </w:r>
-    </w:p>
-    <w:p xmlns:wp14="http://schemas.microsoft.com/office/word/2010/wordml" wp14:paraId="66BCEF20" wp14:textId="766054F5">
-      <w:pPr>
-        <w:pStyle w:val="ListParagraph"/>
-        <w:numPr>
-          <w:ilvl w:val="0"/>
-          <w:numId w:val="2"/>
-        </w:numPr>
-        <w:spacing w:before="0" w:beforeAutospacing="off" w:after="0" w:afterAutospacing="off"/>
-        <w:rPr>
-          <w:rFonts w:ascii="Aptos Display" w:hAnsi="Aptos Display" w:eastAsia="Aptos Display" w:cs="Aptos Display"/>
-          <w:i w:val="1"/>
-          <w:iCs w:val="1"/>
-          <w:noProof w:val="0"/>
-          <w:color w:val="7F7F7F" w:themeColor="text1" w:themeTint="80" w:themeShade="FF"/>
-          <w:sz w:val="24"/>
-          <w:szCs w:val="24"/>
-          <w:lang w:val="en-US"/>
-        </w:rPr>
-      </w:pPr>
-      <w:r>
-        <w:rPr>
-          <w:rFonts w:ascii="Aptos Display" w:hAnsi="Aptos Display" w:eastAsia="Aptos Display" w:cs="Aptos Display"/>
-          <w:i w:val="1"/>
-          <w:iCs w:val="1"/>
-          <w:noProof w:val="0"/>
-          <w:color w:val="7F7F7F" w:themeColor="text1" w:themeTint="80" w:themeShade="FF"/>
-          <w:sz w:val="24"/>
-          <w:szCs w:val="24"/>
-          <w:lang w:val="en-US"/>
-        </w:rPr>
-        <w:t xml:space="preserve">Key technical challenges </w:t>
-      </w:r>
-    </w:p>
-    <w:p xmlns:wp14="http://schemas.microsoft.com/office/word/2010/wordml" wp14:paraId="05EAECFD" wp14:textId="198DBDE9">
-      <w:pPr>
-        <w:pStyle w:val="ListParagraph"/>
-        <w:numPr>
-          <w:ilvl w:val="0"/>
-          <w:numId w:val="2"/>
-        </w:numPr>
-        <w:spacing w:before="0" w:beforeAutospacing="off" w:after="0" w:afterAutospacing="off"/>
-        <w:rPr>
-          <w:rFonts w:ascii="Aptos Display" w:hAnsi="Aptos Display" w:eastAsia="Aptos Display" w:cs="Aptos Display"/>
-          <w:i w:val="1"/>
-          <w:iCs w:val="1"/>
-          <w:noProof w:val="0"/>
-          <w:color w:val="7F7F7F" w:themeColor="text1" w:themeTint="80" w:themeShade="FF"/>
-          <w:sz w:val="24"/>
-          <w:szCs w:val="24"/>
-          <w:lang w:val="en-US"/>
-        </w:rPr>
-      </w:pPr>
-      <w:r>
-        <w:rPr>
-          <w:rFonts w:ascii="Aptos Display" w:hAnsi="Aptos Display" w:eastAsia="Aptos Display" w:cs="Aptos Display"/>
-          <w:i w:val="1"/>
-          <w:iCs w:val="1"/>
-          <w:noProof w:val="0"/>
-          <w:color w:val="7F7F7F" w:themeColor="text1" w:themeTint="80" w:themeShade="FF"/>
-          <w:sz w:val="24"/>
-          <w:szCs w:val="24"/>
-          <w:lang w:val="en-US"/>
-        </w:rPr>
-        <w:t xml:space="preserve">What did you learn (hardware/software)? </w:t>
-      </w:r>
-    </w:p>
-    <w:p xmlns:wp14="http://schemas.microsoft.com/office/word/2010/wordml" wp14:paraId="364EC0FA" wp14:textId="415810EB">
-      <w:pPr>
-        <w:pStyle w:val="ListParagraph"/>
-        <w:numPr>
-          <w:ilvl w:val="0"/>
-          <w:numId w:val="2"/>
-        </w:numPr>
-        <w:spacing w:before="0" w:beforeAutospacing="off" w:after="0" w:afterAutospacing="off"/>
-        <w:rPr>
-          <w:rFonts w:ascii="Aptos Display" w:hAnsi="Aptos Display" w:eastAsia="Aptos Display" w:cs="Aptos Display"/>
-          <w:i w:val="1"/>
-          <w:iCs w:val="1"/>
-          <w:noProof w:val="0"/>
-          <w:color w:val="7F7F7F" w:themeColor="text1" w:themeTint="80" w:themeShade="FF"/>
-          <w:sz w:val="24"/>
-          <w:szCs w:val="24"/>
-          <w:lang w:val="en-US"/>
-        </w:rPr>
-      </w:pPr>
-      <w:r>
-        <w:rPr>
-          <w:rFonts w:ascii="Aptos Display" w:hAnsi="Aptos Display" w:eastAsia="Aptos Display" w:cs="Aptos Display"/>
-          <w:i w:val="1"/>
-          <w:iCs w:val="1"/>
-          <w:noProof w:val="0"/>
-          <w:color w:val="7F7F7F" w:themeColor="text1" w:themeTint="80" w:themeShade="FF"/>
-          <w:sz w:val="24"/>
-          <w:szCs w:val="24"/>
-          <w:lang w:val="en-US"/>
-        </w:rPr>
-        <w:t xml:space="preserve">Mistakes &amp; debugging experiences </w:t>
-      </w:r>
-    </w:p>
-    <w:p xmlns:wp14="http://schemas.microsoft.com/office/word/2010/wordml" wp14:paraId="32AC5964" wp14:textId="768DB9FE"/>
-    <w:p xmlns:wp14="http://schemas.microsoft.com/office/word/2010/wordml" wp14:paraId="39EC96FF" wp14:textId="75605693">
-      <w:pPr>
-        <w:pStyle w:val="Heading3"/>
-        <w:spacing w:before="281" w:beforeAutospacing="off" w:after="281" w:afterAutospacing="off"/>
-      </w:pPr>
-      <w:r>
-        <w:rPr>
-          <w:rFonts w:ascii="Aptos Display" w:hAnsi="Aptos Display" w:eastAsia="Aptos Display" w:cs="Aptos Display"/>
-          <w:b w:val="1"/>
-          <w:bCs w:val="1"/>
-          <w:noProof w:val="0"/>
-          <w:sz w:val="28"/>
-          <w:szCs w:val="28"/>
-          <w:lang w:val="en-US"/>
-        </w:rPr>
-        <w:t>3. Design Reflection</w:t>
-      </w:r>
-    </w:p>
-    <w:p xmlns:wp14="http://schemas.microsoft.com/office/word/2010/wordml" wp14:paraId="09FDB334" wp14:textId="49399A51">
-      <w:pPr>
-        <w:pStyle w:val="ListParagraph"/>
-        <w:numPr>
-          <w:ilvl w:val="0"/>
-          <w:numId w:val="3"/>
-        </w:numPr>
-        <w:spacing w:before="0" w:beforeAutospacing="off" w:after="0" w:afterAutospacing="off"/>
-        <w:rPr>
-          <w:rFonts w:ascii="Aptos Display" w:hAnsi="Aptos Display" w:eastAsia="Aptos Display" w:cs="Aptos Display"/>
-          <w:i w:val="1"/>
-          <w:iCs w:val="1"/>
-          <w:noProof w:val="0"/>
-          <w:color w:val="7F7F7F" w:themeColor="text1" w:themeTint="80" w:themeShade="FF"/>
-          <w:sz w:val="24"/>
-          <w:szCs w:val="24"/>
-          <w:lang w:val="en-US"/>
-        </w:rPr>
-      </w:pPr>
-      <w:r>
-        <w:rPr>
-          <w:rFonts w:ascii="Aptos Display" w:hAnsi="Aptos Display" w:eastAsia="Aptos Display" w:cs="Aptos Display"/>
-          <w:i w:val="1"/>
-          <w:iCs w:val="1"/>
-          <w:noProof w:val="0"/>
-          <w:color w:val="7F7F7F" w:themeColor="text1" w:themeTint="80" w:themeShade="FF"/>
-          <w:sz w:val="24"/>
-          <w:szCs w:val="24"/>
-          <w:lang w:val="en-US"/>
-        </w:rPr>
-        <w:t xml:space="preserve">Did the experience match your intention? </w:t>
-      </w:r>
-    </w:p>
-    <w:p xmlns:wp14="http://schemas.microsoft.com/office/word/2010/wordml" wp14:paraId="024FE69A" wp14:textId="24CE0D07">
-      <w:pPr>
-        <w:pStyle w:val="ListParagraph"/>
-        <w:numPr>
-          <w:ilvl w:val="0"/>
-          <w:numId w:val="3"/>
-        </w:numPr>
-        <w:spacing w:before="0" w:beforeAutospacing="off" w:after="0" w:afterAutospacing="off"/>
-        <w:rPr>
-          <w:rFonts w:ascii="Aptos Display" w:hAnsi="Aptos Display" w:eastAsia="Aptos Display" w:cs="Aptos Display"/>
-          <w:i w:val="1"/>
-          <w:iCs w:val="1"/>
-          <w:noProof w:val="0"/>
-          <w:color w:val="7F7F7F" w:themeColor="text1" w:themeTint="80" w:themeShade="FF"/>
-          <w:sz w:val="24"/>
-          <w:szCs w:val="24"/>
-          <w:lang w:val="en-US"/>
-        </w:rPr>
-      </w:pPr>
-      <w:r>
-        <w:rPr>
-          <w:rFonts w:ascii="Aptos Display" w:hAnsi="Aptos Display" w:eastAsia="Aptos Display" w:cs="Aptos Display"/>
-          <w:i w:val="1"/>
-          <w:iCs w:val="1"/>
-          <w:noProof w:val="0"/>
-          <w:color w:val="7F7F7F" w:themeColor="text1" w:themeTint="80" w:themeShade="FF"/>
-          <w:sz w:val="24"/>
-          <w:szCs w:val="24"/>
-          <w:lang w:val="en-US"/>
-        </w:rPr>
-        <w:t xml:space="preserve">What would you improve? </w:t>
-      </w:r>
-    </w:p>
-    <w:p xmlns:wp14="http://schemas.microsoft.com/office/word/2010/wordml" wp14:paraId="5A7FB08A" wp14:textId="20653937">
-      <w:pPr>
-        <w:pStyle w:val="ListParagraph"/>
-        <w:numPr>
-          <w:ilvl w:val="0"/>
-          <w:numId w:val="3"/>
-        </w:numPr>
-        <w:spacing w:before="0" w:beforeAutospacing="off" w:after="0" w:afterAutospacing="off"/>
-        <w:rPr>
-          <w:rFonts w:ascii="Aptos Display" w:hAnsi="Aptos Display" w:eastAsia="Aptos Display" w:cs="Aptos Display"/>
-          <w:i w:val="1"/>
-          <w:iCs w:val="1"/>
-          <w:noProof w:val="0"/>
-          <w:color w:val="7F7F7F" w:themeColor="text1" w:themeTint="80" w:themeShade="FF"/>
-          <w:sz w:val="24"/>
-          <w:szCs w:val="24"/>
-          <w:lang w:val="en-US"/>
-        </w:rPr>
-      </w:pPr>
-      <w:r>
-        <w:rPr>
-          <w:rFonts w:ascii="Aptos Display" w:hAnsi="Aptos Display" w:eastAsia="Aptos Display" w:cs="Aptos Display"/>
-          <w:i w:val="1"/>
-          <w:iCs w:val="1"/>
-          <w:noProof w:val="0"/>
-          <w:color w:val="7F7F7F" w:themeColor="text1" w:themeTint="80" w:themeShade="FF"/>
-          <w:sz w:val="24"/>
-          <w:szCs w:val="24"/>
-          <w:lang w:val="en-US"/>
-        </w:rPr>
-        <w:t xml:space="preserve">User feedback insights </w:t>
-      </w:r>
-    </w:p>
-    <w:p xmlns:wp14="http://schemas.microsoft.com/office/word/2010/wordml" wp14:paraId="7A94B69F" wp14:textId="0C2883A4"/>
-    <w:p xmlns:wp14="http://schemas.microsoft.com/office/word/2010/wordml" wp14:paraId="5CEE253E" wp14:textId="1839B443">
-      <w:pPr>
-        <w:pStyle w:val="Heading3"/>
-        <w:spacing w:before="281" w:beforeAutospacing="off" w:after="281" w:afterAutospacing="off"/>
-      </w:pPr>
-      <w:r>
-        <w:rPr>
-          <w:rFonts w:ascii="Aptos Display" w:hAnsi="Aptos Display" w:eastAsia="Aptos Display" w:cs="Aptos Display"/>
-          <w:b w:val="1"/>
-          <w:bCs w:val="1"/>
-          <w:noProof w:val="0"/>
-          <w:sz w:val="28"/>
-          <w:szCs w:val="28"/>
-          <w:lang w:val="en-US"/>
-        </w:rPr>
-        <w:t xml:space="preserve">4. Personal Reflection </w:t>
-      </w:r>
-    </w:p>
-    <w:p xmlns:wp14="http://schemas.microsoft.com/office/word/2010/wordml" wp14:paraId="58A2C571" wp14:textId="6D8BED1A">
-      <w:pPr>
-        <w:spacing w:before="240" w:beforeAutospacing="off" w:after="240" w:afterAutospacing="off"/>
-        <w:rPr>
-          <w:rFonts w:ascii="Aptos Display" w:hAnsi="Aptos Display" w:eastAsia="Aptos Display" w:cs="Aptos Display"/>
-          <w:i w:val="1"/>
-          <w:iCs w:val="1"/>
-          <w:noProof w:val="0"/>
-          <w:color w:val="7F7F7F" w:themeColor="text1" w:themeTint="80" w:themeShade="FF"/>
-          <w:sz w:val="24"/>
-          <w:szCs w:val="24"/>
-          <w:lang w:val="en-US"/>
-        </w:rPr>
-      </w:pPr>
-      <w:r>
-        <w:rPr>
-          <w:rFonts w:ascii="Aptos Display" w:hAnsi="Aptos Display" w:eastAsia="Aptos Display" w:cs="Aptos Display"/>
-          <w:i w:val="1"/>
-          <w:iCs w:val="1"/>
-          <w:noProof w:val="0"/>
-          <w:color w:val="7F7F7F" w:themeColor="text1" w:themeTint="80" w:themeShade="FF"/>
-          <w:sz w:val="24"/>
-          <w:szCs w:val="24"/>
-          <w:lang w:val="en-US"/>
-        </w:rPr>
-        <w:t>Each member writes:</w:t>
-      </w:r>
-    </w:p>
-    <w:p xmlns:wp14="http://schemas.microsoft.com/office/word/2010/wordml" wp14:paraId="65F405AE" wp14:textId="6F55528B">
+        <w:spacing w:after="0"/>
+        <w:rPr>
+          <w:rFonts w:ascii="Aptos Display" w:eastAsia="Aptos Display" w:hAnsi="Aptos Display" w:cs="Aptos Display"/>
+          <w:i/>
+          <w:iCs/>
+          <w:color w:val="7F7F7F" w:themeColor="text1" w:themeTint="80"/>
+        </w:rPr>
+      </w:pPr>
+      <w:r>
+        <w:rPr>
+          <w:rFonts w:ascii="Aptos Display" w:eastAsia="Aptos Display" w:hAnsi="Aptos Display" w:cs="Aptos Display"/>
+          <w:i/>
+          <w:iCs/>
+          <w:color w:val="7F7F7F" w:themeColor="text1" w:themeTint="80"/>
+        </w:rPr>
+        <w:t>What they are proud of</w:t>
+      </w:r>
+    </w:p>
+    <w:p>
+      <w:pPr>
+        <w:pStyle w:val="ListParagraph"/>
+        <w:spacing w:after="0"/>
+        <w:rPr>
+          <w:rFonts w:ascii="Aptos Display" w:eastAsia="Aptos Display" w:hAnsi="Aptos Display" w:cs="Aptos Display"/>
+          <w:i/>
+          <w:iCs/>
+          <w:color w:val="7F7F7F" w:themeColor="text1" w:themeTint="80"/>
+        </w:rPr>
+      </w:pPr>
+      <w:r>
+        <w:rPr>
+          <w:rFonts w:ascii="Aptos Display" w:eastAsia="Aptos Display" w:hAnsi="Aptos Display" w:cs="Aptos Display"/>
+          <w:i/>
+          <w:iCs/>
+          <w:color w:val="7F7F7F" w:themeColor="text1" w:themeTint="80"/>
+        </w:rPr>
+        <w:t xml:space="preserve">I’m Proud of how the entire thing turned out, specially the 3d components. I’m proud I tried different things and took a chance. It was fun. And I’m also really proud of how the entire thing physically lined up. </w:t>
+      </w:r>
+    </w:p>
+    <w:p>
+      <w:pPr>
+        <w:pStyle w:val="ListParagraph"/>
+        <w:spacing w:after="0"/>
+        <w:rPr>
+          <w:rFonts w:ascii="Aptos Display" w:eastAsia="Aptos Display" w:hAnsi="Aptos Display" w:cs="Aptos Display"/>
+          <w:i/>
+          <w:iCs/>
+          <w:color w:val="7F7F7F" w:themeColor="text1" w:themeTint="80"/>
+        </w:rPr>
+      </w:pPr>
+    </w:p>
+    <w:p>
+      <w:pPr>
+        <w:pStyle w:val="ListParagraph"/>
+        <w:spacing w:after="0"/>
+        <w:rPr>
+          <w:rFonts w:ascii="Aptos Display" w:eastAsia="Aptos Display" w:hAnsi="Aptos Display" w:cs="Aptos Display"/>
+          <w:i/>
+          <w:iCs/>
+          <w:color w:val="7F7F7F" w:themeColor="text1" w:themeTint="80"/>
+        </w:rPr>
+      </w:pPr>
+      <w:r>
+        <w:rPr>
+          <w:rFonts w:ascii="Aptos Display" w:eastAsia="Aptos Display" w:hAnsi="Aptos Display" w:cs="Aptos Display"/>
+          <w:i/>
+          <w:iCs/>
+          <w:color w:val="7F7F7F" w:themeColor="text1" w:themeTint="80"/>
+        </w:rPr>
+        <w:t>Sama’s Reflection</w:t>
+      </w:r>
+    </w:p>
+    <w:p>
       <w:pPr>
         <w:pStyle w:val="ListParagraph"/>
         <w:numPr>
           <w:ilvl w:val="0"/>
           <w:numId w:val="4"/>
         </w:numPr>
-        <w:spacing w:before="0" w:beforeAutospacing="off" w:after="0" w:afterAutospacing="off"/>
-        <w:rPr>
-          <w:rFonts w:ascii="Aptos Display" w:hAnsi="Aptos Display" w:eastAsia="Aptos Display" w:cs="Aptos Display"/>
-          <w:i w:val="1"/>
-          <w:iCs w:val="1"/>
-          <w:noProof w:val="0"/>
-          <w:color w:val="7F7F7F" w:themeColor="text1" w:themeTint="80" w:themeShade="FF"/>
-          <w:sz w:val="24"/>
-          <w:szCs w:val="24"/>
-          <w:lang w:val="en-US"/>
-        </w:rPr>
-      </w:pPr>
-      <w:r>
-        <w:rPr>
-          <w:rFonts w:ascii="Aptos Display" w:hAnsi="Aptos Display" w:eastAsia="Aptos Display" w:cs="Aptos Display"/>
-          <w:i w:val="1"/>
-          <w:iCs w:val="1"/>
-          <w:noProof w:val="0"/>
-          <w:color w:val="7F7F7F" w:themeColor="text1" w:themeTint="80" w:themeShade="FF"/>
-          <w:sz w:val="24"/>
-          <w:szCs w:val="24"/>
-          <w:lang w:val="en-US"/>
-        </w:rPr>
-        <w:t xml:space="preserve">What they learned </w:t>
-      </w:r>
-    </w:p>
-    <w:p xmlns:wp14="http://schemas.microsoft.com/office/word/2010/wordml" wp14:paraId="16DC1056" wp14:textId="2B666A93">
-      <w:pPr>
-        <w:pStyle w:val="ListParagraph"/>
-        <w:numPr>
-          <w:ilvl w:val="0"/>
-          <w:numId w:val="4"/>
-        </w:numPr>
-        <w:spacing w:before="0" w:beforeAutospacing="off" w:after="0" w:afterAutospacing="off"/>
-        <w:rPr>
-          <w:rFonts w:ascii="Aptos Display" w:hAnsi="Aptos Display" w:eastAsia="Aptos Display" w:cs="Aptos Display"/>
-          <w:i w:val="1"/>
-          <w:iCs w:val="1"/>
-          <w:noProof w:val="0"/>
-          <w:color w:val="7F7F7F" w:themeColor="text1" w:themeTint="80" w:themeShade="FF"/>
-          <w:sz w:val="24"/>
-          <w:szCs w:val="24"/>
-          <w:lang w:val="en-US"/>
-        </w:rPr>
-      </w:pPr>
-      <w:r>
-        <w:rPr>
-          <w:rFonts w:ascii="Aptos Display" w:hAnsi="Aptos Display" w:eastAsia="Aptos Display" w:cs="Aptos Display"/>
-          <w:i w:val="1"/>
-          <w:iCs w:val="1"/>
-          <w:noProof w:val="0"/>
-          <w:color w:val="7F7F7F" w:themeColor="text1" w:themeTint="80" w:themeShade="FF"/>
-          <w:sz w:val="24"/>
-          <w:szCs w:val="24"/>
-          <w:lang w:val="en-US"/>
+        <w:spacing w:after="0"/>
+        <w:rPr>
+          <w:rFonts w:ascii="Aptos Display" w:eastAsia="Aptos Display" w:hAnsi="Aptos Display" w:cs="Aptos Display"/>
+          <w:i/>
+          <w:iCs/>
+          <w:color w:val="7F7F7F" w:themeColor="text1" w:themeTint="80"/>
+        </w:rPr>
+      </w:pPr>
+      <w:r>
+        <w:rPr>
+          <w:rFonts w:ascii="Aptos Display" w:eastAsia="Aptos Display" w:hAnsi="Aptos Display" w:cs="Aptos Display"/>
+          <w:i/>
+          <w:iCs/>
+          <w:color w:val="7F7F7F" w:themeColor="text1" w:themeTint="80"/>
+        </w:rPr>
+        <w:t>What They Learned</w:t>
+      </w:r>
+    </w:p>
+    <w:p>
+      <w:pPr>
+        <w:pStyle w:val="ListParagraph"/>
+        <w:spacing w:after="0"/>
+        <w:rPr>
+          <w:rFonts w:ascii="Aptos Display" w:eastAsia="Aptos Display" w:hAnsi="Aptos Display" w:cs="Aptos Display"/>
+          <w:i/>
+          <w:iCs/>
+          <w:color w:val="7F7F7F" w:themeColor="text1" w:themeTint="80"/>
+        </w:rPr>
+      </w:pPr>
+      <w:r>
+        <w:rPr>
+          <w:rFonts w:ascii="Aptos Display" w:eastAsia="Aptos Display" w:hAnsi="Aptos Display" w:cs="Aptos Display"/>
+          <w:i/>
+          <w:iCs/>
+          <w:color w:val="7F7F7F" w:themeColor="text1" w:themeTint="80"/>
+        </w:rPr>
+        <w:tab/>
+        <w:t>Stronger understanding of variable logic in code.</w:t>
+      </w:r>
+    </w:p>
+    <w:p>
+      <w:pPr>
+        <w:pStyle w:val="ListParagraph"/>
+        <w:spacing w:after="0"/>
+        <w:rPr>
+          <w:rFonts w:ascii="Aptos Display" w:eastAsia="Aptos Display" w:hAnsi="Aptos Display" w:cs="Aptos Display"/>
+          <w:i/>
+          <w:iCs/>
+          <w:color w:val="7F7F7F" w:themeColor="text1" w:themeTint="80"/>
+        </w:rPr>
+      </w:pPr>
+      <w:r>
+        <w:rPr>
+          <w:rFonts w:ascii="Aptos Display" w:eastAsia="Aptos Display" w:hAnsi="Aptos Display" w:cs="Aptos Display"/>
+          <w:i/>
+          <w:iCs/>
+          <w:color w:val="7F7F7F" w:themeColor="text1" w:themeTint="80"/>
+        </w:rPr>
+        <w:t>-</w:t>
+      </w:r>
+      <w:r>
+        <w:rPr>
+          <w:rFonts w:ascii="Aptos Display" w:eastAsia="Aptos Display" w:hAnsi="Aptos Display" w:cs="Aptos Display"/>
+          <w:i/>
+          <w:iCs/>
+          <w:color w:val="7F7F7F" w:themeColor="text1" w:themeTint="80"/>
+        </w:rPr>
+        <w:tab/>
+        <w:t xml:space="preserve">To test a system from basics to avoid error in code. </w:t>
+      </w:r>
+      <w:proofErr w:type="spellStart"/>
+      <w:r>
+        <w:rPr>
+          <w:rFonts w:ascii="Aptos Display" w:eastAsia="Aptos Display" w:hAnsi="Aptos Display" w:cs="Aptos Display"/>
+          <w:i/>
+          <w:iCs/>
+          <w:color w:val="7F7F7F" w:themeColor="text1" w:themeTint="80"/>
+        </w:rPr>
+        <w:t>Eg.</w:t>
+      </w:r>
+      <w:proofErr w:type="spellEnd"/>
+      <w:r>
+        <w:rPr>
+          <w:rFonts w:ascii="Aptos Display" w:eastAsia="Aptos Display" w:hAnsi="Aptos Display" w:cs="Aptos Display"/>
+          <w:i/>
+          <w:iCs/>
+          <w:color w:val="7F7F7F" w:themeColor="text1" w:themeTint="80"/>
+        </w:rPr>
+        <w:t xml:space="preserve"> The foil system was tested using an LED to ensure that it works. Then it was tested with the pins and an LED. Lastly, it was tested with the code.</w:t>
+      </w:r>
+    </w:p>
+    <w:p>
+      <w:pPr>
+        <w:pStyle w:val="ListParagraph"/>
+        <w:spacing w:after="0"/>
+        <w:rPr>
+          <w:rFonts w:ascii="Aptos Display" w:eastAsia="Aptos Display" w:hAnsi="Aptos Display" w:cs="Aptos Display"/>
+          <w:i/>
+          <w:iCs/>
+          <w:color w:val="7F7F7F" w:themeColor="text1" w:themeTint="80"/>
+        </w:rPr>
+      </w:pPr>
+      <w:r>
+        <w:rPr>
+          <w:rFonts w:ascii="Aptos Display" w:eastAsia="Aptos Display" w:hAnsi="Aptos Display" w:cs="Aptos Display"/>
+          <w:i/>
+          <w:iCs/>
+          <w:color w:val="7F7F7F" w:themeColor="text1" w:themeTint="80"/>
+        </w:rPr>
+        <w:t>-</w:t>
+      </w:r>
+      <w:r>
+        <w:rPr>
+          <w:rFonts w:ascii="Aptos Display" w:eastAsia="Aptos Display" w:hAnsi="Aptos Display" w:cs="Aptos Display"/>
+          <w:i/>
+          <w:iCs/>
+          <w:color w:val="7F7F7F" w:themeColor="text1" w:themeTint="80"/>
+        </w:rPr>
+        <w:tab/>
+        <w:t>Managing GPIO pins for over 5 components and the 6 bowling pins.</w:t>
+      </w:r>
+    </w:p>
+    <w:p>
+      <w:pPr>
+        <w:pStyle w:val="ListParagraph"/>
+        <w:spacing w:after="0"/>
+        <w:rPr>
+          <w:rFonts w:ascii="Aptos Display" w:eastAsia="Aptos Display" w:hAnsi="Aptos Display" w:cs="Aptos Display"/>
+          <w:i/>
+          <w:iCs/>
+          <w:color w:val="7F7F7F" w:themeColor="text1" w:themeTint="80"/>
+        </w:rPr>
+      </w:pPr>
+      <w:r>
+        <w:rPr>
+          <w:rFonts w:ascii="Aptos Display" w:eastAsia="Aptos Display" w:hAnsi="Aptos Display" w:cs="Aptos Display"/>
+          <w:i/>
+          <w:iCs/>
+          <w:color w:val="7F7F7F" w:themeColor="text1" w:themeTint="80"/>
+        </w:rPr>
+        <w:t>•</w:t>
+      </w:r>
+      <w:r>
+        <w:rPr>
+          <w:rFonts w:ascii="Segoe UI Symbol" w:eastAsia="Aptos Display" w:hAnsi="Segoe UI Symbol" w:cs="Segoe UI Symbol"/>
+          <w:i/>
+          <w:iCs/>
+          <w:color w:val="7F7F7F" w:themeColor="text1" w:themeTint="80"/>
+        </w:rPr>
+        <w:t>⁠</w:t>
+      </w:r>
+      <w:r>
+        <w:rPr>
+          <w:rFonts w:ascii="Aptos Display" w:eastAsia="Aptos Display" w:hAnsi="Aptos Display" w:cs="Aptos Display"/>
+          <w:i/>
+          <w:iCs/>
+          <w:color w:val="7F7F7F" w:themeColor="text1" w:themeTint="80"/>
+        </w:rPr>
+        <w:t xml:space="preserve">  </w:t>
+      </w:r>
+      <w:r>
+        <w:rPr>
+          <w:rFonts w:ascii="Segoe UI Symbol" w:eastAsia="Aptos Display" w:hAnsi="Segoe UI Symbol" w:cs="Segoe UI Symbol"/>
+          <w:i/>
+          <w:iCs/>
+          <w:color w:val="7F7F7F" w:themeColor="text1" w:themeTint="80"/>
+        </w:rPr>
+        <w:t>⁠</w:t>
+      </w:r>
+      <w:r>
+        <w:rPr>
+          <w:rFonts w:ascii="Aptos Display" w:eastAsia="Aptos Display" w:hAnsi="Aptos Display" w:cs="Aptos Display"/>
+          <w:i/>
+          <w:iCs/>
+          <w:color w:val="7F7F7F" w:themeColor="text1" w:themeTint="80"/>
         </w:rPr>
         <w:t xml:space="preserve">What they struggled with </w:t>
       </w:r>
     </w:p>
-    <w:p xmlns:wp14="http://schemas.microsoft.com/office/word/2010/wordml" wp14:paraId="716C893C" wp14:textId="2034DD24">
-      <w:pPr>
-        <w:pStyle w:val="ListParagraph"/>
-        <w:numPr>
-          <w:ilvl w:val="0"/>
-          <w:numId w:val="4"/>
-        </w:numPr>
-        <w:spacing w:before="0" w:beforeAutospacing="off" w:after="0" w:afterAutospacing="off"/>
-        <w:rPr>
-          <w:rFonts w:ascii="Aptos Display" w:hAnsi="Aptos Display" w:eastAsia="Aptos Display" w:cs="Aptos Display"/>
-          <w:i w:val="1"/>
-          <w:iCs w:val="1"/>
-          <w:noProof w:val="0"/>
-          <w:color w:val="7F7F7F" w:themeColor="text1" w:themeTint="80" w:themeShade="FF"/>
-          <w:sz w:val="24"/>
-          <w:szCs w:val="24"/>
-          <w:lang w:val="en-US"/>
-        </w:rPr>
-      </w:pPr>
-      <w:r>
-        <w:rPr>
-          <w:rFonts w:ascii="Aptos Display" w:hAnsi="Aptos Display" w:eastAsia="Aptos Display" w:cs="Aptos Display"/>
-          <w:i w:val="1"/>
-          <w:iCs w:val="1"/>
-          <w:noProof w:val="0"/>
-          <w:color w:val="7F7F7F" w:themeColor="text1" w:themeTint="80" w:themeShade="FF"/>
-          <w:sz w:val="24"/>
-          <w:szCs w:val="24"/>
-          <w:lang w:val="en-US"/>
+    <w:p>
+      <w:pPr>
+        <w:pStyle w:val="ListParagraph"/>
+        <w:spacing w:after="0"/>
+        <w:rPr>
+          <w:rFonts w:ascii="Aptos Display" w:eastAsia="Aptos Display" w:hAnsi="Aptos Display" w:cs="Aptos Display"/>
+          <w:i/>
+          <w:iCs/>
+          <w:color w:val="7F7F7F" w:themeColor="text1" w:themeTint="80"/>
+        </w:rPr>
+      </w:pPr>
+      <w:r>
+        <w:rPr>
+          <w:rFonts w:ascii="Aptos Display" w:eastAsia="Aptos Display" w:hAnsi="Aptos Display" w:cs="Aptos Display"/>
+          <w:i/>
+          <w:iCs/>
+          <w:color w:val="7F7F7F" w:themeColor="text1" w:themeTint="80"/>
+        </w:rPr>
+        <w:t>-</w:t>
+      </w:r>
+      <w:r>
+        <w:rPr>
+          <w:rFonts w:ascii="Aptos Display" w:eastAsia="Aptos Display" w:hAnsi="Aptos Display" w:cs="Aptos Display"/>
+          <w:i/>
+          <w:iCs/>
+          <w:color w:val="7F7F7F" w:themeColor="text1" w:themeTint="80"/>
+        </w:rPr>
+        <w:tab/>
+        <w:t>Ensuring tighter and stronger connections in the servo mechanism since the foil and copper wire components were thin and had to withstand constant disruption when it was hit with the ball.</w:t>
+      </w:r>
+    </w:p>
+    <w:p>
+      <w:pPr>
+        <w:pStyle w:val="ListParagraph"/>
+        <w:spacing w:after="0"/>
+        <w:rPr>
+          <w:rFonts w:ascii="Aptos Display" w:eastAsia="Aptos Display" w:hAnsi="Aptos Display" w:cs="Aptos Display"/>
+          <w:i/>
+          <w:iCs/>
+          <w:color w:val="7F7F7F" w:themeColor="text1" w:themeTint="80"/>
+        </w:rPr>
+      </w:pPr>
+      <w:r>
+        <w:rPr>
+          <w:rFonts w:ascii="Aptos Display" w:eastAsia="Aptos Display" w:hAnsi="Aptos Display" w:cs="Aptos Display"/>
+          <w:i/>
+          <w:iCs/>
+          <w:color w:val="7F7F7F" w:themeColor="text1" w:themeTint="80"/>
+        </w:rPr>
+        <w:t>-</w:t>
+      </w:r>
+      <w:r>
+        <w:rPr>
+          <w:rFonts w:ascii="Aptos Display" w:eastAsia="Aptos Display" w:hAnsi="Aptos Display" w:cs="Aptos Display"/>
+          <w:i/>
+          <w:iCs/>
+          <w:color w:val="7F7F7F" w:themeColor="text1" w:themeTint="80"/>
+        </w:rPr>
+        <w:tab/>
+        <w:t>Stability of the backboard.</w:t>
+      </w:r>
+    </w:p>
+    <w:p>
+      <w:pPr>
+        <w:pStyle w:val="ListParagraph"/>
+        <w:spacing w:after="0"/>
+        <w:rPr>
+          <w:rFonts w:ascii="Aptos Display" w:eastAsia="Aptos Display" w:hAnsi="Aptos Display" w:cs="Aptos Display"/>
+          <w:i/>
+          <w:iCs/>
+          <w:color w:val="7F7F7F" w:themeColor="text1" w:themeTint="80"/>
+        </w:rPr>
+      </w:pPr>
+      <w:r>
+        <w:rPr>
+          <w:rFonts w:ascii="Aptos Display" w:eastAsia="Aptos Display" w:hAnsi="Aptos Display" w:cs="Aptos Display"/>
+          <w:i/>
+          <w:iCs/>
+          <w:color w:val="7F7F7F" w:themeColor="text1" w:themeTint="80"/>
+        </w:rPr>
+        <w:t>•</w:t>
+      </w:r>
+      <w:r>
+        <w:rPr>
+          <w:rFonts w:ascii="Segoe UI Symbol" w:eastAsia="Aptos Display" w:hAnsi="Segoe UI Symbol" w:cs="Segoe UI Symbol"/>
+          <w:i/>
+          <w:iCs/>
+          <w:color w:val="7F7F7F" w:themeColor="text1" w:themeTint="80"/>
+        </w:rPr>
+        <w:t>⁠</w:t>
+      </w:r>
+      <w:r>
+        <w:rPr>
+          <w:rFonts w:ascii="Aptos Display" w:eastAsia="Aptos Display" w:hAnsi="Aptos Display" w:cs="Aptos Display"/>
+          <w:i/>
+          <w:iCs/>
+          <w:color w:val="7F7F7F" w:themeColor="text1" w:themeTint="80"/>
+        </w:rPr>
+        <w:t xml:space="preserve">  </w:t>
+      </w:r>
+      <w:r>
+        <w:rPr>
+          <w:rFonts w:ascii="Segoe UI Symbol" w:eastAsia="Aptos Display" w:hAnsi="Segoe UI Symbol" w:cs="Segoe UI Symbol"/>
+          <w:i/>
+          <w:iCs/>
+          <w:color w:val="7F7F7F" w:themeColor="text1" w:themeTint="80"/>
+        </w:rPr>
+        <w:t>⁠</w:t>
+      </w:r>
+      <w:r>
+        <w:rPr>
+          <w:rFonts w:ascii="Aptos Display" w:eastAsia="Aptos Display" w:hAnsi="Aptos Display" w:cs="Aptos Display"/>
+          <w:i/>
+          <w:iCs/>
+          <w:color w:val="7F7F7F" w:themeColor="text1" w:themeTint="80"/>
         </w:rPr>
         <w:t>What they are proud of</w:t>
       </w:r>
     </w:p>
-    <w:p xmlns:wp14="http://schemas.microsoft.com/office/word/2010/wordml" wp14:paraId="2C078E63" wp14:textId="71F8332D"/>
+    <w:p>
+      <w:pPr>
+        <w:pStyle w:val="ListParagraph"/>
+        <w:spacing w:after="0"/>
+        <w:rPr>
+          <w:rFonts w:ascii="Aptos Display" w:eastAsia="Aptos Display" w:hAnsi="Aptos Display" w:cs="Aptos Display"/>
+          <w:i/>
+          <w:iCs/>
+          <w:color w:val="7F7F7F" w:themeColor="text1" w:themeTint="80"/>
+        </w:rPr>
+      </w:pPr>
+      <w:r>
+        <w:rPr>
+          <w:rFonts w:ascii="Aptos Display" w:eastAsia="Aptos Display" w:hAnsi="Aptos Display" w:cs="Aptos Display"/>
+          <w:i/>
+          <w:iCs/>
+          <w:color w:val="7F7F7F" w:themeColor="text1" w:themeTint="80"/>
+        </w:rPr>
+        <w:t>-</w:t>
+      </w:r>
+      <w:r>
+        <w:rPr>
+          <w:rFonts w:ascii="Aptos Display" w:eastAsia="Aptos Display" w:hAnsi="Aptos Display" w:cs="Aptos Display"/>
+          <w:i/>
+          <w:iCs/>
+          <w:color w:val="7F7F7F" w:themeColor="text1" w:themeTint="80"/>
+        </w:rPr>
+        <w:tab/>
+        <w:t>Successful detection of the number of pins knocked down.</w:t>
+      </w:r>
+    </w:p>
+    <w:p>
+      <w:pPr>
+        <w:pStyle w:val="ListParagraph"/>
+        <w:spacing w:after="0"/>
+        <w:rPr>
+          <w:rFonts w:ascii="Aptos Display" w:eastAsia="Aptos Display" w:hAnsi="Aptos Display" w:cs="Aptos Display"/>
+          <w:i/>
+          <w:iCs/>
+          <w:color w:val="7F7F7F" w:themeColor="text1" w:themeTint="80"/>
+        </w:rPr>
+      </w:pPr>
+      <w:r>
+        <w:rPr>
+          <w:rFonts w:ascii="Aptos Display" w:eastAsia="Aptos Display" w:hAnsi="Aptos Display" w:cs="Aptos Display"/>
+          <w:i/>
+          <w:iCs/>
+          <w:color w:val="7F7F7F" w:themeColor="text1" w:themeTint="80"/>
+        </w:rPr>
+        <w:t>-</w:t>
+      </w:r>
+      <w:r>
+        <w:rPr>
+          <w:rFonts w:ascii="Aptos Display" w:eastAsia="Aptos Display" w:hAnsi="Aptos Display" w:cs="Aptos Display"/>
+          <w:i/>
+          <w:iCs/>
+          <w:color w:val="7F7F7F" w:themeColor="text1" w:themeTint="80"/>
+        </w:rPr>
+        <w:tab/>
+        <w:t>Skeleton of the physical structure which can accommodate all the components.</w:t>
+      </w:r>
+    </w:p>
     <w:sectPr>
-      <w:pgSz w:w="12240" w:h="15840" w:orient="portrait"/>
+      <w:pgSz w:w="12240" w:h="15840"/>
       <w:pgMar w:top="1440" w:right="1440" w:bottom="1440" w:left="1440" w:header="720" w:footer="720" w:gutter="0"/>
       <w:cols w:space="720"/>
       <w:docGrid w:linePitch="360"/>
@@ -531,11 +1918,12 @@
 </file>
 
 <file path=word/numbering.xml><?xml version="1.0" encoding="utf-8"?>
-<w:numbering xmlns:w="http://schemas.openxmlformats.org/wordprocessingml/2006/main">
-  <w:abstractNum xmlns:w="http://schemas.openxmlformats.org/wordprocessingml/2006/main" w:abstractNumId="4">
-    <w:nsid w:val="d8fb1cb"/>
-    <w:multiLevelType xmlns:w="http://schemas.openxmlformats.org/wordprocessingml/2006/main" w:val="hybridMultilevel"/>
-    <w:lvl xmlns:w="http://schemas.openxmlformats.org/wordprocessingml/2006/main" w:ilvl="0">
+<w:numbering xmlns:wpc="http://schemas.microsoft.com/office/word/2010/wordprocessingCanvas" xmlns:cx="http://schemas.microsoft.com/office/drawing/2014/chartex" xmlns:cx1="http://schemas.microsoft.com/office/drawing/2015/9/8/chartex" xmlns:cx2="http://schemas.microsoft.com/office/drawing/2015/10/21/chartex" xmlns:cx3="http://schemas.microsoft.com/office/drawing/2016/5/9/chartex" xmlns:cx4="http://schemas.microsoft.com/office/drawing/2016/5/10/chartex" xmlns:cx5="http://schemas.microsoft.com/office/drawing/2016/5/11/chartex" xmlns:cx6="http://schemas.microsoft.com/office/drawing/2016/5/12/chartex" xmlns:cx7="http://schemas.microsoft.com/office/drawing/2016/5/13/chartex" xmlns:cx8="http://schemas.microsoft.com/office/drawing/2016/5/14/chartex" xmlns:mc="http://schemas.openxmlformats.org/markup-compatibility/2006" xmlns:aink="http://schemas.microsoft.com/office/drawing/2016/ink" xmlns:am3d="http://schemas.microsoft.com/office/drawing/2017/model3d" xmlns:o="urn:schemas-microsoft-com:office:office" xmlns:oel="http://schemas.microsoft.com/office/2019/extlst" xmlns:r="http://schemas.openxmlformats.org/officeDocument/2006/relationships" xmlns:m="http://schemas.openxmlformats.org/officeDocument/2006/math" xmlns:v="urn:schemas-microsoft-com:vml" xmlns:wp14="http://schemas.microsoft.com/office/word/2010/wordprocessingDrawing" xmlns:wp="http://schemas.openxmlformats.org/drawingml/2006/wordprocessingDrawing" xmlns:w10="urn:schemas-microsoft-com:office:word" xmlns:w="http://schemas.openxmlformats.org/wordprocessingml/2006/main" xmlns:w14="http://schemas.microsoft.com/office/word/2010/wordml" xmlns:w15="http://schemas.microsoft.com/office/word/2012/wordml" xmlns:w16cex="http://schemas.microsoft.com/office/word/2018/wordml/cex" xmlns:w16cid="http://schemas.microsoft.com/office/word/2016/wordml/cid" xmlns:w16="http://schemas.microsoft.com/office/word/2018/wordml" xmlns:w16du="http://schemas.microsoft.com/office/word/2023/wordml/word16du" xmlns:w16sdtdh="http://schemas.microsoft.com/office/word/2020/wordml/sdtdatahash" xmlns:w16sdtfl="http://schemas.microsoft.com/office/word/2024/wordml/sdtformatlock" xmlns:w16se="http://schemas.microsoft.com/office/word/2015/wordml/symex" xmlns:wpg="http://schemas.microsoft.com/office/word/2010/wordprocessingGroup" xmlns:wpi="http://schemas.microsoft.com/office/word/2010/wordprocessingInk" xmlns:wne="http://schemas.microsoft.com/office/word/2006/wordml" xmlns:wps="http://schemas.microsoft.com/office/word/2010/wordprocessingShape" mc:Ignorable="w14 w15 w16se w16cid w16 w16cex w16sdtdh w16sdtfl w16du wp14">
+  <w:abstractNum w:abstractNumId="0" w15:restartNumberingAfterBreak="0">
+    <w:nsid w:val="0D8FB1CB"/>
+    <w:multiLevelType w:val="hybridMultilevel"/>
+    <w:tmpl w:val="C14AC99C"/>
+    <w:lvl w:ilvl="0" w:tplc="E68E6B6A">
       <w:start w:val="1"/>
       <w:numFmt w:val="bullet"/>
       <w:lvlText w:val=""/>
@@ -544,10 +1932,10 @@
         <w:ind w:left="720" w:hanging="360"/>
       </w:pPr>
       <w:rPr>
-        <w:rFonts w:hint="default" w:ascii="Symbol" w:hAnsi="Symbol"/>
-      </w:rPr>
-    </w:lvl>
-    <w:lvl xmlns:w="http://schemas.openxmlformats.org/wordprocessingml/2006/main" w:ilvl="1">
+        <w:rFonts w:ascii="Symbol" w:hAnsi="Symbol" w:hint="default"/>
+      </w:rPr>
+    </w:lvl>
+    <w:lvl w:ilvl="1" w:tplc="5FBADDBC">
       <w:start w:val="1"/>
       <w:numFmt w:val="bullet"/>
       <w:lvlText w:val="o"/>
@@ -556,10 +1944,10 @@
         <w:ind w:left="1440" w:hanging="360"/>
       </w:pPr>
       <w:rPr>
-        <w:rFonts w:hint="default" w:ascii="Courier New" w:hAnsi="Courier New"/>
-      </w:rPr>
-    </w:lvl>
-    <w:lvl xmlns:w="http://schemas.openxmlformats.org/wordprocessingml/2006/main" w:ilvl="2">
+        <w:rFonts w:ascii="Courier New" w:hAnsi="Courier New" w:hint="default"/>
+      </w:rPr>
+    </w:lvl>
+    <w:lvl w:ilvl="2" w:tplc="1C24F946">
       <w:start w:val="1"/>
       <w:numFmt w:val="bullet"/>
       <w:lvlText w:val=""/>
@@ -568,10 +1956,10 @@
         <w:ind w:left="2160" w:hanging="360"/>
       </w:pPr>
       <w:rPr>
-        <w:rFonts w:hint="default" w:ascii="Wingdings" w:hAnsi="Wingdings"/>
-      </w:rPr>
-    </w:lvl>
-    <w:lvl xmlns:w="http://schemas.openxmlformats.org/wordprocessingml/2006/main" w:ilvl="3">
+        <w:rFonts w:ascii="Wingdings" w:hAnsi="Wingdings" w:hint="default"/>
+      </w:rPr>
+    </w:lvl>
+    <w:lvl w:ilvl="3" w:tplc="80965ACA">
       <w:start w:val="1"/>
       <w:numFmt w:val="bullet"/>
       <w:lvlText w:val=""/>
@@ -580,10 +1968,10 @@
         <w:ind w:left="2880" w:hanging="360"/>
       </w:pPr>
       <w:rPr>
-        <w:rFonts w:hint="default" w:ascii="Symbol" w:hAnsi="Symbol"/>
-      </w:rPr>
-    </w:lvl>
-    <w:lvl xmlns:w="http://schemas.openxmlformats.org/wordprocessingml/2006/main" w:ilvl="4">
+        <w:rFonts w:ascii="Symbol" w:hAnsi="Symbol" w:hint="default"/>
+      </w:rPr>
+    </w:lvl>
+    <w:lvl w:ilvl="4" w:tplc="5B345B74">
       <w:start w:val="1"/>
       <w:numFmt w:val="bullet"/>
       <w:lvlText w:val="o"/>
@@ -592,10 +1980,10 @@
         <w:ind w:left="3600" w:hanging="360"/>
       </w:pPr>
       <w:rPr>
-        <w:rFonts w:hint="default" w:ascii="Courier New" w:hAnsi="Courier New"/>
-      </w:rPr>
-    </w:lvl>
-    <w:lvl xmlns:w="http://schemas.openxmlformats.org/wordprocessingml/2006/main" w:ilvl="5">
+        <w:rFonts w:ascii="Courier New" w:hAnsi="Courier New" w:hint="default"/>
+      </w:rPr>
+    </w:lvl>
+    <w:lvl w:ilvl="5" w:tplc="CECC17BE">
       <w:start w:val="1"/>
       <w:numFmt w:val="bullet"/>
       <w:lvlText w:val=""/>
@@ -604,10 +1992,10 @@
         <w:ind w:left="4320" w:hanging="360"/>
       </w:pPr>
       <w:rPr>
-        <w:rFonts w:hint="default" w:ascii="Wingdings" w:hAnsi="Wingdings"/>
-      </w:rPr>
-    </w:lvl>
-    <w:lvl xmlns:w="http://schemas.openxmlformats.org/wordprocessingml/2006/main" w:ilvl="6">
+        <w:rFonts w:ascii="Wingdings" w:hAnsi="Wingdings" w:hint="default"/>
+      </w:rPr>
+    </w:lvl>
+    <w:lvl w:ilvl="6" w:tplc="59E07B44">
       <w:start w:val="1"/>
       <w:numFmt w:val="bullet"/>
       <w:lvlText w:val=""/>
@@ -616,10 +2004,10 @@
         <w:ind w:left="5040" w:hanging="360"/>
       </w:pPr>
       <w:rPr>
-        <w:rFonts w:hint="default" w:ascii="Symbol" w:hAnsi="Symbol"/>
-      </w:rPr>
-    </w:lvl>
-    <w:lvl xmlns:w="http://schemas.openxmlformats.org/wordprocessingml/2006/main" w:ilvl="7">
+        <w:rFonts w:ascii="Symbol" w:hAnsi="Symbol" w:hint="default"/>
+      </w:rPr>
+    </w:lvl>
+    <w:lvl w:ilvl="7" w:tplc="6DAA8CC4">
       <w:start w:val="1"/>
       <w:numFmt w:val="bullet"/>
       <w:lvlText w:val="o"/>
@@ -628,10 +2016,10 @@
         <w:ind w:left="5760" w:hanging="360"/>
       </w:pPr>
       <w:rPr>
-        <w:rFonts w:hint="default" w:ascii="Courier New" w:hAnsi="Courier New"/>
-      </w:rPr>
-    </w:lvl>
-    <w:lvl xmlns:w="http://schemas.openxmlformats.org/wordprocessingml/2006/main" w:ilvl="8">
+        <w:rFonts w:ascii="Courier New" w:hAnsi="Courier New" w:hint="default"/>
+      </w:rPr>
+    </w:lvl>
+    <w:lvl w:ilvl="8" w:tplc="B7A49F24">
       <w:start w:val="1"/>
       <w:numFmt w:val="bullet"/>
       <w:lvlText w:val=""/>
@@ -640,26 +2028,484 @@
         <w:ind w:left="6480" w:hanging="360"/>
       </w:pPr>
       <w:rPr>
-        <w:rFonts w:hint="default" w:ascii="Wingdings" w:hAnsi="Wingdings"/>
+        <w:rFonts w:ascii="Wingdings" w:hAnsi="Wingdings" w:hint="default"/>
       </w:rPr>
     </w:lvl>
   </w:abstractNum>
-  <w:abstractNum xmlns:w="http://schemas.openxmlformats.org/wordprocessingml/2006/main" w:abstractNumId="3">
-    <w:nsid w:val="71d33a1f"/>
-    <w:multiLevelType xmlns:w="http://schemas.openxmlformats.org/wordprocessingml/2006/main" w:val="hybridMultilevel"/>
-    <w:lvl xmlns:w="http://schemas.openxmlformats.org/wordprocessingml/2006/main" w:ilvl="0">
+  <w:abstractNum w:abstractNumId="1" w15:restartNumberingAfterBreak="0">
+    <w:nsid w:val="3163561C"/>
+    <w:multiLevelType w:val="hybridMultilevel"/>
+    <w:tmpl w:val="7B6E91FE"/>
+    <w:lvl w:ilvl="0" w:tplc="0409000F">
+      <w:start w:val="1"/>
+      <w:numFmt w:val="decimal"/>
+      <w:lvlText w:val="%1."/>
+      <w:lvlJc w:val="left"/>
+      <w:pPr>
+        <w:ind w:left="720" w:hanging="360"/>
+      </w:pPr>
+      <w:rPr>
+        <w:rFonts w:hint="default"/>
+      </w:rPr>
+    </w:lvl>
+    <w:lvl w:ilvl="1" w:tplc="FFFFFFFF">
+      <w:start w:val="1"/>
+      <w:numFmt w:val="bullet"/>
+      <w:lvlText w:val="o"/>
+      <w:lvlJc w:val="left"/>
+      <w:pPr>
+        <w:ind w:left="1440" w:hanging="360"/>
+      </w:pPr>
+      <w:rPr>
+        <w:rFonts w:ascii="Courier New" w:hAnsi="Courier New" w:hint="default"/>
+      </w:rPr>
+    </w:lvl>
+    <w:lvl w:ilvl="2" w:tplc="FFFFFFFF">
+      <w:start w:val="1"/>
+      <w:numFmt w:val="bullet"/>
+      <w:lvlText w:val=""/>
+      <w:lvlJc w:val="left"/>
+      <w:pPr>
+        <w:ind w:left="2160" w:hanging="360"/>
+      </w:pPr>
+      <w:rPr>
+        <w:rFonts w:ascii="Wingdings" w:hAnsi="Wingdings" w:hint="default"/>
+      </w:rPr>
+    </w:lvl>
+    <w:lvl w:ilvl="3" w:tplc="FFFFFFFF">
       <w:start w:val="1"/>
       <w:numFmt w:val="bullet"/>
       <w:lvlText w:val=""/>
       <w:lvlJc w:val="left"/>
       <w:pPr>
+        <w:ind w:left="2880" w:hanging="360"/>
+      </w:pPr>
+      <w:rPr>
+        <w:rFonts w:ascii="Symbol" w:hAnsi="Symbol" w:hint="default"/>
+      </w:rPr>
+    </w:lvl>
+    <w:lvl w:ilvl="4" w:tplc="FFFFFFFF">
+      <w:start w:val="1"/>
+      <w:numFmt w:val="bullet"/>
+      <w:lvlText w:val="o"/>
+      <w:lvlJc w:val="left"/>
+      <w:pPr>
+        <w:ind w:left="3600" w:hanging="360"/>
+      </w:pPr>
+      <w:rPr>
+        <w:rFonts w:ascii="Courier New" w:hAnsi="Courier New" w:hint="default"/>
+      </w:rPr>
+    </w:lvl>
+    <w:lvl w:ilvl="5" w:tplc="FFFFFFFF">
+      <w:start w:val="1"/>
+      <w:numFmt w:val="bullet"/>
+      <w:lvlText w:val=""/>
+      <w:lvlJc w:val="left"/>
+      <w:pPr>
+        <w:ind w:left="4320" w:hanging="360"/>
+      </w:pPr>
+      <w:rPr>
+        <w:rFonts w:ascii="Wingdings" w:hAnsi="Wingdings" w:hint="default"/>
+      </w:rPr>
+    </w:lvl>
+    <w:lvl w:ilvl="6" w:tplc="FFFFFFFF">
+      <w:start w:val="1"/>
+      <w:numFmt w:val="bullet"/>
+      <w:lvlText w:val=""/>
+      <w:lvlJc w:val="left"/>
+      <w:pPr>
+        <w:ind w:left="5040" w:hanging="360"/>
+      </w:pPr>
+      <w:rPr>
+        <w:rFonts w:ascii="Symbol" w:hAnsi="Symbol" w:hint="default"/>
+      </w:rPr>
+    </w:lvl>
+    <w:lvl w:ilvl="7" w:tplc="FFFFFFFF">
+      <w:start w:val="1"/>
+      <w:numFmt w:val="bullet"/>
+      <w:lvlText w:val="o"/>
+      <w:lvlJc w:val="left"/>
+      <w:pPr>
+        <w:ind w:left="5760" w:hanging="360"/>
+      </w:pPr>
+      <w:rPr>
+        <w:rFonts w:ascii="Courier New" w:hAnsi="Courier New" w:hint="default"/>
+      </w:rPr>
+    </w:lvl>
+    <w:lvl w:ilvl="8" w:tplc="FFFFFFFF">
+      <w:start w:val="1"/>
+      <w:numFmt w:val="bullet"/>
+      <w:lvlText w:val=""/>
+      <w:lvlJc w:val="left"/>
+      <w:pPr>
+        <w:ind w:left="6480" w:hanging="360"/>
+      </w:pPr>
+      <w:rPr>
+        <w:rFonts w:ascii="Wingdings" w:hAnsi="Wingdings" w:hint="default"/>
+      </w:rPr>
+    </w:lvl>
+  </w:abstractNum>
+  <w:abstractNum w:abstractNumId="2" w15:restartNumberingAfterBreak="0">
+    <w:nsid w:val="347A73E3"/>
+    <w:multiLevelType w:val="hybridMultilevel"/>
+    <w:tmpl w:val="572457CE"/>
+    <w:lvl w:ilvl="0" w:tplc="0409000F">
+      <w:start w:val="1"/>
+      <w:numFmt w:val="decimal"/>
+      <w:lvlText w:val="%1."/>
+      <w:lvlJc w:val="left"/>
+      <w:pPr>
+        <w:ind w:left="1440" w:hanging="360"/>
+      </w:pPr>
+    </w:lvl>
+    <w:lvl w:ilvl="1" w:tplc="04090019" w:tentative="1">
+      <w:start w:val="1"/>
+      <w:numFmt w:val="lowerLetter"/>
+      <w:lvlText w:val="%2."/>
+      <w:lvlJc w:val="left"/>
+      <w:pPr>
+        <w:ind w:left="2160" w:hanging="360"/>
+      </w:pPr>
+    </w:lvl>
+    <w:lvl w:ilvl="2" w:tplc="0409001B" w:tentative="1">
+      <w:start w:val="1"/>
+      <w:numFmt w:val="lowerRoman"/>
+      <w:lvlText w:val="%3."/>
+      <w:lvlJc w:val="right"/>
+      <w:pPr>
+        <w:ind w:left="2880" w:hanging="180"/>
+      </w:pPr>
+    </w:lvl>
+    <w:lvl w:ilvl="3" w:tplc="0409000F" w:tentative="1">
+      <w:start w:val="1"/>
+      <w:numFmt w:val="decimal"/>
+      <w:lvlText w:val="%4."/>
+      <w:lvlJc w:val="left"/>
+      <w:pPr>
+        <w:ind w:left="3600" w:hanging="360"/>
+      </w:pPr>
+    </w:lvl>
+    <w:lvl w:ilvl="4" w:tplc="04090019" w:tentative="1">
+      <w:start w:val="1"/>
+      <w:numFmt w:val="lowerLetter"/>
+      <w:lvlText w:val="%5."/>
+      <w:lvlJc w:val="left"/>
+      <w:pPr>
+        <w:ind w:left="4320" w:hanging="360"/>
+      </w:pPr>
+    </w:lvl>
+    <w:lvl w:ilvl="5" w:tplc="0409001B" w:tentative="1">
+      <w:start w:val="1"/>
+      <w:numFmt w:val="lowerRoman"/>
+      <w:lvlText w:val="%6."/>
+      <w:lvlJc w:val="right"/>
+      <w:pPr>
+        <w:ind w:left="5040" w:hanging="180"/>
+      </w:pPr>
+    </w:lvl>
+    <w:lvl w:ilvl="6" w:tplc="0409000F" w:tentative="1">
+      <w:start w:val="1"/>
+      <w:numFmt w:val="decimal"/>
+      <w:lvlText w:val="%7."/>
+      <w:lvlJc w:val="left"/>
+      <w:pPr>
+        <w:ind w:left="5760" w:hanging="360"/>
+      </w:pPr>
+    </w:lvl>
+    <w:lvl w:ilvl="7" w:tplc="04090019" w:tentative="1">
+      <w:start w:val="1"/>
+      <w:numFmt w:val="lowerLetter"/>
+      <w:lvlText w:val="%8."/>
+      <w:lvlJc w:val="left"/>
+      <w:pPr>
+        <w:ind w:left="6480" w:hanging="360"/>
+      </w:pPr>
+    </w:lvl>
+    <w:lvl w:ilvl="8" w:tplc="0409001B" w:tentative="1">
+      <w:start w:val="1"/>
+      <w:numFmt w:val="lowerRoman"/>
+      <w:lvlText w:val="%9."/>
+      <w:lvlJc w:val="right"/>
+      <w:pPr>
+        <w:ind w:left="7200" w:hanging="180"/>
+      </w:pPr>
+    </w:lvl>
+  </w:abstractNum>
+  <w:abstractNum w:abstractNumId="3" w15:restartNumberingAfterBreak="0">
+    <w:nsid w:val="3DA47362"/>
+    <w:multiLevelType w:val="hybridMultilevel"/>
+    <w:tmpl w:val="7D3E2E20"/>
+    <w:lvl w:ilvl="0" w:tplc="0409000F">
+      <w:start w:val="1"/>
+      <w:numFmt w:val="decimal"/>
+      <w:lvlText w:val="%1."/>
+      <w:lvlJc w:val="left"/>
+      <w:pPr>
         <w:ind w:left="720" w:hanging="360"/>
       </w:pPr>
-      <w:rPr>
-        <w:rFonts w:hint="default" w:ascii="Symbol" w:hAnsi="Symbol"/>
-      </w:rPr>
-    </w:lvl>
-    <w:lvl xmlns:w="http://schemas.openxmlformats.org/wordprocessingml/2006/main" w:ilvl="1">
+    </w:lvl>
+    <w:lvl w:ilvl="1" w:tplc="04090019" w:tentative="1">
+      <w:start w:val="1"/>
+      <w:numFmt w:val="lowerLetter"/>
+      <w:lvlText w:val="%2."/>
+      <w:lvlJc w:val="left"/>
+      <w:pPr>
+        <w:ind w:left="1440" w:hanging="360"/>
+      </w:pPr>
+    </w:lvl>
+    <w:lvl w:ilvl="2" w:tplc="0409001B" w:tentative="1">
+      <w:start w:val="1"/>
+      <w:numFmt w:val="lowerRoman"/>
+      <w:lvlText w:val="%3."/>
+      <w:lvlJc w:val="right"/>
+      <w:pPr>
+        <w:ind w:left="2160" w:hanging="180"/>
+      </w:pPr>
+    </w:lvl>
+    <w:lvl w:ilvl="3" w:tplc="0409000F" w:tentative="1">
+      <w:start w:val="1"/>
+      <w:numFmt w:val="decimal"/>
+      <w:lvlText w:val="%4."/>
+      <w:lvlJc w:val="left"/>
+      <w:pPr>
+        <w:ind w:left="2880" w:hanging="360"/>
+      </w:pPr>
+    </w:lvl>
+    <w:lvl w:ilvl="4" w:tplc="04090019" w:tentative="1">
+      <w:start w:val="1"/>
+      <w:numFmt w:val="lowerLetter"/>
+      <w:lvlText w:val="%5."/>
+      <w:lvlJc w:val="left"/>
+      <w:pPr>
+        <w:ind w:left="3600" w:hanging="360"/>
+      </w:pPr>
+    </w:lvl>
+    <w:lvl w:ilvl="5" w:tplc="0409001B" w:tentative="1">
+      <w:start w:val="1"/>
+      <w:numFmt w:val="lowerRoman"/>
+      <w:lvlText w:val="%6."/>
+      <w:lvlJc w:val="right"/>
+      <w:pPr>
+        <w:ind w:left="4320" w:hanging="180"/>
+      </w:pPr>
+    </w:lvl>
+    <w:lvl w:ilvl="6" w:tplc="0409000F" w:tentative="1">
+      <w:start w:val="1"/>
+      <w:numFmt w:val="decimal"/>
+      <w:lvlText w:val="%7."/>
+      <w:lvlJc w:val="left"/>
+      <w:pPr>
+        <w:ind w:left="5040" w:hanging="360"/>
+      </w:pPr>
+    </w:lvl>
+    <w:lvl w:ilvl="7" w:tplc="04090019" w:tentative="1">
+      <w:start w:val="1"/>
+      <w:numFmt w:val="lowerLetter"/>
+      <w:lvlText w:val="%8."/>
+      <w:lvlJc w:val="left"/>
+      <w:pPr>
+        <w:ind w:left="5760" w:hanging="360"/>
+      </w:pPr>
+    </w:lvl>
+    <w:lvl w:ilvl="8" w:tplc="0409001B" w:tentative="1">
+      <w:start w:val="1"/>
+      <w:numFmt w:val="lowerRoman"/>
+      <w:lvlText w:val="%9."/>
+      <w:lvlJc w:val="right"/>
+      <w:pPr>
+        <w:ind w:left="6480" w:hanging="180"/>
+      </w:pPr>
+    </w:lvl>
+  </w:abstractNum>
+  <w:abstractNum w:abstractNumId="4" w15:restartNumberingAfterBreak="0">
+    <w:nsid w:val="400A00D8"/>
+    <w:multiLevelType w:val="hybridMultilevel"/>
+    <w:tmpl w:val="3D3A58B8"/>
+    <w:lvl w:ilvl="0" w:tplc="0409000F">
+      <w:start w:val="1"/>
+      <w:numFmt w:val="decimal"/>
+      <w:lvlText w:val="%1."/>
+      <w:lvlJc w:val="left"/>
+      <w:pPr>
+        <w:ind w:left="1440" w:hanging="360"/>
+      </w:pPr>
+    </w:lvl>
+    <w:lvl w:ilvl="1" w:tplc="04090019" w:tentative="1">
+      <w:start w:val="1"/>
+      <w:numFmt w:val="lowerLetter"/>
+      <w:lvlText w:val="%2."/>
+      <w:lvlJc w:val="left"/>
+      <w:pPr>
+        <w:ind w:left="2160" w:hanging="360"/>
+      </w:pPr>
+    </w:lvl>
+    <w:lvl w:ilvl="2" w:tplc="0409001B" w:tentative="1">
+      <w:start w:val="1"/>
+      <w:numFmt w:val="lowerRoman"/>
+      <w:lvlText w:val="%3."/>
+      <w:lvlJc w:val="right"/>
+      <w:pPr>
+        <w:ind w:left="2880" w:hanging="180"/>
+      </w:pPr>
+    </w:lvl>
+    <w:lvl w:ilvl="3" w:tplc="0409000F" w:tentative="1">
+      <w:start w:val="1"/>
+      <w:numFmt w:val="decimal"/>
+      <w:lvlText w:val="%4."/>
+      <w:lvlJc w:val="left"/>
+      <w:pPr>
+        <w:ind w:left="3600" w:hanging="360"/>
+      </w:pPr>
+    </w:lvl>
+    <w:lvl w:ilvl="4" w:tplc="04090019" w:tentative="1">
+      <w:start w:val="1"/>
+      <w:numFmt w:val="lowerLetter"/>
+      <w:lvlText w:val="%5."/>
+      <w:lvlJc w:val="left"/>
+      <w:pPr>
+        <w:ind w:left="4320" w:hanging="360"/>
+      </w:pPr>
+    </w:lvl>
+    <w:lvl w:ilvl="5" w:tplc="0409001B" w:tentative="1">
+      <w:start w:val="1"/>
+      <w:numFmt w:val="lowerRoman"/>
+      <w:lvlText w:val="%6."/>
+      <w:lvlJc w:val="right"/>
+      <w:pPr>
+        <w:ind w:left="5040" w:hanging="180"/>
+      </w:pPr>
+    </w:lvl>
+    <w:lvl w:ilvl="6" w:tplc="0409000F" w:tentative="1">
+      <w:start w:val="1"/>
+      <w:numFmt w:val="decimal"/>
+      <w:lvlText w:val="%7."/>
+      <w:lvlJc w:val="left"/>
+      <w:pPr>
+        <w:ind w:left="5760" w:hanging="360"/>
+      </w:pPr>
+    </w:lvl>
+    <w:lvl w:ilvl="7" w:tplc="04090019" w:tentative="1">
+      <w:start w:val="1"/>
+      <w:numFmt w:val="lowerLetter"/>
+      <w:lvlText w:val="%8."/>
+      <w:lvlJc w:val="left"/>
+      <w:pPr>
+        <w:ind w:left="6480" w:hanging="360"/>
+      </w:pPr>
+    </w:lvl>
+    <w:lvl w:ilvl="8" w:tplc="0409001B" w:tentative="1">
+      <w:start w:val="1"/>
+      <w:numFmt w:val="lowerRoman"/>
+      <w:lvlText w:val="%9."/>
+      <w:lvlJc w:val="right"/>
+      <w:pPr>
+        <w:ind w:left="7200" w:hanging="180"/>
+      </w:pPr>
+    </w:lvl>
+  </w:abstractNum>
+  <w:abstractNum w:abstractNumId="5" w15:restartNumberingAfterBreak="0">
+    <w:nsid w:val="452C79BE"/>
+    <w:multiLevelType w:val="hybridMultilevel"/>
+    <w:tmpl w:val="6CA8CE7A"/>
+    <w:lvl w:ilvl="0" w:tplc="0409000F">
+      <w:start w:val="1"/>
+      <w:numFmt w:val="decimal"/>
+      <w:lvlText w:val="%1."/>
+      <w:lvlJc w:val="left"/>
+      <w:pPr>
+        <w:ind w:left="1440" w:hanging="360"/>
+      </w:pPr>
+    </w:lvl>
+    <w:lvl w:ilvl="1" w:tplc="04090019" w:tentative="1">
+      <w:start w:val="1"/>
+      <w:numFmt w:val="lowerLetter"/>
+      <w:lvlText w:val="%2."/>
+      <w:lvlJc w:val="left"/>
+      <w:pPr>
+        <w:ind w:left="2160" w:hanging="360"/>
+      </w:pPr>
+    </w:lvl>
+    <w:lvl w:ilvl="2" w:tplc="0409001B" w:tentative="1">
+      <w:start w:val="1"/>
+      <w:numFmt w:val="lowerRoman"/>
+      <w:lvlText w:val="%3."/>
+      <w:lvlJc w:val="right"/>
+      <w:pPr>
+        <w:ind w:left="2880" w:hanging="180"/>
+      </w:pPr>
+    </w:lvl>
+    <w:lvl w:ilvl="3" w:tplc="0409000F" w:tentative="1">
+      <w:start w:val="1"/>
+      <w:numFmt w:val="decimal"/>
+      <w:lvlText w:val="%4."/>
+      <w:lvlJc w:val="left"/>
+      <w:pPr>
+        <w:ind w:left="3600" w:hanging="360"/>
+      </w:pPr>
+    </w:lvl>
+    <w:lvl w:ilvl="4" w:tplc="04090019" w:tentative="1">
+      <w:start w:val="1"/>
+      <w:numFmt w:val="lowerLetter"/>
+      <w:lvlText w:val="%5."/>
+      <w:lvlJc w:val="left"/>
+      <w:pPr>
+        <w:ind w:left="4320" w:hanging="360"/>
+      </w:pPr>
+    </w:lvl>
+    <w:lvl w:ilvl="5" w:tplc="0409001B" w:tentative="1">
+      <w:start w:val="1"/>
+      <w:numFmt w:val="lowerRoman"/>
+      <w:lvlText w:val="%6."/>
+      <w:lvlJc w:val="right"/>
+      <w:pPr>
+        <w:ind w:left="5040" w:hanging="180"/>
+      </w:pPr>
+    </w:lvl>
+    <w:lvl w:ilvl="6" w:tplc="0409000F" w:tentative="1">
+      <w:start w:val="1"/>
+      <w:numFmt w:val="decimal"/>
+      <w:lvlText w:val="%7."/>
+      <w:lvlJc w:val="left"/>
+      <w:pPr>
+        <w:ind w:left="5760" w:hanging="360"/>
+      </w:pPr>
+    </w:lvl>
+    <w:lvl w:ilvl="7" w:tplc="04090019" w:tentative="1">
+      <w:start w:val="1"/>
+      <w:numFmt w:val="lowerLetter"/>
+      <w:lvlText w:val="%8."/>
+      <w:lvlJc w:val="left"/>
+      <w:pPr>
+        <w:ind w:left="6480" w:hanging="360"/>
+      </w:pPr>
+    </w:lvl>
+    <w:lvl w:ilvl="8" w:tplc="0409001B" w:tentative="1">
+      <w:start w:val="1"/>
+      <w:numFmt w:val="lowerRoman"/>
+      <w:lvlText w:val="%9."/>
+      <w:lvlJc w:val="right"/>
+      <w:pPr>
+        <w:ind w:left="7200" w:hanging="180"/>
+      </w:pPr>
+    </w:lvl>
+  </w:abstractNum>
+  <w:abstractNum w:abstractNumId="6" w15:restartNumberingAfterBreak="0">
+    <w:nsid w:val="488CE60F"/>
+    <w:multiLevelType w:val="hybridMultilevel"/>
+    <w:tmpl w:val="D77AEC68"/>
+    <w:lvl w:ilvl="0" w:tplc="6DA00564">
+      <w:start w:val="1"/>
+      <w:numFmt w:val="bullet"/>
+      <w:lvlText w:val=""/>
+      <w:lvlJc w:val="left"/>
+      <w:pPr>
+        <w:ind w:left="720" w:hanging="360"/>
+      </w:pPr>
+      <w:rPr>
+        <w:rFonts w:ascii="Symbol" w:hAnsi="Symbol" w:hint="default"/>
+      </w:rPr>
+    </w:lvl>
+    <w:lvl w:ilvl="1" w:tplc="4120B86C">
       <w:start w:val="1"/>
       <w:numFmt w:val="bullet"/>
       <w:lvlText w:val="o"/>
@@ -668,10 +2514,10 @@
         <w:ind w:left="1440" w:hanging="360"/>
       </w:pPr>
       <w:rPr>
-        <w:rFonts w:hint="default" w:ascii="Courier New" w:hAnsi="Courier New"/>
-      </w:rPr>
-    </w:lvl>
-    <w:lvl xmlns:w="http://schemas.openxmlformats.org/wordprocessingml/2006/main" w:ilvl="2">
+        <w:rFonts w:ascii="Courier New" w:hAnsi="Courier New" w:hint="default"/>
+      </w:rPr>
+    </w:lvl>
+    <w:lvl w:ilvl="2" w:tplc="AE78BCC6">
       <w:start w:val="1"/>
       <w:numFmt w:val="bullet"/>
       <w:lvlText w:val=""/>
@@ -680,10 +2526,10 @@
         <w:ind w:left="2160" w:hanging="360"/>
       </w:pPr>
       <w:rPr>
-        <w:rFonts w:hint="default" w:ascii="Wingdings" w:hAnsi="Wingdings"/>
-      </w:rPr>
-    </w:lvl>
-    <w:lvl xmlns:w="http://schemas.openxmlformats.org/wordprocessingml/2006/main" w:ilvl="3">
+        <w:rFonts w:ascii="Wingdings" w:hAnsi="Wingdings" w:hint="default"/>
+      </w:rPr>
+    </w:lvl>
+    <w:lvl w:ilvl="3" w:tplc="A5C2A93C">
       <w:start w:val="1"/>
       <w:numFmt w:val="bullet"/>
       <w:lvlText w:val=""/>
@@ -692,10 +2538,10 @@
         <w:ind w:left="2880" w:hanging="360"/>
       </w:pPr>
       <w:rPr>
-        <w:rFonts w:hint="default" w:ascii="Symbol" w:hAnsi="Symbol"/>
-      </w:rPr>
-    </w:lvl>
-    <w:lvl xmlns:w="http://schemas.openxmlformats.org/wordprocessingml/2006/main" w:ilvl="4">
+        <w:rFonts w:ascii="Symbol" w:hAnsi="Symbol" w:hint="default"/>
+      </w:rPr>
+    </w:lvl>
+    <w:lvl w:ilvl="4" w:tplc="E3862BF4">
       <w:start w:val="1"/>
       <w:numFmt w:val="bullet"/>
       <w:lvlText w:val="o"/>
@@ -704,10 +2550,10 @@
         <w:ind w:left="3600" w:hanging="360"/>
       </w:pPr>
       <w:rPr>
-        <w:rFonts w:hint="default" w:ascii="Courier New" w:hAnsi="Courier New"/>
-      </w:rPr>
-    </w:lvl>
-    <w:lvl xmlns:w="http://schemas.openxmlformats.org/wordprocessingml/2006/main" w:ilvl="5">
+        <w:rFonts w:ascii="Courier New" w:hAnsi="Courier New" w:hint="default"/>
+      </w:rPr>
+    </w:lvl>
+    <w:lvl w:ilvl="5" w:tplc="B3C61F40">
       <w:start w:val="1"/>
       <w:numFmt w:val="bullet"/>
       <w:lvlText w:val=""/>
@@ -716,10 +2562,10 @@
         <w:ind w:left="4320" w:hanging="360"/>
       </w:pPr>
       <w:rPr>
-        <w:rFonts w:hint="default" w:ascii="Wingdings" w:hAnsi="Wingdings"/>
-      </w:rPr>
-    </w:lvl>
-    <w:lvl xmlns:w="http://schemas.openxmlformats.org/wordprocessingml/2006/main" w:ilvl="6">
+        <w:rFonts w:ascii="Wingdings" w:hAnsi="Wingdings" w:hint="default"/>
+      </w:rPr>
+    </w:lvl>
+    <w:lvl w:ilvl="6" w:tplc="1C02DA68">
       <w:start w:val="1"/>
       <w:numFmt w:val="bullet"/>
       <w:lvlText w:val=""/>
@@ -728,10 +2574,10 @@
         <w:ind w:left="5040" w:hanging="360"/>
       </w:pPr>
       <w:rPr>
-        <w:rFonts w:hint="default" w:ascii="Symbol" w:hAnsi="Symbol"/>
-      </w:rPr>
-    </w:lvl>
-    <w:lvl xmlns:w="http://schemas.openxmlformats.org/wordprocessingml/2006/main" w:ilvl="7">
+        <w:rFonts w:ascii="Symbol" w:hAnsi="Symbol" w:hint="default"/>
+      </w:rPr>
+    </w:lvl>
+    <w:lvl w:ilvl="7" w:tplc="59BE695A">
       <w:start w:val="1"/>
       <w:numFmt w:val="bullet"/>
       <w:lvlText w:val="o"/>
@@ -740,10 +2586,10 @@
         <w:ind w:left="5760" w:hanging="360"/>
       </w:pPr>
       <w:rPr>
-        <w:rFonts w:hint="default" w:ascii="Courier New" w:hAnsi="Courier New"/>
-      </w:rPr>
-    </w:lvl>
-    <w:lvl xmlns:w="http://schemas.openxmlformats.org/wordprocessingml/2006/main" w:ilvl="8">
+        <w:rFonts w:ascii="Courier New" w:hAnsi="Courier New" w:hint="default"/>
+      </w:rPr>
+    </w:lvl>
+    <w:lvl w:ilvl="8" w:tplc="048602B4">
       <w:start w:val="1"/>
       <w:numFmt w:val="bullet"/>
       <w:lvlText w:val=""/>
@@ -752,14 +2598,15 @@
         <w:ind w:left="6480" w:hanging="360"/>
       </w:pPr>
       <w:rPr>
-        <w:rFonts w:hint="default" w:ascii="Wingdings" w:hAnsi="Wingdings"/>
+        <w:rFonts w:ascii="Wingdings" w:hAnsi="Wingdings" w:hint="default"/>
       </w:rPr>
     </w:lvl>
   </w:abstractNum>
-  <w:abstractNum xmlns:w="http://schemas.openxmlformats.org/wordprocessingml/2006/main" w:abstractNumId="2">
-    <w:nsid w:val="632f92a9"/>
-    <w:multiLevelType xmlns:w="http://schemas.openxmlformats.org/wordprocessingml/2006/main" w:val="hybridMultilevel"/>
-    <w:lvl xmlns:w="http://schemas.openxmlformats.org/wordprocessingml/2006/main" w:ilvl="0">
+  <w:abstractNum w:abstractNumId="7" w15:restartNumberingAfterBreak="0">
+    <w:nsid w:val="632F92A9"/>
+    <w:multiLevelType w:val="hybridMultilevel"/>
+    <w:tmpl w:val="682CE344"/>
+    <w:lvl w:ilvl="0" w:tplc="6262A7CC">
       <w:start w:val="1"/>
       <w:numFmt w:val="bullet"/>
       <w:lvlText w:val=""/>
@@ -768,10 +2615,10 @@
         <w:ind w:left="720" w:hanging="360"/>
       </w:pPr>
       <w:rPr>
-        <w:rFonts w:hint="default" w:ascii="Symbol" w:hAnsi="Symbol"/>
-      </w:rPr>
-    </w:lvl>
-    <w:lvl xmlns:w="http://schemas.openxmlformats.org/wordprocessingml/2006/main" w:ilvl="1">
+        <w:rFonts w:ascii="Symbol" w:hAnsi="Symbol" w:hint="default"/>
+      </w:rPr>
+    </w:lvl>
+    <w:lvl w:ilvl="1" w:tplc="CEF4FBF2">
       <w:start w:val="1"/>
       <w:numFmt w:val="bullet"/>
       <w:lvlText w:val="o"/>
@@ -780,10 +2627,10 @@
         <w:ind w:left="1440" w:hanging="360"/>
       </w:pPr>
       <w:rPr>
-        <w:rFonts w:hint="default" w:ascii="Courier New" w:hAnsi="Courier New"/>
-      </w:rPr>
-    </w:lvl>
-    <w:lvl xmlns:w="http://schemas.openxmlformats.org/wordprocessingml/2006/main" w:ilvl="2">
+        <w:rFonts w:ascii="Courier New" w:hAnsi="Courier New" w:hint="default"/>
+      </w:rPr>
+    </w:lvl>
+    <w:lvl w:ilvl="2" w:tplc="079EA87A">
       <w:start w:val="1"/>
       <w:numFmt w:val="bullet"/>
       <w:lvlText w:val=""/>
@@ -792,10 +2639,10 @@
         <w:ind w:left="2160" w:hanging="360"/>
       </w:pPr>
       <w:rPr>
-        <w:rFonts w:hint="default" w:ascii="Wingdings" w:hAnsi="Wingdings"/>
-      </w:rPr>
-    </w:lvl>
-    <w:lvl xmlns:w="http://schemas.openxmlformats.org/wordprocessingml/2006/main" w:ilvl="3">
+        <w:rFonts w:ascii="Wingdings" w:hAnsi="Wingdings" w:hint="default"/>
+      </w:rPr>
+    </w:lvl>
+    <w:lvl w:ilvl="3" w:tplc="DB4A2FCA">
       <w:start w:val="1"/>
       <w:numFmt w:val="bullet"/>
       <w:lvlText w:val=""/>
@@ -804,10 +2651,10 @@
         <w:ind w:left="2880" w:hanging="360"/>
       </w:pPr>
       <w:rPr>
-        <w:rFonts w:hint="default" w:ascii="Symbol" w:hAnsi="Symbol"/>
-      </w:rPr>
-    </w:lvl>
-    <w:lvl xmlns:w="http://schemas.openxmlformats.org/wordprocessingml/2006/main" w:ilvl="4">
+        <w:rFonts w:ascii="Symbol" w:hAnsi="Symbol" w:hint="default"/>
+      </w:rPr>
+    </w:lvl>
+    <w:lvl w:ilvl="4" w:tplc="D0E0AD3A">
       <w:start w:val="1"/>
       <w:numFmt w:val="bullet"/>
       <w:lvlText w:val="o"/>
@@ -816,10 +2663,10 @@
         <w:ind w:left="3600" w:hanging="360"/>
       </w:pPr>
       <w:rPr>
-        <w:rFonts w:hint="default" w:ascii="Courier New" w:hAnsi="Courier New"/>
-      </w:rPr>
-    </w:lvl>
-    <w:lvl xmlns:w="http://schemas.openxmlformats.org/wordprocessingml/2006/main" w:ilvl="5">
+        <w:rFonts w:ascii="Courier New" w:hAnsi="Courier New" w:hint="default"/>
+      </w:rPr>
+    </w:lvl>
+    <w:lvl w:ilvl="5" w:tplc="2D8A63D2">
       <w:start w:val="1"/>
       <w:numFmt w:val="bullet"/>
       <w:lvlText w:val=""/>
@@ -828,10 +2675,10 @@
         <w:ind w:left="4320" w:hanging="360"/>
       </w:pPr>
       <w:rPr>
-        <w:rFonts w:hint="default" w:ascii="Wingdings" w:hAnsi="Wingdings"/>
-      </w:rPr>
-    </w:lvl>
-    <w:lvl xmlns:w="http://schemas.openxmlformats.org/wordprocessingml/2006/main" w:ilvl="6">
+        <w:rFonts w:ascii="Wingdings" w:hAnsi="Wingdings" w:hint="default"/>
+      </w:rPr>
+    </w:lvl>
+    <w:lvl w:ilvl="6" w:tplc="CE88E9E4">
       <w:start w:val="1"/>
       <w:numFmt w:val="bullet"/>
       <w:lvlText w:val=""/>
@@ -840,10 +2687,10 @@
         <w:ind w:left="5040" w:hanging="360"/>
       </w:pPr>
       <w:rPr>
-        <w:rFonts w:hint="default" w:ascii="Symbol" w:hAnsi="Symbol"/>
-      </w:rPr>
-    </w:lvl>
-    <w:lvl xmlns:w="http://schemas.openxmlformats.org/wordprocessingml/2006/main" w:ilvl="7">
+        <w:rFonts w:ascii="Symbol" w:hAnsi="Symbol" w:hint="default"/>
+      </w:rPr>
+    </w:lvl>
+    <w:lvl w:ilvl="7" w:tplc="76F6347E">
       <w:start w:val="1"/>
       <w:numFmt w:val="bullet"/>
       <w:lvlText w:val="o"/>
@@ -852,10 +2699,10 @@
         <w:ind w:left="5760" w:hanging="360"/>
       </w:pPr>
       <w:rPr>
-        <w:rFonts w:hint="default" w:ascii="Courier New" w:hAnsi="Courier New"/>
-      </w:rPr>
-    </w:lvl>
-    <w:lvl xmlns:w="http://schemas.openxmlformats.org/wordprocessingml/2006/main" w:ilvl="8">
+        <w:rFonts w:ascii="Courier New" w:hAnsi="Courier New" w:hint="default"/>
+      </w:rPr>
+    </w:lvl>
+    <w:lvl w:ilvl="8" w:tplc="415008B4">
       <w:start w:val="1"/>
       <w:numFmt w:val="bullet"/>
       <w:lvlText w:val=""/>
@@ -864,26 +2711,226 @@
         <w:ind w:left="6480" w:hanging="360"/>
       </w:pPr>
       <w:rPr>
-        <w:rFonts w:hint="default" w:ascii="Wingdings" w:hAnsi="Wingdings"/>
+        <w:rFonts w:ascii="Wingdings" w:hAnsi="Wingdings" w:hint="default"/>
       </w:rPr>
     </w:lvl>
   </w:abstractNum>
-  <w:abstractNum xmlns:w="http://schemas.openxmlformats.org/wordprocessingml/2006/main" w:abstractNumId="1">
-    <w:nsid w:val="488ce60f"/>
-    <w:multiLevelType xmlns:w="http://schemas.openxmlformats.org/wordprocessingml/2006/main" w:val="hybridMultilevel"/>
-    <w:lvl xmlns:w="http://schemas.openxmlformats.org/wordprocessingml/2006/main" w:ilvl="0">
+  <w:abstractNum w:abstractNumId="8" w15:restartNumberingAfterBreak="0">
+    <w:nsid w:val="646B1BCE"/>
+    <w:multiLevelType w:val="hybridMultilevel"/>
+    <w:tmpl w:val="3B022A2A"/>
+    <w:lvl w:ilvl="0" w:tplc="0409000F">
+      <w:start w:val="1"/>
+      <w:numFmt w:val="decimal"/>
+      <w:lvlText w:val="%1."/>
+      <w:lvlJc w:val="left"/>
+      <w:pPr>
+        <w:ind w:left="720" w:hanging="360"/>
+      </w:pPr>
+      <w:rPr>
+        <w:rFonts w:hint="default"/>
+      </w:rPr>
+    </w:lvl>
+    <w:lvl w:ilvl="1" w:tplc="FFFFFFFF">
+      <w:start w:val="1"/>
+      <w:numFmt w:val="bullet"/>
+      <w:lvlText w:val="o"/>
+      <w:lvlJc w:val="left"/>
+      <w:pPr>
+        <w:ind w:left="1440" w:hanging="360"/>
+      </w:pPr>
+      <w:rPr>
+        <w:rFonts w:ascii="Courier New" w:hAnsi="Courier New" w:hint="default"/>
+      </w:rPr>
+    </w:lvl>
+    <w:lvl w:ilvl="2" w:tplc="FFFFFFFF">
+      <w:start w:val="1"/>
+      <w:numFmt w:val="bullet"/>
+      <w:lvlText w:val=""/>
+      <w:lvlJc w:val="left"/>
+      <w:pPr>
+        <w:ind w:left="2160" w:hanging="360"/>
+      </w:pPr>
+      <w:rPr>
+        <w:rFonts w:ascii="Wingdings" w:hAnsi="Wingdings" w:hint="default"/>
+      </w:rPr>
+    </w:lvl>
+    <w:lvl w:ilvl="3" w:tplc="FFFFFFFF">
       <w:start w:val="1"/>
       <w:numFmt w:val="bullet"/>
       <w:lvlText w:val=""/>
       <w:lvlJc w:val="left"/>
       <w:pPr>
+        <w:ind w:left="2880" w:hanging="360"/>
+      </w:pPr>
+      <w:rPr>
+        <w:rFonts w:ascii="Symbol" w:hAnsi="Symbol" w:hint="default"/>
+      </w:rPr>
+    </w:lvl>
+    <w:lvl w:ilvl="4" w:tplc="FFFFFFFF">
+      <w:start w:val="1"/>
+      <w:numFmt w:val="bullet"/>
+      <w:lvlText w:val="o"/>
+      <w:lvlJc w:val="left"/>
+      <w:pPr>
+        <w:ind w:left="3600" w:hanging="360"/>
+      </w:pPr>
+      <w:rPr>
+        <w:rFonts w:ascii="Courier New" w:hAnsi="Courier New" w:hint="default"/>
+      </w:rPr>
+    </w:lvl>
+    <w:lvl w:ilvl="5" w:tplc="FFFFFFFF">
+      <w:start w:val="1"/>
+      <w:numFmt w:val="bullet"/>
+      <w:lvlText w:val=""/>
+      <w:lvlJc w:val="left"/>
+      <w:pPr>
+        <w:ind w:left="4320" w:hanging="360"/>
+      </w:pPr>
+      <w:rPr>
+        <w:rFonts w:ascii="Wingdings" w:hAnsi="Wingdings" w:hint="default"/>
+      </w:rPr>
+    </w:lvl>
+    <w:lvl w:ilvl="6" w:tplc="FFFFFFFF">
+      <w:start w:val="1"/>
+      <w:numFmt w:val="bullet"/>
+      <w:lvlText w:val=""/>
+      <w:lvlJc w:val="left"/>
+      <w:pPr>
+        <w:ind w:left="5040" w:hanging="360"/>
+      </w:pPr>
+      <w:rPr>
+        <w:rFonts w:ascii="Symbol" w:hAnsi="Symbol" w:hint="default"/>
+      </w:rPr>
+    </w:lvl>
+    <w:lvl w:ilvl="7" w:tplc="FFFFFFFF">
+      <w:start w:val="1"/>
+      <w:numFmt w:val="bullet"/>
+      <w:lvlText w:val="o"/>
+      <w:lvlJc w:val="left"/>
+      <w:pPr>
+        <w:ind w:left="5760" w:hanging="360"/>
+      </w:pPr>
+      <w:rPr>
+        <w:rFonts w:ascii="Courier New" w:hAnsi="Courier New" w:hint="default"/>
+      </w:rPr>
+    </w:lvl>
+    <w:lvl w:ilvl="8" w:tplc="FFFFFFFF">
+      <w:start w:val="1"/>
+      <w:numFmt w:val="bullet"/>
+      <w:lvlText w:val=""/>
+      <w:lvlJc w:val="left"/>
+      <w:pPr>
+        <w:ind w:left="6480" w:hanging="360"/>
+      </w:pPr>
+      <w:rPr>
+        <w:rFonts w:ascii="Wingdings" w:hAnsi="Wingdings" w:hint="default"/>
+      </w:rPr>
+    </w:lvl>
+  </w:abstractNum>
+  <w:abstractNum w:abstractNumId="9" w15:restartNumberingAfterBreak="0">
+    <w:nsid w:val="6E3832E6"/>
+    <w:multiLevelType w:val="hybridMultilevel"/>
+    <w:tmpl w:val="B96A86F0"/>
+    <w:lvl w:ilvl="0" w:tplc="0409000F">
+      <w:start w:val="1"/>
+      <w:numFmt w:val="decimal"/>
+      <w:lvlText w:val="%1."/>
+      <w:lvlJc w:val="left"/>
+      <w:pPr>
+        <w:ind w:left="1440" w:hanging="360"/>
+      </w:pPr>
+    </w:lvl>
+    <w:lvl w:ilvl="1" w:tplc="04090019" w:tentative="1">
+      <w:start w:val="1"/>
+      <w:numFmt w:val="lowerLetter"/>
+      <w:lvlText w:val="%2."/>
+      <w:lvlJc w:val="left"/>
+      <w:pPr>
+        <w:ind w:left="2160" w:hanging="360"/>
+      </w:pPr>
+    </w:lvl>
+    <w:lvl w:ilvl="2" w:tplc="0409001B" w:tentative="1">
+      <w:start w:val="1"/>
+      <w:numFmt w:val="lowerRoman"/>
+      <w:lvlText w:val="%3."/>
+      <w:lvlJc w:val="right"/>
+      <w:pPr>
+        <w:ind w:left="2880" w:hanging="180"/>
+      </w:pPr>
+    </w:lvl>
+    <w:lvl w:ilvl="3" w:tplc="0409000F" w:tentative="1">
+      <w:start w:val="1"/>
+      <w:numFmt w:val="decimal"/>
+      <w:lvlText w:val="%4."/>
+      <w:lvlJc w:val="left"/>
+      <w:pPr>
+        <w:ind w:left="3600" w:hanging="360"/>
+      </w:pPr>
+    </w:lvl>
+    <w:lvl w:ilvl="4" w:tplc="04090019" w:tentative="1">
+      <w:start w:val="1"/>
+      <w:numFmt w:val="lowerLetter"/>
+      <w:lvlText w:val="%5."/>
+      <w:lvlJc w:val="left"/>
+      <w:pPr>
+        <w:ind w:left="4320" w:hanging="360"/>
+      </w:pPr>
+    </w:lvl>
+    <w:lvl w:ilvl="5" w:tplc="0409001B" w:tentative="1">
+      <w:start w:val="1"/>
+      <w:numFmt w:val="lowerRoman"/>
+      <w:lvlText w:val="%6."/>
+      <w:lvlJc w:val="right"/>
+      <w:pPr>
+        <w:ind w:left="5040" w:hanging="180"/>
+      </w:pPr>
+    </w:lvl>
+    <w:lvl w:ilvl="6" w:tplc="0409000F" w:tentative="1">
+      <w:start w:val="1"/>
+      <w:numFmt w:val="decimal"/>
+      <w:lvlText w:val="%7."/>
+      <w:lvlJc w:val="left"/>
+      <w:pPr>
+        <w:ind w:left="5760" w:hanging="360"/>
+      </w:pPr>
+    </w:lvl>
+    <w:lvl w:ilvl="7" w:tplc="04090019" w:tentative="1">
+      <w:start w:val="1"/>
+      <w:numFmt w:val="lowerLetter"/>
+      <w:lvlText w:val="%8."/>
+      <w:lvlJc w:val="left"/>
+      <w:pPr>
+        <w:ind w:left="6480" w:hanging="360"/>
+      </w:pPr>
+    </w:lvl>
+    <w:lvl w:ilvl="8" w:tplc="0409001B" w:tentative="1">
+      <w:start w:val="1"/>
+      <w:numFmt w:val="lowerRoman"/>
+      <w:lvlText w:val="%9."/>
+      <w:lvlJc w:val="right"/>
+      <w:pPr>
+        <w:ind w:left="7200" w:hanging="180"/>
+      </w:pPr>
+    </w:lvl>
+  </w:abstractNum>
+  <w:abstractNum w:abstractNumId="10" w15:restartNumberingAfterBreak="0">
+    <w:nsid w:val="71D33A1F"/>
+    <w:multiLevelType w:val="hybridMultilevel"/>
+    <w:tmpl w:val="B2C25B9C"/>
+    <w:lvl w:ilvl="0" w:tplc="DEF4C688">
+      <w:start w:val="1"/>
+      <w:numFmt w:val="bullet"/>
+      <w:lvlText w:val=""/>
+      <w:lvlJc w:val="left"/>
+      <w:pPr>
         <w:ind w:left="720" w:hanging="360"/>
       </w:pPr>
       <w:rPr>
-        <w:rFonts w:hint="default" w:ascii="Symbol" w:hAnsi="Symbol"/>
-      </w:rPr>
-    </w:lvl>
-    <w:lvl xmlns:w="http://schemas.openxmlformats.org/wordprocessingml/2006/main" w:ilvl="1">
+        <w:rFonts w:ascii="Symbol" w:hAnsi="Symbol" w:hint="default"/>
+      </w:rPr>
+    </w:lvl>
+    <w:lvl w:ilvl="1" w:tplc="E7F2D11E">
       <w:start w:val="1"/>
       <w:numFmt w:val="bullet"/>
       <w:lvlText w:val="o"/>
@@ -892,10 +2939,10 @@
         <w:ind w:left="1440" w:hanging="360"/>
       </w:pPr>
       <w:rPr>
-        <w:rFonts w:hint="default" w:ascii="Courier New" w:hAnsi="Courier New"/>
-      </w:rPr>
-    </w:lvl>
-    <w:lvl xmlns:w="http://schemas.openxmlformats.org/wordprocessingml/2006/main" w:ilvl="2">
+        <w:rFonts w:ascii="Courier New" w:hAnsi="Courier New" w:hint="default"/>
+      </w:rPr>
+    </w:lvl>
+    <w:lvl w:ilvl="2" w:tplc="1FD0E2E0">
       <w:start w:val="1"/>
       <w:numFmt w:val="bullet"/>
       <w:lvlText w:val=""/>
@@ -904,10 +2951,10 @@
         <w:ind w:left="2160" w:hanging="360"/>
       </w:pPr>
       <w:rPr>
-        <w:rFonts w:hint="default" w:ascii="Wingdings" w:hAnsi="Wingdings"/>
-      </w:rPr>
-    </w:lvl>
-    <w:lvl xmlns:w="http://schemas.openxmlformats.org/wordprocessingml/2006/main" w:ilvl="3">
+        <w:rFonts w:ascii="Wingdings" w:hAnsi="Wingdings" w:hint="default"/>
+      </w:rPr>
+    </w:lvl>
+    <w:lvl w:ilvl="3" w:tplc="440A89F2">
       <w:start w:val="1"/>
       <w:numFmt w:val="bullet"/>
       <w:lvlText w:val=""/>
@@ -916,10 +2963,10 @@
         <w:ind w:left="2880" w:hanging="360"/>
       </w:pPr>
       <w:rPr>
-        <w:rFonts w:hint="default" w:ascii="Symbol" w:hAnsi="Symbol"/>
-      </w:rPr>
-    </w:lvl>
-    <w:lvl xmlns:w="http://schemas.openxmlformats.org/wordprocessingml/2006/main" w:ilvl="4">
+        <w:rFonts w:ascii="Symbol" w:hAnsi="Symbol" w:hint="default"/>
+      </w:rPr>
+    </w:lvl>
+    <w:lvl w:ilvl="4" w:tplc="8A50BFD0">
       <w:start w:val="1"/>
       <w:numFmt w:val="bullet"/>
       <w:lvlText w:val="o"/>
@@ -928,10 +2975,10 @@
         <w:ind w:left="3600" w:hanging="360"/>
       </w:pPr>
       <w:rPr>
-        <w:rFonts w:hint="default" w:ascii="Courier New" w:hAnsi="Courier New"/>
-      </w:rPr>
-    </w:lvl>
-    <w:lvl xmlns:w="http://schemas.openxmlformats.org/wordprocessingml/2006/main" w:ilvl="5">
+        <w:rFonts w:ascii="Courier New" w:hAnsi="Courier New" w:hint="default"/>
+      </w:rPr>
+    </w:lvl>
+    <w:lvl w:ilvl="5" w:tplc="33943BDA">
       <w:start w:val="1"/>
       <w:numFmt w:val="bullet"/>
       <w:lvlText w:val=""/>
@@ -940,10 +2987,10 @@
         <w:ind w:left="4320" w:hanging="360"/>
       </w:pPr>
       <w:rPr>
-        <w:rFonts w:hint="default" w:ascii="Wingdings" w:hAnsi="Wingdings"/>
-      </w:rPr>
-    </w:lvl>
-    <w:lvl xmlns:w="http://schemas.openxmlformats.org/wordprocessingml/2006/main" w:ilvl="6">
+        <w:rFonts w:ascii="Wingdings" w:hAnsi="Wingdings" w:hint="default"/>
+      </w:rPr>
+    </w:lvl>
+    <w:lvl w:ilvl="6" w:tplc="99FAB7E6">
       <w:start w:val="1"/>
       <w:numFmt w:val="bullet"/>
       <w:lvlText w:val=""/>
@@ -952,10 +2999,10 @@
         <w:ind w:left="5040" w:hanging="360"/>
       </w:pPr>
       <w:rPr>
-        <w:rFonts w:hint="default" w:ascii="Symbol" w:hAnsi="Symbol"/>
-      </w:rPr>
-    </w:lvl>
-    <w:lvl xmlns:w="http://schemas.openxmlformats.org/wordprocessingml/2006/main" w:ilvl="7">
+        <w:rFonts w:ascii="Symbol" w:hAnsi="Symbol" w:hint="default"/>
+      </w:rPr>
+    </w:lvl>
+    <w:lvl w:ilvl="7" w:tplc="733AE256">
       <w:start w:val="1"/>
       <w:numFmt w:val="bullet"/>
       <w:lvlText w:val="o"/>
@@ -964,10 +3011,10 @@
         <w:ind w:left="5760" w:hanging="360"/>
       </w:pPr>
       <w:rPr>
-        <w:rFonts w:hint="default" w:ascii="Courier New" w:hAnsi="Courier New"/>
-      </w:rPr>
-    </w:lvl>
-    <w:lvl xmlns:w="http://schemas.openxmlformats.org/wordprocessingml/2006/main" w:ilvl="8">
+        <w:rFonts w:ascii="Courier New" w:hAnsi="Courier New" w:hint="default"/>
+      </w:rPr>
+    </w:lvl>
+    <w:lvl w:ilvl="8" w:tplc="A1BC4B78">
       <w:start w:val="1"/>
       <w:numFmt w:val="bullet"/>
       <w:lvlText w:val=""/>
@@ -976,31 +3023,52 @@
         <w:ind w:left="6480" w:hanging="360"/>
       </w:pPr>
       <w:rPr>
-        <w:rFonts w:hint="default" w:ascii="Wingdings" w:hAnsi="Wingdings"/>
+        <w:rFonts w:ascii="Wingdings" w:hAnsi="Wingdings" w:hint="default"/>
       </w:rPr>
     </w:lvl>
   </w:abstractNum>
-  <w:num w:numId="4">
+  <w:num w:numId="1" w16cid:durableId="2021618450">
+    <w:abstractNumId w:val="0"/>
+  </w:num>
+  <w:num w:numId="2" w16cid:durableId="1308513302">
+    <w:abstractNumId w:val="10"/>
+  </w:num>
+  <w:num w:numId="3" w16cid:durableId="2082630538">
+    <w:abstractNumId w:val="7"/>
+  </w:num>
+  <w:num w:numId="4" w16cid:durableId="1059938750">
+    <w:abstractNumId w:val="6"/>
+  </w:num>
+  <w:num w:numId="5" w16cid:durableId="930237055">
+    <w:abstractNumId w:val="1"/>
+  </w:num>
+  <w:num w:numId="6" w16cid:durableId="1525703480">
+    <w:abstractNumId w:val="8"/>
+  </w:num>
+  <w:num w:numId="7" w16cid:durableId="890457027">
     <w:abstractNumId w:val="4"/>
   </w:num>
-  <w:num w:numId="3">
+  <w:num w:numId="8" w16cid:durableId="1195079585">
     <w:abstractNumId w:val="3"/>
   </w:num>
-  <w:num w:numId="2">
+  <w:num w:numId="9" w16cid:durableId="391199838">
     <w:abstractNumId w:val="2"/>
   </w:num>
-  <w:num w:numId="1">
-    <w:abstractNumId w:val="1"/>
+  <w:num w:numId="10" w16cid:durableId="1379208475">
+    <w:abstractNumId w:val="9"/>
+  </w:num>
+  <w:num w:numId="11" w16cid:durableId="1627933045">
+    <w:abstractNumId w:val="5"/>
   </w:num>
 </w:numbering>
 </file>
 
 <file path=word/styles.xml><?xml version="1.0" encoding="utf-8"?>
-<w:styles xmlns:wp14="http://schemas.microsoft.com/office/word/2010/wordprocessingDrawing" xmlns:mc="http://schemas.openxmlformats.org/markup-compatibility/2006" xmlns:r="http://schemas.openxmlformats.org/officeDocument/2006/relationships" xmlns:w="http://schemas.openxmlformats.org/wordprocessingml/2006/main" xmlns:w14="http://schemas.microsoft.com/office/word/2010/wordml" xmlns:w15="http://schemas.microsoft.com/office/word/2012/wordml" xmlns:w16se="http://schemas.microsoft.com/office/word/2015/wordml/symex" xmlns:w16cid="http://schemas.microsoft.com/office/word/2016/wordml/cid" xmlns:w16="http://schemas.microsoft.com/office/word/2018/wordml" xmlns:w16cex="http://schemas.microsoft.com/office/word/2018/wordml/cex" xmlns:w16sdtdh="http://schemas.microsoft.com/office/word/2020/wordml/sdtdatahash" xmlns:w16sdtfl="http://schemas.microsoft.com/office/word/2024/wordml/sdtformatlock" mc:Ignorable="w14 w15 wp14 w16se w16cid w16 w16cex w16sdtdh w16sdtfl">
+<w:styles xmlns:mc="http://schemas.openxmlformats.org/markup-compatibility/2006" xmlns:r="http://schemas.openxmlformats.org/officeDocument/2006/relationships" xmlns:w="http://schemas.openxmlformats.org/wordprocessingml/2006/main" xmlns:w14="http://schemas.microsoft.com/office/word/2010/wordml" xmlns:w15="http://schemas.microsoft.com/office/word/2012/wordml" xmlns:w16cex="http://schemas.microsoft.com/office/word/2018/wordml/cex" xmlns:w16cid="http://schemas.microsoft.com/office/word/2016/wordml/cid" xmlns:w16="http://schemas.microsoft.com/office/word/2018/wordml" xmlns:w16du="http://schemas.microsoft.com/office/word/2023/wordml/word16du" xmlns:w16sdtdh="http://schemas.microsoft.com/office/word/2020/wordml/sdtdatahash" xmlns:w16sdtfl="http://schemas.microsoft.com/office/word/2024/wordml/sdtformatlock" xmlns:w16se="http://schemas.microsoft.com/office/word/2015/wordml/symex" mc:Ignorable="w14 w15 w16se w16cid w16 w16cex w16sdtdh w16sdtfl w16du">
   <w:docDefaults>
     <w:rPrDefault>
       <w:rPr>
-        <w:rFonts w:asciiTheme="minorHAnsi" w:hAnsiTheme="minorHAnsi" w:eastAsiaTheme="minorEastAsia" w:cstheme="minorBidi"/>
+        <w:rFonts w:asciiTheme="minorHAnsi" w:eastAsiaTheme="minorEastAsia" w:hAnsiTheme="minorHAnsi" w:cstheme="minorBidi"/>
         <w:sz w:val="24"/>
         <w:szCs w:val="24"/>
         <w:lang w:val="en-US" w:eastAsia="ja-JP" w:bidi="ar-SA"/>
@@ -1012,17 +3080,17 @@
       </w:pPr>
     </w:pPrDefault>
   </w:docDefaults>
-  <w:latentStyles w:defLockedState="0" w:defUIPriority="99" w:defSemiHidden="0" w:defUnhideWhenUsed="0" w:defQFormat="0" w:count="371">
+  <w:latentStyles w:defLockedState="0" w:defUIPriority="99" w:defSemiHidden="0" w:defUnhideWhenUsed="0" w:defQFormat="0" w:count="376">
     <w:lsdException w:name="Normal" w:uiPriority="0" w:qFormat="1"/>
     <w:lsdException w:name="heading 1" w:uiPriority="9" w:qFormat="1"/>
-    <w:lsdException w:name="heading 2" w:uiPriority="9" w:semiHidden="1" w:unhideWhenUsed="1" w:qFormat="1"/>
-    <w:lsdException w:name="heading 3" w:uiPriority="9" w:semiHidden="1" w:unhideWhenUsed="1" w:qFormat="1"/>
-    <w:lsdException w:name="heading 4" w:uiPriority="9" w:semiHidden="1" w:unhideWhenUsed="1" w:qFormat="1"/>
-    <w:lsdException w:name="heading 5" w:uiPriority="9" w:semiHidden="1" w:unhideWhenUsed="1" w:qFormat="1"/>
-    <w:lsdException w:name="heading 6" w:uiPriority="9" w:semiHidden="1" w:unhideWhenUsed="1" w:qFormat="1"/>
-    <w:lsdException w:name="heading 7" w:uiPriority="9" w:semiHidden="1" w:unhideWhenUsed="1" w:qFormat="1"/>
-    <w:lsdException w:name="heading 8" w:uiPriority="9" w:semiHidden="1" w:unhideWhenUsed="1" w:qFormat="1"/>
-    <w:lsdException w:name="heading 9" w:uiPriority="9" w:semiHidden="1" w:unhideWhenUsed="1" w:qFormat="1"/>
+    <w:lsdException w:name="heading 2" w:semiHidden="1" w:uiPriority="9" w:unhideWhenUsed="1" w:qFormat="1"/>
+    <w:lsdException w:name="heading 3" w:semiHidden="1" w:uiPriority="9" w:unhideWhenUsed="1" w:qFormat="1"/>
+    <w:lsdException w:name="heading 4" w:semiHidden="1" w:uiPriority="9" w:unhideWhenUsed="1" w:qFormat="1"/>
+    <w:lsdException w:name="heading 5" w:semiHidden="1" w:uiPriority="9" w:unhideWhenUsed="1" w:qFormat="1"/>
+    <w:lsdException w:name="heading 6" w:semiHidden="1" w:uiPriority="9" w:unhideWhenUsed="1" w:qFormat="1"/>
+    <w:lsdException w:name="heading 7" w:semiHidden="1" w:uiPriority="9" w:unhideWhenUsed="1" w:qFormat="1"/>
+    <w:lsdException w:name="heading 8" w:semiHidden="1" w:uiPriority="9" w:unhideWhenUsed="1" w:qFormat="1"/>
+    <w:lsdException w:name="heading 9" w:semiHidden="1" w:uiPriority="9" w:unhideWhenUsed="1" w:qFormat="1"/>
     <w:lsdException w:name="index 1" w:semiHidden="1" w:unhideWhenUsed="1"/>
     <w:lsdException w:name="index 2" w:semiHidden="1" w:unhideWhenUsed="1"/>
     <w:lsdException w:name="index 3" w:semiHidden="1" w:unhideWhenUsed="1"/>
@@ -1032,22 +3100,22 @@
     <w:lsdException w:name="index 7" w:semiHidden="1" w:unhideWhenUsed="1"/>
     <w:lsdException w:name="index 8" w:semiHidden="1" w:unhideWhenUsed="1"/>
     <w:lsdException w:name="index 9" w:semiHidden="1" w:unhideWhenUsed="1"/>
-    <w:lsdException w:name="toc 1" w:uiPriority="39" w:semiHidden="1" w:unhideWhenUsed="1"/>
-    <w:lsdException w:name="toc 2" w:uiPriority="39" w:semiHidden="1" w:unhideWhenUsed="1"/>
-    <w:lsdException w:name="toc 3" w:uiPriority="39" w:semiHidden="1" w:unhideWhenUsed="1"/>
-    <w:lsdException w:name="toc 4" w:uiPriority="39" w:semiHidden="1" w:unhideWhenUsed="1"/>
-    <w:lsdException w:name="toc 5" w:uiPriority="39" w:semiHidden="1" w:unhideWhenUsed="1"/>
-    <w:lsdException w:name="toc 6" w:uiPriority="39" w:semiHidden="1" w:unhideWhenUsed="1"/>
-    <w:lsdException w:name="toc 7" w:uiPriority="39" w:semiHidden="1" w:unhideWhenUsed="1"/>
-    <w:lsdException w:name="toc 8" w:uiPriority="39" w:semiHidden="1" w:unhideWhenUsed="1"/>
-    <w:lsdException w:name="toc 9" w:uiPriority="39" w:semiHidden="1" w:unhideWhenUsed="1"/>
+    <w:lsdException w:name="toc 1" w:semiHidden="1" w:uiPriority="39" w:unhideWhenUsed="1"/>
+    <w:lsdException w:name="toc 2" w:semiHidden="1" w:uiPriority="39" w:unhideWhenUsed="1"/>
+    <w:lsdException w:name="toc 3" w:semiHidden="1" w:uiPriority="39" w:unhideWhenUsed="1"/>
+    <w:lsdException w:name="toc 4" w:semiHidden="1" w:uiPriority="39" w:unhideWhenUsed="1"/>
+    <w:lsdException w:name="toc 5" w:semiHidden="1" w:uiPriority="39" w:unhideWhenUsed="1"/>
+    <w:lsdException w:name="toc 6" w:semiHidden="1" w:uiPriority="39" w:unhideWhenUsed="1"/>
+    <w:lsdException w:name="toc 7" w:semiHidden="1" w:uiPriority="39" w:unhideWhenUsed="1"/>
+    <w:lsdException w:name="toc 8" w:semiHidden="1" w:uiPriority="39" w:unhideWhenUsed="1"/>
+    <w:lsdException w:name="toc 9" w:semiHidden="1" w:uiPriority="39" w:unhideWhenUsed="1"/>
     <w:lsdException w:name="Normal Indent" w:semiHidden="1" w:unhideWhenUsed="1"/>
     <w:lsdException w:name="footnote text" w:semiHidden="1" w:unhideWhenUsed="1"/>
     <w:lsdException w:name="annotation text" w:semiHidden="1" w:unhideWhenUsed="1"/>
     <w:lsdException w:name="header" w:semiHidden="1" w:unhideWhenUsed="1"/>
     <w:lsdException w:name="footer" w:semiHidden="1" w:unhideWhenUsed="1"/>
     <w:lsdException w:name="index heading" w:semiHidden="1" w:unhideWhenUsed="1"/>
-    <w:lsdException w:name="caption" w:uiPriority="35" w:semiHidden="1" w:unhideWhenUsed="1" w:qFormat="1"/>
+    <w:lsdException w:name="caption" w:semiHidden="1" w:uiPriority="35" w:unhideWhenUsed="1" w:qFormat="1"/>
     <w:lsdException w:name="table of figures" w:semiHidden="1" w:unhideWhenUsed="1"/>
     <w:lsdException w:name="envelope address" w:semiHidden="1" w:unhideWhenUsed="1"/>
     <w:lsdException w:name="envelope return" w:semiHidden="1" w:unhideWhenUsed="1"/>
@@ -1078,7 +3146,7 @@
     <w:lsdException w:name="Title" w:uiPriority="10" w:qFormat="1"/>
     <w:lsdException w:name="Closing" w:semiHidden="1" w:unhideWhenUsed="1"/>
     <w:lsdException w:name="Signature" w:semiHidden="1" w:unhideWhenUsed="1"/>
-    <w:lsdException w:name="Default Paragraph Font" w:uiPriority="1" w:semiHidden="1" w:unhideWhenUsed="1"/>
+    <w:lsdException w:name="Default Paragraph Font" w:semiHidden="1" w:uiPriority="1" w:unhideWhenUsed="1"/>
     <w:lsdException w:name="Body Text" w:semiHidden="1" w:unhideWhenUsed="1"/>
     <w:lsdException w:name="Body Text Indent" w:semiHidden="1" w:unhideWhenUsed="1"/>
     <w:lsdException w:name="List Continue" w:semiHidden="1" w:unhideWhenUsed="1"/>
@@ -1278,8 +3346,8 @@
     <w:lsdException w:name="Subtle Reference" w:uiPriority="31" w:qFormat="1"/>
     <w:lsdException w:name="Intense Reference" w:uiPriority="32" w:qFormat="1"/>
     <w:lsdException w:name="Book Title" w:uiPriority="33" w:qFormat="1"/>
-    <w:lsdException w:name="Bibliography" w:uiPriority="37" w:semiHidden="1" w:unhideWhenUsed="1"/>
-    <w:lsdException w:name="TOC Heading" w:uiPriority="39" w:semiHidden="1" w:unhideWhenUsed="1" w:qFormat="1"/>
+    <w:lsdException w:name="Bibliography" w:semiHidden="1" w:uiPriority="37" w:unhideWhenUsed="1"/>
+    <w:lsdException w:name="TOC Heading" w:semiHidden="1" w:uiPriority="39" w:unhideWhenUsed="1" w:qFormat="1"/>
     <w:lsdException w:name="Plain Table 1" w:uiPriority="41"/>
     <w:lsdException w:name="Plain Table 2" w:uiPriority="42"/>
     <w:lsdException w:name="Plain Table 3" w:uiPriority="43"/>
@@ -1384,18 +3452,84 @@
     <w:lsdException w:name="List Table 5 Dark Accent 6" w:uiPriority="50"/>
     <w:lsdException w:name="List Table 6 Colorful Accent 6" w:uiPriority="51"/>
     <w:lsdException w:name="List Table 7 Colorful Accent 6" w:uiPriority="52"/>
+    <w:lsdException w:name="Mention" w:semiHidden="1" w:unhideWhenUsed="1"/>
+    <w:lsdException w:name="Smart Hyperlink" w:semiHidden="1" w:unhideWhenUsed="1"/>
+    <w:lsdException w:name="Hashtag" w:semiHidden="1" w:unhideWhenUsed="1"/>
+    <w:lsdException w:name="Unresolved Mention" w:semiHidden="1" w:unhideWhenUsed="1"/>
+    <w:lsdException w:name="Smart Link" w:semiHidden="1" w:unhideWhenUsed="1"/>
   </w:latentStyles>
-  <w:style w:type="paragraph" w:styleId="Normal" w:default="1">
+  <w:style w:type="paragraph" w:default="1" w:styleId="Normal">
     <w:name w:val="Normal"/>
     <w:qFormat/>
   </w:style>
-  <w:style w:type="character" w:styleId="DefaultParagraphFont" w:default="1">
+  <w:style w:type="paragraph" w:styleId="Heading1">
+    <w:name w:val="heading 1"/>
+    <w:basedOn w:val="Normal"/>
+    <w:next w:val="Normal"/>
+    <w:uiPriority w:val="9"/>
+    <w:qFormat/>
+    <w:rsid w:val="761BA561"/>
+    <w:pPr>
+      <w:keepNext/>
+      <w:keepLines/>
+      <w:spacing w:before="360" w:after="80"/>
+      <w:outlineLvl w:val="0"/>
+    </w:pPr>
+    <w:rPr>
+      <w:rFonts w:asciiTheme="majorHAnsi" w:eastAsiaTheme="majorEastAsia" w:hAnsiTheme="majorHAnsi" w:cstheme="majorBidi"/>
+      <w:color w:val="0F4761" w:themeColor="accent1" w:themeShade="BF"/>
+      <w:sz w:val="40"/>
+      <w:szCs w:val="40"/>
+    </w:rPr>
+  </w:style>
+  <w:style w:type="paragraph" w:styleId="Heading2">
+    <w:name w:val="heading 2"/>
+    <w:basedOn w:val="Normal"/>
+    <w:next w:val="Normal"/>
+    <w:uiPriority w:val="9"/>
+    <w:unhideWhenUsed/>
+    <w:qFormat/>
+    <w:rsid w:val="761BA561"/>
+    <w:pPr>
+      <w:keepNext/>
+      <w:keepLines/>
+      <w:spacing w:before="160" w:after="80"/>
+      <w:outlineLvl w:val="1"/>
+    </w:pPr>
+    <w:rPr>
+      <w:rFonts w:asciiTheme="majorHAnsi" w:eastAsiaTheme="majorEastAsia" w:hAnsiTheme="majorHAnsi" w:cstheme="majorBidi"/>
+      <w:color w:val="0F4761" w:themeColor="accent1" w:themeShade="BF"/>
+      <w:sz w:val="32"/>
+      <w:szCs w:val="32"/>
+    </w:rPr>
+  </w:style>
+  <w:style w:type="paragraph" w:styleId="Heading3">
+    <w:name w:val="heading 3"/>
+    <w:basedOn w:val="Normal"/>
+    <w:next w:val="Normal"/>
+    <w:uiPriority w:val="9"/>
+    <w:unhideWhenUsed/>
+    <w:qFormat/>
+    <w:rsid w:val="761BA561"/>
+    <w:pPr>
+      <w:keepNext/>
+      <w:keepLines/>
+      <w:spacing w:before="160" w:after="80"/>
+      <w:outlineLvl w:val="2"/>
+    </w:pPr>
+    <w:rPr>
+      <w:rFonts w:eastAsiaTheme="majorEastAsia" w:cstheme="majorBidi"/>
+      <w:color w:val="0F4761" w:themeColor="accent1" w:themeShade="BF"/>
+      <w:sz w:val="28"/>
+      <w:szCs w:val="28"/>
+    </w:rPr>
+  </w:style>
+  <w:style w:type="character" w:default="1" w:styleId="DefaultParagraphFont">
     <w:name w:val="Default Paragraph Font"/>
     <w:uiPriority w:val="1"/>
-    <w:semiHidden/>
     <w:unhideWhenUsed/>
   </w:style>
-  <w:style w:type="table" w:styleId="TableNormal" w:default="1">
+  <w:style w:type="table" w:default="1" w:styleId="TableNormal">
     <w:name w:val="Normal Table"/>
     <w:uiPriority w:val="99"/>
     <w:semiHidden/>
@@ -1410,82 +3544,19 @@
       </w:tblCellMar>
     </w:tblPr>
   </w:style>
-  <w:style w:type="numbering" w:styleId="NoList" w:default="1">
+  <w:style w:type="numbering" w:default="1" w:styleId="NoList">
     <w:name w:val="No List"/>
     <w:uiPriority w:val="99"/>
     <w:semiHidden/>
     <w:unhideWhenUsed/>
   </w:style>
-  <w:style w:type="paragraph" w:styleId="Heading1">
-    <w:uiPriority w:val="9"/>
-    <w:name w:val="heading 1"/>
-    <w:basedOn w:val="Normal"/>
-    <w:next w:val="Normal"/>
-    <w:qFormat/>
-    <w:rsid w:val="761BA561"/>
-    <w:rPr>
-      <w:rFonts w:ascii="Aptos Display" w:hAnsi="Aptos Display" w:eastAsia="" w:cs="" w:asciiTheme="majorAscii" w:hAnsiTheme="majorAscii" w:eastAsiaTheme="majorEastAsia" w:cstheme="majorBidi"/>
-      <w:color w:val="0F4761" w:themeColor="accent1" w:themeTint="FF" w:themeShade="BF"/>
-      <w:sz w:val="40"/>
-      <w:szCs w:val="40"/>
-    </w:rPr>
-    <w:pPr>
-      <w:keepNext w:val="1"/>
-      <w:keepLines w:val="1"/>
-      <w:spacing w:before="360" w:after="80"/>
-      <w:outlineLvl w:val="0"/>
-    </w:pPr>
-  </w:style>
-  <w:style w:type="paragraph" w:styleId="Heading2">
-    <w:uiPriority w:val="9"/>
-    <w:name w:val="heading 2"/>
-    <w:basedOn w:val="Normal"/>
-    <w:next w:val="Normal"/>
-    <w:unhideWhenUsed/>
-    <w:qFormat/>
-    <w:rsid w:val="761BA561"/>
-    <w:rPr>
-      <w:rFonts w:ascii="Aptos Display" w:hAnsi="Aptos Display" w:eastAsia="" w:cs="" w:asciiTheme="majorAscii" w:hAnsiTheme="majorAscii" w:eastAsiaTheme="majorEastAsia" w:cstheme="majorBidi"/>
-      <w:color w:val="0F4761" w:themeColor="accent1" w:themeTint="FF" w:themeShade="BF"/>
-      <w:sz w:val="32"/>
-      <w:szCs w:val="32"/>
-    </w:rPr>
-    <w:pPr>
-      <w:keepNext w:val="1"/>
-      <w:keepLines w:val="1"/>
-      <w:spacing w:before="160" w:after="80"/>
-      <w:outlineLvl w:val="1"/>
-    </w:pPr>
-  </w:style>
-  <w:style w:type="paragraph" w:styleId="Heading3">
-    <w:uiPriority w:val="9"/>
-    <w:name w:val="heading 3"/>
-    <w:basedOn w:val="Normal"/>
-    <w:next w:val="Normal"/>
-    <w:unhideWhenUsed/>
-    <w:qFormat/>
-    <w:rsid w:val="761BA561"/>
-    <w:rPr>
-      <w:rFonts w:eastAsia="" w:cs="" w:eastAsiaTheme="majorEastAsia" w:cstheme="majorBidi"/>
-      <w:color w:val="0F4761" w:themeColor="accent1" w:themeTint="FF" w:themeShade="BF"/>
-      <w:sz w:val="28"/>
-      <w:szCs w:val="28"/>
-    </w:rPr>
-    <w:pPr>
-      <w:keepNext w:val="1"/>
-      <w:keepLines w:val="1"/>
-      <w:spacing w:before="160" w:after="80"/>
-      <w:outlineLvl w:val="2"/>
-    </w:pPr>
-  </w:style>
   <w:style w:type="paragraph" w:styleId="ListParagraph">
-    <w:uiPriority w:val="34"/>
     <w:name w:val="List Paragraph"/>
     <w:basedOn w:val="Normal"/>
+    <w:uiPriority w:val="34"/>
     <w:qFormat/>
     <w:rsid w:val="761BA561"/>
     <w:pPr>
-      <w:spacing/>
       <w:ind w:left="720"/>
       <w:contextualSpacing/>
     </w:pPr>
@@ -1494,7 +3565,7 @@
 </file>
 
 <file path=word/theme/theme1.xml><?xml version="1.0" encoding="utf-8"?>
-<a:theme xmlns:thm15="http://schemas.microsoft.com/office/thememl/2012/main" xmlns:a="http://schemas.openxmlformats.org/drawingml/2006/main" name="Office Theme">
+<a:theme xmlns:a="http://schemas.openxmlformats.org/drawingml/2006/main" name="Office Theme">
   <a:themeElements>
     <a:clrScheme name="Office">
       <a:dk1>
